--- a/projects/36_slave_dragon_king/노예라 불린 용의 공주 · 그가 버린 흑발의 연인_대사·오류 정리(10.28).docx
+++ b/projects/36_slave_dragon_king/노예라 불린 용의 공주 · 그가 버린 흑발의 연인_대사·오류 정리(10.28).docx
@@ -50,6 +50,146 @@
     </w:p>
     <w:p>
       <w:pPr>
+        <w:spacing w:before="0" w:after="100" w:line="312" w:lineRule="auto"/>
+      </w:pPr>
+      <w:r>
+        <w:rPr>
+          <w:rFonts w:ascii="맑은 고딕" w:hAnsi="맑은 고딕" w:eastAsia="맑은 고딕"/>
+          <w:b w:val="0"/>
+          <w:color w:val="1A1A1A"/>
+          <w:sz w:val="21"/>
+        </w:rPr>
+        <w:t xml:space="preserve">용어: </w:t>
+      </w:r>
+      <w:r>
+        <w:rPr>
+          <w:rFonts w:ascii="맑은 고딕" w:hAnsi="맑은 고딕" w:eastAsia="맑은 고딕"/>
+          <w:b/>
+          <w:color w:val="1A1A1A"/>
+          <w:sz w:val="21"/>
+        </w:rPr>
+        <w:t>10.22 원고 · 10.27 원고</w:t>
+      </w:r>
+      <w:r>
+        <w:rPr>
+          <w:rFonts w:ascii="맑은 고딕" w:hAnsi="맑은 고딕" w:eastAsia="맑은 고딕"/>
+          <w:b w:val="0"/>
+          <w:color w:val="1A1A1A"/>
+          <w:sz w:val="21"/>
+        </w:rPr>
+        <w:t xml:space="preserve"> = 용의 공주 10월 22일·27일 작가 원고 · </w:t>
+      </w:r>
+      <w:r>
+        <w:rPr>
+          <w:rFonts w:ascii="맑은 고딕" w:hAnsi="맑은 고딕" w:eastAsia="맑은 고딕"/>
+          <w:b/>
+          <w:color w:val="1A1A1A"/>
+          <w:sz w:val="21"/>
+        </w:rPr>
+        <w:t>10-23 요청</w:t>
+      </w:r>
+      <w:r>
+        <w:rPr>
+          <w:rFonts w:ascii="맑은 고딕" w:hAnsi="맑은 고딕" w:eastAsia="맑은 고딕"/>
+          <w:b w:val="0"/>
+          <w:color w:val="1A1A1A"/>
+          <w:sz w:val="21"/>
+        </w:rPr>
+        <w:t xml:space="preserve"> = 10월 23일 작가에게 보낸 수정 요청 · </w:t>
+      </w:r>
+      <w:r>
+        <w:rPr>
+          <w:rFonts w:ascii="맑은 고딕" w:hAnsi="맑은 고딕" w:eastAsia="맑은 고딕"/>
+          <w:b/>
+          <w:color w:val="1A1A1A"/>
+          <w:sz w:val="21"/>
+        </w:rPr>
+        <w:t>헤더</w:t>
+      </w:r>
+      <w:r>
+        <w:rPr>
+          <w:rFonts w:ascii="맑은 고딕" w:hAnsi="맑은 고딕" w:eastAsia="맑은 고딕"/>
+          <w:b w:val="0"/>
+          <w:color w:val="1A1A1A"/>
+          <w:sz w:val="21"/>
+        </w:rPr>
+        <w:t xml:space="preserve"> = 씬 첫 줄(번호/장소/낮밤/내·외) · </w:t>
+      </w:r>
+      <w:r>
+        <w:rPr>
+          <w:rFonts w:ascii="맑은 고딕" w:hAnsi="맑은 고딕" w:eastAsia="맑은 고딕"/>
+          <w:b/>
+          <w:color w:val="1A1A1A"/>
+          <w:sz w:val="21"/>
+        </w:rPr>
+        <w:t>△</w:t>
+      </w:r>
+      <w:r>
+        <w:rPr>
+          <w:rFonts w:ascii="맑은 고딕" w:hAnsi="맑은 고딕" w:eastAsia="맑은 고딕"/>
+          <w:b w:val="0"/>
+          <w:color w:val="1A1A1A"/>
+          <w:sz w:val="21"/>
+        </w:rPr>
+        <w:t xml:space="preserve"> = 지문(화면 묘사) 표시 · </w:t>
+      </w:r>
+      <w:r>
+        <w:rPr>
+          <w:rFonts w:ascii="맑은 고딕" w:hAnsi="맑은 고딕" w:eastAsia="맑은 고딕"/>
+          <w:b/>
+          <w:color w:val="1A1A1A"/>
+          <w:sz w:val="21"/>
+        </w:rPr>
+        <w:t>인물 줄</w:t>
+      </w:r>
+      <w:r>
+        <w:rPr>
+          <w:rFonts w:ascii="맑은 고딕" w:hAnsi="맑은 고딕" w:eastAsia="맑은 고딕"/>
+          <w:b w:val="0"/>
+          <w:color w:val="1A1A1A"/>
+          <w:sz w:val="21"/>
+        </w:rPr>
+        <w:t xml:space="preserve"> = 헤더 아래 등장인물 목록(人物·角色) · </w:t>
+      </w:r>
+      <w:r>
+        <w:rPr>
+          <w:rFonts w:ascii="맑은 고딕" w:hAnsi="맑은 고딕" w:eastAsia="맑은 고딕"/>
+          <w:b/>
+          <w:color w:val="1A1A1A"/>
+          <w:sz w:val="21"/>
+        </w:rPr>
+        <w:t>VO</w:t>
+      </w:r>
+      <w:r>
+        <w:rPr>
+          <w:rFonts w:ascii="맑은 고딕" w:hAnsi="맑은 고딕" w:eastAsia="맑은 고딕"/>
+          <w:b w:val="0"/>
+          <w:color w:val="1A1A1A"/>
+          <w:sz w:val="21"/>
+        </w:rPr>
+        <w:t xml:space="preserve"> = 속마음 대사 · </w:t>
+      </w:r>
+      <w:r>
+        <w:rPr>
+          <w:rFonts w:ascii="맑은 고딕" w:hAnsi="맑은 고딕" w:eastAsia="맑은 고딕"/>
+          <w:b/>
+          <w:color w:val="1A1A1A"/>
+          <w:sz w:val="21"/>
+        </w:rPr>
+        <w:t>결속</w:t>
+      </w:r>
+      <w:r>
+        <w:rPr>
+          <w:rFonts w:ascii="맑은 고딕" w:hAnsi="맑은 고딕" w:eastAsia="맑은 고딕"/>
+          <w:b w:val="0"/>
+          <w:color w:val="1A1A1A"/>
+          <w:sz w:val="21"/>
+        </w:rPr>
+        <w:t xml:space="preserve"> = 흑발에서 올리비아와 데미안이 손바닥 덩굴 문양으로 맺은 서약(14화에 완전히 끊김).</w:t>
+      </w:r>
+    </w:p>
+    <w:p>
+      <w:pPr>
         <w:spacing w:before="280" w:after="80" w:line="312" w:lineRule="auto"/>
       </w:pPr>
       <w:r>
@@ -88,7 +228,7 @@
           <w:color w:val="1A1A1A"/>
           <w:sz w:val="21"/>
         </w:rPr>
-        <w:t>· 무료 1~9화 대사 한 줄이 평균 21.2자다. 흑발 1~9화는 16.9자, 비교 원고(늑대 후계자의 세쌍둥이 1016 최종고 · 분량 문제없다고 확인된 원고) 1~9화는 17.3자. 같은 무료 구간에서 한 줄이 4자쯤 길다.</w:t>
+        <w:t>· 무료 1~9화 대사 한 줄이 평균 21.2자다. 흑발 1~9화는 16.9자, 비교 원고(늑대 후계자의 세쌍둥이 작가 최종고 · 분량 문제없다고 확인된 원고) 1~9화는 17.3자. 같은 무료 구간에서 한 줄이 4자쯤 길다.</w:t>
       </w:r>
     </w:p>
     <w:p>
@@ -118,7 +258,7 @@
           <w:color w:val="1A1A1A"/>
           <w:sz w:val="21"/>
         </w:rPr>
-        <w:t>· 말이 높다. 맹세·설교·법정 말투(不朽誓约 · 王者的心要装得下所有的子民 · 企图刺杀本公主).</w:t>
+        <w:t>· 말투가 맹세·설교·고발문처럼 딱딱하고 어렵다(不朽誓约 · 王者的心要装得下所有的子民 · 企图刺杀本公主).</w:t>
       </w:r>
     </w:p>
     <w:p>
@@ -156,7 +296,7 @@
           <w:color w:val="1A1A1A"/>
           <w:sz w:val="21"/>
         </w:rPr>
-        <w:t>(한 줄 21.2자, 비교 원고 같은 구간 19.0자). 길어지는 모양이 다르다.</w:t>
+        <w:t>(한 줄 21.2자, 비교 원고 같은 구간 19.0자). 길어지는 이유가 용의 공주와 다르다.</w:t>
       </w:r>
     </w:p>
     <w:p>
@@ -939,9 +1079,9 @@
       <w:tblGrid>
         <w:gridCol w:w="454"/>
         <w:gridCol w:w="1814"/>
-        <w:gridCol w:w="5095"/>
-        <w:gridCol w:w="2841"/>
-        <w:gridCol w:w="4820"/>
+        <w:gridCol w:w="5079"/>
+        <w:gridCol w:w="2872"/>
+        <w:gridCol w:w="4806"/>
       </w:tblGrid>
       <w:tr>
         <w:tc>
@@ -986,7 +1126,7 @@
         </w:tc>
         <w:tc>
           <w:tcPr>
-            <w:tcW w:type="dxa" w:w="5095"/>
+            <w:tcW w:type="dxa" w:w="5079"/>
             <w:shd w:val="clear" w:color="auto" w:fill="EFE6D2"/>
           </w:tcPr>
           <w:p>
@@ -1006,7 +1146,7 @@
         </w:tc>
         <w:tc>
           <w:tcPr>
-            <w:tcW w:type="dxa" w:w="2841"/>
+            <w:tcW w:type="dxa" w:w="2872"/>
             <w:shd w:val="clear" w:color="auto" w:fill="EFE6D2"/>
           </w:tcPr>
           <w:p>
@@ -1026,7 +1166,7 @@
         </w:tc>
         <w:tc>
           <w:tcPr>
-            <w:tcW w:type="dxa" w:w="4820"/>
+            <w:tcW w:type="dxa" w:w="4806"/>
             <w:shd w:val="clear" w:color="auto" w:fill="EFE6D2"/>
           </w:tcPr>
           <w:p>
@@ -1086,7 +1226,7 @@
         </w:tc>
         <w:tc>
           <w:tcPr>
-            <w:tcW w:type="dxa" w:w="5095"/>
+            <w:tcW w:type="dxa" w:w="5079"/>
           </w:tcPr>
           <w:p>
             <w:pPr>
@@ -1133,7 +1273,7 @@
         </w:tc>
         <w:tc>
           <w:tcPr>
-            <w:tcW w:type="dxa" w:w="2841"/>
+            <w:tcW w:type="dxa" w:w="2872"/>
           </w:tcPr>
           <w:p>
             <w:pPr>
@@ -1146,13 +1286,13 @@
                 <w:color w:val="1A1A1A"/>
                 <w:sz w:val="19"/>
               </w:rPr>
-              <w:t>한 방에서 두 화에 걸쳐 오빠 셋이 바네사를 띄우고 달래는 대사가 10줄이다. 에드워드 첫 줄은 1화 맹세를 다시 말한다(시청자는 1화에서 봤다). 세바스찬의 "핏줄을 매개로 목숨 걸고 각성" 약속은 9화까지 다시 안 나오고, "以自身血脉为引"은 말도 어렵다.</w:t>
+              <w:t>한 방에서 두 화에 걸쳐 오빠 셋이 바네사를 추켜세우고 달래는 대사가 10줄이다. 에드워드 첫 줄은 1화 맹세를 다시 말한다(시청자는 1화에서 봤다). 세바스찬의 "핏줄을 매개로 목숨 걸고 각성" 약속은 9화까지 다시 안 나오고, "以自身血脉为引"은 말도 어렵다.</w:t>
             </w:r>
           </w:p>
         </w:tc>
         <w:tc>
           <w:tcPr>
-            <w:tcW w:type="dxa" w:w="4820"/>
+            <w:tcW w:type="dxa" w:w="4806"/>
           </w:tcPr>
           <w:p>
             <w:pPr>
@@ -1179,7 +1319,7 @@
                 <w:color w:val="1A1A1A"/>
                 <w:sz w:val="19"/>
               </w:rPr>
-              <w:t>남는 정보(오늘 성인식·혈통 의식 / 반지가 또 거부 / 반란 탓이라는 오빠 말 / 축제 절정에 여왕 발표)는 그대로 있다.</w:t>
+              <w:t>남는 정보(오늘 성인식·혈통 의식 / 반지가 또 바네사를 거부 / 반란 탓이라는 오빠 말 / 축제 절정에 여왕 발표)는 그대로 있다.</w:t>
             </w:r>
           </w:p>
         </w:tc>
@@ -1225,7 +1365,7 @@
         </w:tc>
         <w:tc>
           <w:tcPr>
-            <w:tcW w:type="dxa" w:w="5095"/>
+            <w:tcW w:type="dxa" w:w="5079"/>
           </w:tcPr>
           <w:p>
             <w:pPr>
@@ -1272,7 +1412,7 @@
         </w:tc>
         <w:tc>
           <w:tcPr>
-            <w:tcW w:type="dxa" w:w="2841"/>
+            <w:tcW w:type="dxa" w:w="2872"/>
           </w:tcPr>
           <w:p>
             <w:pPr>
@@ -1291,7 +1431,7 @@
         </w:tc>
         <w:tc>
           <w:tcPr>
-            <w:tcW w:type="dxa" w:w="4820"/>
+            <w:tcW w:type="dxa" w:w="4806"/>
           </w:tcPr>
           <w:p>
             <w:pPr>
@@ -1378,7 +1518,7 @@
         </w:tc>
         <w:tc>
           <w:tcPr>
-            <w:tcW w:type="dxa" w:w="5095"/>
+            <w:tcW w:type="dxa" w:w="5079"/>
           </w:tcPr>
           <w:p>
             <w:pPr>
@@ -1425,7 +1565,7 @@
         </w:tc>
         <w:tc>
           <w:tcPr>
-            <w:tcW w:type="dxa" w:w="2841"/>
+            <w:tcW w:type="dxa" w:w="2872"/>
           </w:tcPr>
           <w:p>
             <w:pPr>
@@ -1444,7 +1584,7 @@
         </w:tc>
         <w:tc>
           <w:tcPr>
-            <w:tcW w:type="dxa" w:w="4820"/>
+            <w:tcW w:type="dxa" w:w="4806"/>
           </w:tcPr>
           <w:p>
             <w:pPr>
@@ -1545,7 +1685,7 @@
         </w:tc>
         <w:tc>
           <w:tcPr>
-            <w:tcW w:type="dxa" w:w="5095"/>
+            <w:tcW w:type="dxa" w:w="5079"/>
           </w:tcPr>
           <w:p>
             <w:pPr>
@@ -1578,7 +1718,7 @@
         </w:tc>
         <w:tc>
           <w:tcPr>
-            <w:tcW w:type="dxa" w:w="2841"/>
+            <w:tcW w:type="dxa" w:w="2872"/>
           </w:tcPr>
           <w:p>
             <w:pPr>
@@ -1597,7 +1737,7 @@
         </w:tc>
         <w:tc>
           <w:tcPr>
-            <w:tcW w:type="dxa" w:w="4820"/>
+            <w:tcW w:type="dxa" w:w="4806"/>
           </w:tcPr>
           <w:p>
             <w:pPr>
@@ -1684,7 +1824,7 @@
         </w:tc>
         <w:tc>
           <w:tcPr>
-            <w:tcW w:type="dxa" w:w="5095"/>
+            <w:tcW w:type="dxa" w:w="5079"/>
           </w:tcPr>
           <w:p>
             <w:pPr>
@@ -1731,7 +1871,7 @@
         </w:tc>
         <w:tc>
           <w:tcPr>
-            <w:tcW w:type="dxa" w:w="2841"/>
+            <w:tcW w:type="dxa" w:w="2872"/>
           </w:tcPr>
           <w:p>
             <w:pPr>
@@ -1744,13 +1884,13 @@
                 <w:color w:val="1A1A1A"/>
                 <w:sz w:val="19"/>
               </w:rPr>
-              <w:t>바네사가 오빠를 부를 때마다 시청자가 방금 본 일을 처음부터 다시 말한다(30자 넘는 줄 4개, 6화 "不仅袭击我，还当众蛊惑人心"까지). 5화 첫 줄은 법정 말투(蓄意阻拦 · 企图刺杀本公主).</w:t>
+              <w:t>바네사가 오빠를 부를 때마다 시청자가 방금 본 일을 처음부터 다시 말한다(30자 넘는 줄 4개, 6화 "不仅袭击我，还当众蛊惑人心"까지). 5화 첫 줄은 재판정 고발문 같은 말투다(蓄意阻拦 · 企图刺杀本公主).</w:t>
             </w:r>
           </w:p>
         </w:tc>
         <w:tc>
           <w:tcPr>
-            <w:tcW w:type="dxa" w:w="4820"/>
+            <w:tcW w:type="dxa" w:w="4806"/>
           </w:tcPr>
           <w:p>
             <w:pPr>
@@ -1837,7 +1977,7 @@
         </w:tc>
         <w:tc>
           <w:tcPr>
-            <w:tcW w:type="dxa" w:w="5095"/>
+            <w:tcW w:type="dxa" w:w="5079"/>
           </w:tcPr>
           <w:p>
             <w:pPr>
@@ -1884,7 +2024,7 @@
         </w:tc>
         <w:tc>
           <w:tcPr>
-            <w:tcW w:type="dxa" w:w="2841"/>
+            <w:tcW w:type="dxa" w:w="2872"/>
           </w:tcPr>
           <w:p>
             <w:pPr>
@@ -1903,7 +2043,7 @@
         </w:tc>
         <w:tc>
           <w:tcPr>
-            <w:tcW w:type="dxa" w:w="4820"/>
+            <w:tcW w:type="dxa" w:w="4806"/>
           </w:tcPr>
           <w:p>
             <w:pPr>
@@ -4331,9 +4471,9 @@
       <w:tblGrid>
         <w:gridCol w:w="454"/>
         <w:gridCol w:w="1814"/>
-        <w:gridCol w:w="4725"/>
-        <w:gridCol w:w="3307"/>
-        <w:gridCol w:w="4725"/>
+        <w:gridCol w:w="4698"/>
+        <w:gridCol w:w="3361"/>
+        <w:gridCol w:w="4698"/>
       </w:tblGrid>
       <w:tr>
         <w:tc>
@@ -4378,7 +4518,7 @@
         </w:tc>
         <w:tc>
           <w:tcPr>
-            <w:tcW w:type="dxa" w:w="4725"/>
+            <w:tcW w:type="dxa" w:w="4698"/>
             <w:shd w:val="clear" w:color="auto" w:fill="EFE6D2"/>
           </w:tcPr>
           <w:p>
@@ -4398,7 +4538,7 @@
         </w:tc>
         <w:tc>
           <w:tcPr>
-            <w:tcW w:type="dxa" w:w="3307"/>
+            <w:tcW w:type="dxa" w:w="3361"/>
             <w:shd w:val="clear" w:color="auto" w:fill="EFE6D2"/>
           </w:tcPr>
           <w:p>
@@ -4418,7 +4558,7 @@
         </w:tc>
         <w:tc>
           <w:tcPr>
-            <w:tcW w:type="dxa" w:w="4725"/>
+            <w:tcW w:type="dxa" w:w="4698"/>
             <w:shd w:val="clear" w:color="auto" w:fill="EFE6D2"/>
           </w:tcPr>
           <w:p>
@@ -4478,7 +4618,7 @@
         </w:tc>
         <w:tc>
           <w:tcPr>
-            <w:tcW w:type="dxa" w:w="4725"/>
+            <w:tcW w:type="dxa" w:w="4698"/>
           </w:tcPr>
           <w:p>
             <w:pPr>
@@ -4539,7 +4679,7 @@
         </w:tc>
         <w:tc>
           <w:tcPr>
-            <w:tcW w:type="dxa" w:w="3307"/>
+            <w:tcW w:type="dxa" w:w="3361"/>
           </w:tcPr>
           <w:p>
             <w:pPr>
@@ -4558,7 +4698,7 @@
         </w:tc>
         <w:tc>
           <w:tcPr>
-            <w:tcW w:type="dxa" w:w="4725"/>
+            <w:tcW w:type="dxa" w:w="4698"/>
           </w:tcPr>
           <w:p>
             <w:pPr>
@@ -4613,7 +4753,7 @@
                 <w:color w:val="1A1A1A"/>
                 <w:sz w:val="19"/>
               </w:rPr>
-              <w:t>20화 결투 중 암살(데미안과 싸우는 자리)과 바로 이어진다.</w:t>
+              <w:t>20화 결투 중 암살(데미안과 싸우는 자리)과 바로 이어진다. "脏水"를 데미안에게 씌운다는 건 20화를 보고 잡은 방향이라, 작가 뜻이 다르면 누구에게 씌우는지만 한마디 넣는다.</w:t>
             </w:r>
           </w:p>
         </w:tc>
@@ -4659,7 +4799,7 @@
         </w:tc>
         <w:tc>
           <w:tcPr>
-            <w:tcW w:type="dxa" w:w="4725"/>
+            <w:tcW w:type="dxa" w:w="4698"/>
           </w:tcPr>
           <w:p>
             <w:pPr>
@@ -4734,7 +4874,7 @@
         </w:tc>
         <w:tc>
           <w:tcPr>
-            <w:tcW w:type="dxa" w:w="3307"/>
+            <w:tcW w:type="dxa" w:w="3361"/>
           </w:tcPr>
           <w:p>
             <w:pPr>
@@ -4747,13 +4887,13 @@
                 <w:color w:val="1A1A1A"/>
                 <w:sz w:val="19"/>
               </w:rPr>
-              <w:t>땅 주인이 누구냐를 두고 법정 변론이 오간다. 올리비아 세 줄 118자, 데미안 49자(이 대본에서 제일 긴 줄)에 같은 뜻 한 줄 더. 세금·사금고·지참금·국경·신성한 영토 — 따라가기 힘든 말이 몰려 있다. 요점은 16화 끝 "把你们霸占了十几年、属于我母亲的陪嫁领地，交出来"(어머니 영지 내놔)로 이미 섰다.</w:t>
+              <w:t>땅 주인이 누구냐를 두고 법정 변론이 오간다. 올리비아는 세 줄 118자, 데미안은 49자 한 줄(이 대본에서 제일 긴 줄)에 같은 뜻 줄을 하나 더 붙인다. 세금·사금고·지참금·국경·신성한 영토 — 따라가기 힘든 말이 몰려 있다. 요점은 16화 끝 "把你们霸占了十几年、属于我母亲的陪嫁领地，交出来"(어머니 영지 내놔)로 이미 나왔다.</w:t>
             </w:r>
           </w:p>
         </w:tc>
         <w:tc>
           <w:tcPr>
-            <w:tcW w:type="dxa" w:w="4725"/>
+            <w:tcW w:type="dxa" w:w="4698"/>
           </w:tcPr>
           <w:p>
             <w:pPr>
@@ -4854,7 +4994,7 @@
         </w:tc>
         <w:tc>
           <w:tcPr>
-            <w:tcW w:type="dxa" w:w="4725"/>
+            <w:tcW w:type="dxa" w:w="4698"/>
           </w:tcPr>
           <w:p>
             <w:pPr>
@@ -4901,7 +5041,7 @@
         </w:tc>
         <w:tc>
           <w:tcPr>
-            <w:tcW w:type="dxa" w:w="3307"/>
+            <w:tcW w:type="dxa" w:w="3361"/>
           </w:tcPr>
           <w:p>
             <w:pPr>
@@ -4920,7 +5060,7 @@
         </w:tc>
         <w:tc>
           <w:tcPr>
-            <w:tcW w:type="dxa" w:w="4725"/>
+            <w:tcW w:type="dxa" w:w="4698"/>
           </w:tcPr>
           <w:p>
             <w:pPr>
@@ -5007,7 +5147,7 @@
         </w:tc>
         <w:tc>
           <w:tcPr>
-            <w:tcW w:type="dxa" w:w="4725"/>
+            <w:tcW w:type="dxa" w:w="4698"/>
           </w:tcPr>
           <w:p>
             <w:pPr>
@@ -5082,7 +5222,7 @@
         </w:tc>
         <w:tc>
           <w:tcPr>
-            <w:tcW w:type="dxa" w:w="3307"/>
+            <w:tcW w:type="dxa" w:w="3361"/>
           </w:tcPr>
           <w:p>
             <w:pPr>
@@ -5101,7 +5241,7 @@
         </w:tc>
         <w:tc>
           <w:tcPr>
-            <w:tcW w:type="dxa" w:w="4725"/>
+            <w:tcW w:type="dxa" w:w="4698"/>
           </w:tcPr>
           <w:p>
             <w:pPr>
@@ -5114,7 +5254,7 @@
                 <w:color w:val="1A1A1A"/>
                 <w:sz w:val="19"/>
               </w:rPr>
-              <w:t>19화 귀족 B 둘째 줄 · 귀족 C 삭제. 다이앤 → 黛安：贱种就是贱种！ (잡것은 잡것이지!) — 제나 줄은 가브리엘 대사를 부르니 남긴다.</w:t>
+              <w:t>19화 귀족 B 둘째 줄 · 귀족 C 삭제. 다이앤 → 黛安：贱种就是贱种！ (잡것은 잡것이지!) — 제나 줄은 바로 뒤 가브리엘 대사가 그 대답이라 남긴다.</w:t>
             </w:r>
           </w:p>
           <w:p>
@@ -5188,7 +5328,7 @@
         </w:tc>
         <w:tc>
           <w:tcPr>
-            <w:tcW w:type="dxa" w:w="4725"/>
+            <w:tcW w:type="dxa" w:w="4698"/>
           </w:tcPr>
           <w:p>
             <w:pPr>
@@ -5235,7 +5375,7 @@
         </w:tc>
         <w:tc>
           <w:tcPr>
-            <w:tcW w:type="dxa" w:w="3307"/>
+            <w:tcW w:type="dxa" w:w="3361"/>
           </w:tcPr>
           <w:p>
             <w:pPr>
@@ -5254,7 +5394,7 @@
         </w:tc>
         <w:tc>
           <w:tcPr>
-            <w:tcW w:type="dxa" w:w="4725"/>
+            <w:tcW w:type="dxa" w:w="4698"/>
           </w:tcPr>
           <w:p>
             <w:pPr>
@@ -5327,7 +5467,7 @@
         </w:tc>
         <w:tc>
           <w:tcPr>
-            <w:tcW w:type="dxa" w:w="4725"/>
+            <w:tcW w:type="dxa" w:w="4698"/>
           </w:tcPr>
           <w:p>
             <w:pPr>
@@ -5388,7 +5528,7 @@
         </w:tc>
         <w:tc>
           <w:tcPr>
-            <w:tcW w:type="dxa" w:w="3307"/>
+            <w:tcW w:type="dxa" w:w="3361"/>
           </w:tcPr>
           <w:p>
             <w:pPr>
@@ -5407,7 +5547,7 @@
         </w:tc>
         <w:tc>
           <w:tcPr>
-            <w:tcW w:type="dxa" w:w="4725"/>
+            <w:tcW w:type="dxa" w:w="4698"/>
           </w:tcPr>
           <w:p>
             <w:pPr>
@@ -5462,7 +5602,7 @@
                 <w:color w:val="1A1A1A"/>
                 <w:sz w:val="19"/>
               </w:rPr>
-              <w:t>16화 → 达米安（VO）：无论如何，我都要守护她。 (무슨 일이 있어도 이 애를 지킬 거야.) — 2-3 오류 13번 "은발 천사"도 같이 풀린다.</w:t>
+              <w:t>16화 → 达米安（VO）：无论如何，我都要守护她。 (무슨 일이 있어도 이 애를 지킬 거야.) — 아래 2-3 오류 표 13번 "은발 천사"도 같이 없어진다.</w:t>
             </w:r>
           </w:p>
         </w:tc>
@@ -6124,9 +6264,9 @@
       <w:tblGrid>
         <w:gridCol w:w="454"/>
         <w:gridCol w:w="1814"/>
-        <w:gridCol w:w="3884"/>
-        <w:gridCol w:w="5467"/>
-        <w:gridCol w:w="3405"/>
+        <w:gridCol w:w="3820"/>
+        <w:gridCol w:w="5588"/>
+        <w:gridCol w:w="3348"/>
       </w:tblGrid>
       <w:tr>
         <w:tc>
@@ -6171,7 +6311,7 @@
         </w:tc>
         <w:tc>
           <w:tcPr>
-            <w:tcW w:type="dxa" w:w="3884"/>
+            <w:tcW w:type="dxa" w:w="3820"/>
             <w:shd w:val="clear" w:color="auto" w:fill="EFE6D2"/>
           </w:tcPr>
           <w:p>
@@ -6191,7 +6331,7 @@
         </w:tc>
         <w:tc>
           <w:tcPr>
-            <w:tcW w:type="dxa" w:w="5467"/>
+            <w:tcW w:type="dxa" w:w="5588"/>
             <w:shd w:val="clear" w:color="auto" w:fill="EFE6D2"/>
           </w:tcPr>
           <w:p>
@@ -6211,7 +6351,7 @@
         </w:tc>
         <w:tc>
           <w:tcPr>
-            <w:tcW w:type="dxa" w:w="3405"/>
+            <w:tcW w:type="dxa" w:w="3348"/>
             <w:shd w:val="clear" w:color="auto" w:fill="EFE6D2"/>
           </w:tcPr>
           <w:p>
@@ -6271,7 +6411,7 @@
         </w:tc>
         <w:tc>
           <w:tcPr>
-            <w:tcW w:type="dxa" w:w="3884"/>
+            <w:tcW w:type="dxa" w:w="3820"/>
           </w:tcPr>
           <w:p>
             <w:pPr>
@@ -6304,7 +6444,7 @@
         </w:tc>
         <w:tc>
           <w:tcPr>
-            <w:tcW w:type="dxa" w:w="5467"/>
+            <w:tcW w:type="dxa" w:w="5588"/>
           </w:tcPr>
           <w:p>
             <w:pPr>
@@ -6323,7 +6463,7 @@
         </w:tc>
         <w:tc>
           <w:tcPr>
-            <w:tcW w:type="dxa" w:w="3405"/>
+            <w:tcW w:type="dxa" w:w="3348"/>
           </w:tcPr>
           <w:p>
             <w:pPr>
@@ -6382,7 +6522,7 @@
         </w:tc>
         <w:tc>
           <w:tcPr>
-            <w:tcW w:type="dxa" w:w="3884"/>
+            <w:tcW w:type="dxa" w:w="3820"/>
           </w:tcPr>
           <w:p>
             <w:pPr>
@@ -6401,7 +6541,7 @@
         </w:tc>
         <w:tc>
           <w:tcPr>
-            <w:tcW w:type="dxa" w:w="5467"/>
+            <w:tcW w:type="dxa" w:w="5588"/>
           </w:tcPr>
           <w:p>
             <w:pPr>
@@ -6414,7 +6554,7 @@
                 <w:color w:val="1A1A1A"/>
                 <w:sz w:val="19"/>
               </w:rPr>
-              <w:t>"고통이 전부 넘어온다"는 규칙이 결속이 살아 있는 다른 장면에서 안 먹는다.</w:t>
+              <w:t>"고통이 전부 넘어온다"는 규칙이 결속이 살아 있는 다른 장면에서 작동하지 않는다.</w:t>
             </w:r>
           </w:p>
           <w:p>
@@ -6442,13 +6582,13 @@
                 <w:color w:val="1A1A1A"/>
                 <w:sz w:val="19"/>
               </w:rPr>
-              <w:t>데미안은 어디서도 안 아프다. 9화는 8화 바로 다음 순간이라 바로 걸린다.</w:t>
+              <w:t>데미안은 어디서도 안 아프다. 9화는 8화 바로 다음 순간이라 시청자가 바로 알아챈다.</w:t>
             </w:r>
           </w:p>
         </w:tc>
         <w:tc>
           <w:tcPr>
-            <w:tcW w:type="dxa" w:w="3405"/>
+            <w:tcW w:type="dxa" w:w="3348"/>
           </w:tcPr>
           <w:p>
             <w:pPr>
@@ -6521,7 +6661,7 @@
         </w:tc>
         <w:tc>
           <w:tcPr>
-            <w:tcW w:type="dxa" w:w="3884"/>
+            <w:tcW w:type="dxa" w:w="3820"/>
           </w:tcPr>
           <w:p>
             <w:pPr>
@@ -6540,7 +6680,7 @@
         </w:tc>
         <w:tc>
           <w:tcPr>
-            <w:tcW w:type="dxa" w:w="5467"/>
+            <w:tcW w:type="dxa" w:w="5588"/>
           </w:tcPr>
           <w:p>
             <w:pPr>
@@ -6559,7 +6699,7 @@
         </w:tc>
         <w:tc>
           <w:tcPr>
-            <w:tcW w:type="dxa" w:w="3405"/>
+            <w:tcW w:type="dxa" w:w="3348"/>
           </w:tcPr>
           <w:p>
             <w:pPr>
@@ -6618,7 +6758,7 @@
         </w:tc>
         <w:tc>
           <w:tcPr>
-            <w:tcW w:type="dxa" w:w="3884"/>
+            <w:tcW w:type="dxa" w:w="3820"/>
           </w:tcPr>
           <w:p>
             <w:pPr>
@@ -6651,7 +6791,7 @@
         </w:tc>
         <w:tc>
           <w:tcPr>
-            <w:tcW w:type="dxa" w:w="5467"/>
+            <w:tcW w:type="dxa" w:w="5588"/>
           </w:tcPr>
           <w:p>
             <w:pPr>
@@ -6670,7 +6810,7 @@
         </w:tc>
         <w:tc>
           <w:tcPr>
-            <w:tcW w:type="dxa" w:w="3405"/>
+            <w:tcW w:type="dxa" w:w="3348"/>
           </w:tcPr>
           <w:p>
             <w:pPr>
@@ -6729,7 +6869,7 @@
         </w:tc>
         <w:tc>
           <w:tcPr>
-            <w:tcW w:type="dxa" w:w="3884"/>
+            <w:tcW w:type="dxa" w:w="3820"/>
           </w:tcPr>
           <w:p>
             <w:pPr>
@@ -6762,7 +6902,7 @@
         </w:tc>
         <w:tc>
           <w:tcPr>
-            <w:tcW w:type="dxa" w:w="5467"/>
+            <w:tcW w:type="dxa" w:w="5588"/>
           </w:tcPr>
           <w:p>
             <w:pPr>
@@ -6781,7 +6921,7 @@
         </w:tc>
         <w:tc>
           <w:tcPr>
-            <w:tcW w:type="dxa" w:w="3405"/>
+            <w:tcW w:type="dxa" w:w="3348"/>
           </w:tcPr>
           <w:p>
             <w:pPr>
@@ -6840,7 +6980,7 @@
         </w:tc>
         <w:tc>
           <w:tcPr>
-            <w:tcW w:type="dxa" w:w="3884"/>
+            <w:tcW w:type="dxa" w:w="3820"/>
           </w:tcPr>
           <w:p>
             <w:pPr>
@@ -6873,7 +7013,7 @@
         </w:tc>
         <w:tc>
           <w:tcPr>
-            <w:tcW w:type="dxa" w:w="5467"/>
+            <w:tcW w:type="dxa" w:w="5588"/>
           </w:tcPr>
           <w:p>
             <w:pPr>
@@ -6892,7 +7032,7 @@
         </w:tc>
         <w:tc>
           <w:tcPr>
-            <w:tcW w:type="dxa" w:w="3405"/>
+            <w:tcW w:type="dxa" w:w="3348"/>
           </w:tcPr>
           <w:p>
             <w:pPr>
@@ -6951,7 +7091,7 @@
         </w:tc>
         <w:tc>
           <w:tcPr>
-            <w:tcW w:type="dxa" w:w="3884"/>
+            <w:tcW w:type="dxa" w:w="3820"/>
           </w:tcPr>
           <w:p>
             <w:pPr>
@@ -6970,7 +7110,7 @@
         </w:tc>
         <w:tc>
           <w:tcPr>
-            <w:tcW w:type="dxa" w:w="5467"/>
+            <w:tcW w:type="dxa" w:w="5588"/>
           </w:tcPr>
           <w:p>
             <w:pPr>
@@ -6989,7 +7129,7 @@
         </w:tc>
         <w:tc>
           <w:tcPr>
-            <w:tcW w:type="dxa" w:w="3405"/>
+            <w:tcW w:type="dxa" w:w="3348"/>
           </w:tcPr>
           <w:p>
             <w:pPr>
@@ -7048,7 +7188,7 @@
         </w:tc>
         <w:tc>
           <w:tcPr>
-            <w:tcW w:type="dxa" w:w="3884"/>
+            <w:tcW w:type="dxa" w:w="3820"/>
           </w:tcPr>
           <w:p>
             <w:pPr>
@@ -7081,7 +7221,7 @@
         </w:tc>
         <w:tc>
           <w:tcPr>
-            <w:tcW w:type="dxa" w:w="5467"/>
+            <w:tcW w:type="dxa" w:w="5588"/>
           </w:tcPr>
           <w:p>
             <w:pPr>
@@ -7094,13 +7234,13 @@
                 <w:color w:val="1A1A1A"/>
                 <w:sz w:val="19"/>
               </w:rPr>
-              <w:t>짧은 검은 앞에서 "精准打落刺客的武器"(정확히 쳐서 떨어뜨림)로 떨어졌고, 암살자는 "从腰后拔出匕首"(허리 뒤에서 단검을 새로 뽑음). 클로즈업이라 무기 모양이 그대로 보인다.</w:t>
+              <w:t>짧은 검(短剑)은 앞에서 "精准打落刺客的武器"(정확히 쳐서 떨어뜨림)로 떨어졌고, 암살자는 "从腰后拔出匕首"(허리 뒤에서 단검을 새로 뽑음). 클로즈업이라 무기 모양이 그대로 보인다.</w:t>
             </w:r>
           </w:p>
         </w:tc>
         <w:tc>
           <w:tcPr>
-            <w:tcW w:type="dxa" w:w="3405"/>
+            <w:tcW w:type="dxa" w:w="3348"/>
           </w:tcPr>
           <w:p>
             <w:pPr>
@@ -7159,7 +7299,7 @@
         </w:tc>
         <w:tc>
           <w:tcPr>
-            <w:tcW w:type="dxa" w:w="3884"/>
+            <w:tcW w:type="dxa" w:w="3820"/>
           </w:tcPr>
           <w:p>
             <w:pPr>
@@ -7178,7 +7318,7 @@
         </w:tc>
         <w:tc>
           <w:tcPr>
-            <w:tcW w:type="dxa" w:w="5467"/>
+            <w:tcW w:type="dxa" w:w="5588"/>
           </w:tcPr>
           <w:p>
             <w:pPr>
@@ -7197,7 +7337,7 @@
         </w:tc>
         <w:tc>
           <w:tcPr>
-            <w:tcW w:type="dxa" w:w="3405"/>
+            <w:tcW w:type="dxa" w:w="3348"/>
           </w:tcPr>
           <w:p>
             <w:pPr>
@@ -7256,7 +7396,7 @@
         </w:tc>
         <w:tc>
           <w:tcPr>
-            <w:tcW w:type="dxa" w:w="3884"/>
+            <w:tcW w:type="dxa" w:w="3820"/>
           </w:tcPr>
           <w:p>
             <w:pPr>
@@ -7275,7 +7415,7 @@
         </w:tc>
         <w:tc>
           <w:tcPr>
-            <w:tcW w:type="dxa" w:w="5467"/>
+            <w:tcW w:type="dxa" w:w="5588"/>
           </w:tcPr>
           <w:p>
             <w:pPr>
@@ -7294,7 +7434,7 @@
         </w:tc>
         <w:tc>
           <w:tcPr>
-            <w:tcW w:type="dxa" w:w="3405"/>
+            <w:tcW w:type="dxa" w:w="3348"/>
           </w:tcPr>
           <w:p>
             <w:pPr>
@@ -7353,7 +7493,7 @@
         </w:tc>
         <w:tc>
           <w:tcPr>
-            <w:tcW w:type="dxa" w:w="3884"/>
+            <w:tcW w:type="dxa" w:w="3820"/>
           </w:tcPr>
           <w:p>
             <w:pPr>
@@ -7386,7 +7526,7 @@
         </w:tc>
         <w:tc>
           <w:tcPr>
-            <w:tcW w:type="dxa" w:w="5467"/>
+            <w:tcW w:type="dxa" w:w="5588"/>
           </w:tcPr>
           <w:p>
             <w:pPr>
@@ -7405,7 +7545,7 @@
         </w:tc>
         <w:tc>
           <w:tcPr>
-            <w:tcW w:type="dxa" w:w="3405"/>
+            <w:tcW w:type="dxa" w:w="3348"/>
           </w:tcPr>
           <w:p>
             <w:pPr>
@@ -7464,7 +7604,7 @@
         </w:tc>
         <w:tc>
           <w:tcPr>
-            <w:tcW w:type="dxa" w:w="3884"/>
+            <w:tcW w:type="dxa" w:w="3820"/>
           </w:tcPr>
           <w:p>
             <w:pPr>
@@ -7483,7 +7623,7 @@
         </w:tc>
         <w:tc>
           <w:tcPr>
-            <w:tcW w:type="dxa" w:w="5467"/>
+            <w:tcW w:type="dxa" w:w="5588"/>
           </w:tcPr>
           <w:p>
             <w:pPr>
@@ -7502,7 +7642,7 @@
         </w:tc>
         <w:tc>
           <w:tcPr>
-            <w:tcW w:type="dxa" w:w="3405"/>
+            <w:tcW w:type="dxa" w:w="3348"/>
           </w:tcPr>
           <w:p>
             <w:pPr>
@@ -7561,7 +7701,7 @@
         </w:tc>
         <w:tc>
           <w:tcPr>
-            <w:tcW w:type="dxa" w:w="3884"/>
+            <w:tcW w:type="dxa" w:w="3820"/>
           </w:tcPr>
           <w:p>
             <w:pPr>
@@ -7580,7 +7720,7 @@
         </w:tc>
         <w:tc>
           <w:tcPr>
-            <w:tcW w:type="dxa" w:w="5467"/>
+            <w:tcW w:type="dxa" w:w="5588"/>
           </w:tcPr>
           <w:p>
             <w:pPr>
@@ -7593,13 +7733,13 @@
                 <w:color w:val="1A1A1A"/>
                 <w:sz w:val="19"/>
               </w:rPr>
-              <w:t>소녀 머리색은 줄곧 백금(铂金)이다(같은 줄 앞 "这抹纯粹的铂金色", 3·16화 "铂金发女孩"). 소리로 들으면 다른 색이 된다. "Silver Angel"은 원작 제목의 말이기도 하다.</w:t>
+              <w:t>소녀 머리색은 줄곧 백금(铂金)이다(같은 줄 앞 "这抹纯粹的铂金色", 3·16화 "铂金发女孩"). 소리로 들으면 다른 색이 된다. "은발 천사(Silver Angel)"는 원작 제목에 쓰인 말이라 원작 흔적이 남는다.</w:t>
             </w:r>
           </w:p>
         </w:tc>
         <w:tc>
           <w:tcPr>
-            <w:tcW w:type="dxa" w:w="3405"/>
+            <w:tcW w:type="dxa" w:w="3348"/>
           </w:tcPr>
           <w:p>
             <w:pPr>
@@ -7612,7 +7752,7 @@
                 <w:color w:val="1A1A1A"/>
                 <w:sz w:val="19"/>
               </w:rPr>
-              <w:t>我都要守护我的铂金发女孩 (내 백금발 소녀를 지킬 거야) — 2-1 대사 6번대로 줄이면 같이 없어진다.</w:t>
+              <w:t>我都要守护我的铂金发女孩 (내 백금발 소녀를 지킬 거야) — 위 2-1 대사 표 6번대로 줄이면 같이 없어진다.</w:t>
             </w:r>
           </w:p>
         </w:tc>
@@ -7658,7 +7798,7 @@
         </w:tc>
         <w:tc>
           <w:tcPr>
-            <w:tcW w:type="dxa" w:w="3884"/>
+            <w:tcW w:type="dxa" w:w="3820"/>
           </w:tcPr>
           <w:p>
             <w:pPr>
@@ -7691,7 +7831,7 @@
         </w:tc>
         <w:tc>
           <w:tcPr>
-            <w:tcW w:type="dxa" w:w="5467"/>
+            <w:tcW w:type="dxa" w:w="5588"/>
           </w:tcPr>
           <w:p>
             <w:pPr>
@@ -7710,7 +7850,7 @@
         </w:tc>
         <w:tc>
           <w:tcPr>
-            <w:tcW w:type="dxa" w:w="3405"/>
+            <w:tcW w:type="dxa" w:w="3348"/>
           </w:tcPr>
           <w:p>
             <w:pPr>
@@ -7769,7 +7909,7 @@
         </w:tc>
         <w:tc>
           <w:tcPr>
-            <w:tcW w:type="dxa" w:w="3884"/>
+            <w:tcW w:type="dxa" w:w="3820"/>
           </w:tcPr>
           <w:p>
             <w:pPr>
@@ -7858,7 +7998,7 @@
         </w:tc>
         <w:tc>
           <w:tcPr>
-            <w:tcW w:type="dxa" w:w="5467"/>
+            <w:tcW w:type="dxa" w:w="5588"/>
           </w:tcPr>
           <w:p>
             <w:pPr>
@@ -7947,7 +8087,7 @@
         </w:tc>
         <w:tc>
           <w:tcPr>
-            <w:tcW w:type="dxa" w:w="3405"/>
+            <w:tcW w:type="dxa" w:w="3348"/>
           </w:tcPr>
           <w:p>
             <w:pPr>

--- a/projects/36_slave_dragon_king/노예라 불린 용의 공주 · 그가 버린 흑발의 연인_대사·오류 정리(10.28).docx
+++ b/projects/36_slave_dragon_king/노예라 불린 용의 공주 · 그가 버린 흑발의 연인_대사·오류 정리(10.28).docx
@@ -13,7 +13,7 @@
           <w:color w:val="1A1A1A"/>
           <w:sz w:val="32"/>
         </w:rPr>
-        <w:t>대사·오류 정리 — 노예라 불린 용의 공주(10.27 · 1~9화) / 그가 버린 흑발의 연인(1026 · 1~20화)</w:t>
+        <w:t>대사·주고받기·오류 정리 — 노예라 불린 용의 공주(10.27 · 1~9화) / 그가 버린 흑발의 연인(1026 · 1~20화)</w:t>
       </w:r>
     </w:p>
     <w:p>
@@ -213,7 +213,7 @@
           <w:color w:val="1A1A1A"/>
           <w:sz w:val="21"/>
         </w:rPr>
-        <w:t>용의 공주가 더 짙다.</w:t>
+        <w:t>대사 길이는 용의 공주가 더 짙다. 같은 얘기로 왔다갔다 하는 턴은 둘 다 비슷하게 많고, 모양이 다르다.</w:t>
       </w:r>
     </w:p>
     <w:p>
@@ -329,6 +329,80 @@
         <w:t>· 15~17화에 음모·땅 다툼 설명이 몰려 있다(공작령 · 지참금 영지 · 세금 · 영토). 이 대본에서 제일 긴 줄(49자)이 여기 있다.</w:t>
       </w:r>
     </w:p>
+    <w:p>
+      <w:pPr>
+        <w:spacing w:before="0" w:after="100" w:line="312" w:lineRule="auto"/>
+      </w:pPr>
+      <w:r>
+        <w:rPr>
+          <w:rFonts w:ascii="맑은 고딕" w:hAnsi="맑은 고딕" w:eastAsia="맑은 고딕"/>
+          <w:b/>
+          <w:color w:val="1A1A1A"/>
+          <w:sz w:val="21"/>
+        </w:rPr>
+        <w:t>같은 얘기로 왔다갔다 하는 턴</w:t>
+      </w:r>
+    </w:p>
+    <w:p>
+      <w:pPr>
+        <w:spacing w:before="0" w:after="60" w:line="312" w:lineRule="auto"/>
+        <w:ind w:left="240" w:hanging="180"/>
+      </w:pPr>
+      <w:r>
+        <w:rPr>
+          <w:rFonts w:ascii="맑은 고딕" w:hAnsi="맑은 고딕" w:eastAsia="맑은 고딕"/>
+          <w:b w:val="0"/>
+          <w:color w:val="1A1A1A"/>
+          <w:sz w:val="21"/>
+        </w:rPr>
+        <w:t>· 기준은 턴 수가 아니라 턴마다 새 말이 나오느냐다. 비교 원고 11화 미라↔그레이슨 말싸움은 11턴을 오가지만 턴마다 새 얘기가 나온다(아이를 지우려 했냐 → 아버지 권리 → 두 달 사라졌잖아 → 냄새로 못 찾았다 → 저택으로 가자 → 결국 혈통 때문이냐 → 아이 뺏고 날 없애려고 → 목걸이 주고 뺨 맞게 했잖아). 우리 두 대본은 두 사람이 4~5턴만 오가는데도 같은 말이 한 바퀴 더 돈다.</w:t>
+      </w:r>
+    </w:p>
+    <w:p>
+      <w:pPr>
+        <w:spacing w:before="0" w:after="60" w:line="312" w:lineRule="auto"/>
+        <w:ind w:left="240" w:hanging="180"/>
+      </w:pPr>
+      <w:r>
+        <w:rPr>
+          <w:rFonts w:ascii="맑은 고딕" w:hAnsi="맑은 고딕" w:eastAsia="맑은 고딕"/>
+          <w:b w:val="0"/>
+          <w:color w:val="1A1A1A"/>
+          <w:sz w:val="21"/>
+        </w:rPr>
+        <w:t>· 용의 공주 = 돌림형. 같은 감정·명령을 여러 사람이 한 줄씩 돌아가며 한다(오빠 셋이 차례로 달래고 윽박지르기 · 바네사 속마음 연달아 · 구경꾼 둘). 1~9화 121줄 중 18줄(15%)이 빠져도 된다.</w:t>
+      </w:r>
+    </w:p>
+    <w:p>
+      <w:pPr>
+        <w:spacing w:before="0" w:after="60" w:line="312" w:lineRule="auto"/>
+        <w:ind w:left="240" w:hanging="180"/>
+      </w:pPr>
+      <w:r>
+        <w:rPr>
+          <w:rFonts w:ascii="맑은 고딕" w:hAnsi="맑은 고딕" w:eastAsia="맑은 고딕"/>
+          <w:b w:val="0"/>
+          <w:color w:val="1A1A1A"/>
+          <w:sz w:val="21"/>
+        </w:rPr>
+        <w:t>· 흑발 = 두 바퀴형. 두 사람이 같은 "요구 → 거절"을 한 장면에서 두 번 돈다(1화 정부 욕 두 번 · 7화 "사과해라 → 못 해" 두 번 · 16화 "아파 → 내가 있잖아" 두 번 · 19화 "항복해 → 안 끝났어" 두 번). 거기에 구경꾼·하인이 바로 앞 말을 따라 한다. 315줄 중 39줄(12%), 무료 1~9화만 18줄(11%).</w:t>
+      </w:r>
+    </w:p>
+    <w:p>
+      <w:pPr>
+        <w:spacing w:before="0" w:after="60" w:line="312" w:lineRule="auto"/>
+        <w:ind w:left="240" w:hanging="180"/>
+      </w:pPr>
+      <w:r>
+        <w:rPr>
+          <w:rFonts w:ascii="맑은 고딕" w:hAnsi="맑은 고딕" w:eastAsia="맑은 고딕"/>
+          <w:b w:val="0"/>
+          <w:color w:val="1A1A1A"/>
+          <w:sz w:val="21"/>
+        </w:rPr>
+        <w:t>· 빠져도 되는 줄은 대부분 그 줄만 지우면 앞뒤 지문으로 바로 이어진다(1-2 · 2-2 표 "빼면" 칸). 새로 쓰는 건 두 줄을 한 줄로 합치는 곳뿐이고, 나머지는 줄이나 줄 뒷부분을 지우기만 한다.</w:t>
+      </w:r>
+    </w:p>
     <w:tbl>
       <w:tblPr>
         <w:tblStyle w:val="TableGrid"/>
@@ -338,17 +412,17 @@
         <w:tblLook w:firstColumn="1" w:firstRow="1" w:lastColumn="0" w:lastRow="0" w:noHBand="0" w:noVBand="1" w:val="04A0"/>
       </w:tblPr>
       <w:tblGrid>
-        <w:gridCol w:w="2292"/>
-        <w:gridCol w:w="2546"/>
-        <w:gridCol w:w="2292"/>
-        <w:gridCol w:w="2292"/>
-        <w:gridCol w:w="2546"/>
-        <w:gridCol w:w="3056"/>
+        <w:gridCol w:w="3467"/>
+        <w:gridCol w:w="2311"/>
+        <w:gridCol w:w="2080"/>
+        <w:gridCol w:w="2080"/>
+        <w:gridCol w:w="2311"/>
+        <w:gridCol w:w="2774"/>
       </w:tblGrid>
       <w:tr>
         <w:tc>
           <w:tcPr>
-            <w:tcW w:type="dxa" w:w="2292"/>
+            <w:tcW w:type="dxa" w:w="3467"/>
             <w:shd w:val="clear" w:color="auto" w:fill="EFE6D2"/>
           </w:tcPr>
           <w:p>
@@ -359,7 +433,7 @@
         </w:tc>
         <w:tc>
           <w:tcPr>
-            <w:tcW w:type="dxa" w:w="2546"/>
+            <w:tcW w:type="dxa" w:w="2311"/>
             <w:shd w:val="clear" w:color="auto" w:fill="EFE6D2"/>
           </w:tcPr>
           <w:p>
@@ -379,7 +453,7 @@
         </w:tc>
         <w:tc>
           <w:tcPr>
-            <w:tcW w:type="dxa" w:w="2292"/>
+            <w:tcW w:type="dxa" w:w="2080"/>
             <w:shd w:val="clear" w:color="auto" w:fill="EFE6D2"/>
           </w:tcPr>
           <w:p>
@@ -399,7 +473,7 @@
         </w:tc>
         <w:tc>
           <w:tcPr>
-            <w:tcW w:type="dxa" w:w="2292"/>
+            <w:tcW w:type="dxa" w:w="2080"/>
             <w:shd w:val="clear" w:color="auto" w:fill="EFE6D2"/>
           </w:tcPr>
           <w:p>
@@ -419,7 +493,7 @@
         </w:tc>
         <w:tc>
           <w:tcPr>
-            <w:tcW w:type="dxa" w:w="2546"/>
+            <w:tcW w:type="dxa" w:w="2311"/>
             <w:shd w:val="clear" w:color="auto" w:fill="EFE6D2"/>
           </w:tcPr>
           <w:p>
@@ -439,7 +513,7 @@
         </w:tc>
         <w:tc>
           <w:tcPr>
-            <w:tcW w:type="dxa" w:w="3056"/>
+            <w:tcW w:type="dxa" w:w="2774"/>
             <w:shd w:val="clear" w:color="auto" w:fill="EFE6D2"/>
           </w:tcPr>
           <w:p>
@@ -461,7 +535,7 @@
       <w:tr>
         <w:tc>
           <w:tcPr>
-            <w:tcW w:type="dxa" w:w="2292"/>
+            <w:tcW w:type="dxa" w:w="3467"/>
           </w:tcPr>
           <w:p>
             <w:pPr>
@@ -480,7 +554,7 @@
         </w:tc>
         <w:tc>
           <w:tcPr>
-            <w:tcW w:type="dxa" w:w="2546"/>
+            <w:tcW w:type="dxa" w:w="2311"/>
           </w:tcPr>
           <w:p>
             <w:pPr>
@@ -499,7 +573,7 @@
         </w:tc>
         <w:tc>
           <w:tcPr>
-            <w:tcW w:type="dxa" w:w="2292"/>
+            <w:tcW w:type="dxa" w:w="2080"/>
           </w:tcPr>
           <w:p>
             <w:pPr>
@@ -518,7 +592,7 @@
         </w:tc>
         <w:tc>
           <w:tcPr>
-            <w:tcW w:type="dxa" w:w="2292"/>
+            <w:tcW w:type="dxa" w:w="2080"/>
           </w:tcPr>
           <w:p>
             <w:pPr>
@@ -537,7 +611,7 @@
         </w:tc>
         <w:tc>
           <w:tcPr>
-            <w:tcW w:type="dxa" w:w="2546"/>
+            <w:tcW w:type="dxa" w:w="2311"/>
           </w:tcPr>
           <w:p>
             <w:pPr>
@@ -556,7 +630,7 @@
         </w:tc>
         <w:tc>
           <w:tcPr>
-            <w:tcW w:type="dxa" w:w="3056"/>
+            <w:tcW w:type="dxa" w:w="2774"/>
           </w:tcPr>
           <w:p>
             <w:pPr>
@@ -577,7 +651,7 @@
       <w:tr>
         <w:tc>
           <w:tcPr>
-            <w:tcW w:type="dxa" w:w="2292"/>
+            <w:tcW w:type="dxa" w:w="3467"/>
           </w:tcPr>
           <w:p>
             <w:pPr>
@@ -596,7 +670,7 @@
         </w:tc>
         <w:tc>
           <w:tcPr>
-            <w:tcW w:type="dxa" w:w="2546"/>
+            <w:tcW w:type="dxa" w:w="2311"/>
           </w:tcPr>
           <w:p>
             <w:pPr>
@@ -615,7 +689,7 @@
         </w:tc>
         <w:tc>
           <w:tcPr>
-            <w:tcW w:type="dxa" w:w="2292"/>
+            <w:tcW w:type="dxa" w:w="2080"/>
           </w:tcPr>
           <w:p>
             <w:pPr>
@@ -634,7 +708,7 @@
         </w:tc>
         <w:tc>
           <w:tcPr>
-            <w:tcW w:type="dxa" w:w="2292"/>
+            <w:tcW w:type="dxa" w:w="2080"/>
           </w:tcPr>
           <w:p>
             <w:pPr>
@@ -653,7 +727,7 @@
         </w:tc>
         <w:tc>
           <w:tcPr>
-            <w:tcW w:type="dxa" w:w="2546"/>
+            <w:tcW w:type="dxa" w:w="2311"/>
           </w:tcPr>
           <w:p>
             <w:pPr>
@@ -672,7 +746,7 @@
         </w:tc>
         <w:tc>
           <w:tcPr>
-            <w:tcW w:type="dxa" w:w="3056"/>
+            <w:tcW w:type="dxa" w:w="2774"/>
           </w:tcPr>
           <w:p>
             <w:pPr>
@@ -693,7 +767,7 @@
       <w:tr>
         <w:tc>
           <w:tcPr>
-            <w:tcW w:type="dxa" w:w="2292"/>
+            <w:tcW w:type="dxa" w:w="3467"/>
           </w:tcPr>
           <w:p>
             <w:pPr>
@@ -712,7 +786,7 @@
         </w:tc>
         <w:tc>
           <w:tcPr>
-            <w:tcW w:type="dxa" w:w="2546"/>
+            <w:tcW w:type="dxa" w:w="2311"/>
           </w:tcPr>
           <w:p>
             <w:pPr>
@@ -731,7 +805,7 @@
         </w:tc>
         <w:tc>
           <w:tcPr>
-            <w:tcW w:type="dxa" w:w="2292"/>
+            <w:tcW w:type="dxa" w:w="2080"/>
           </w:tcPr>
           <w:p>
             <w:pPr>
@@ -750,7 +824,7 @@
         </w:tc>
         <w:tc>
           <w:tcPr>
-            <w:tcW w:type="dxa" w:w="2292"/>
+            <w:tcW w:type="dxa" w:w="2080"/>
           </w:tcPr>
           <w:p>
             <w:pPr>
@@ -769,7 +843,7 @@
         </w:tc>
         <w:tc>
           <w:tcPr>
-            <w:tcW w:type="dxa" w:w="2546"/>
+            <w:tcW w:type="dxa" w:w="2311"/>
           </w:tcPr>
           <w:p>
             <w:pPr>
@@ -788,7 +862,7 @@
         </w:tc>
         <w:tc>
           <w:tcPr>
-            <w:tcW w:type="dxa" w:w="3056"/>
+            <w:tcW w:type="dxa" w:w="2774"/>
           </w:tcPr>
           <w:p>
             <w:pPr>
@@ -809,7 +883,7 @@
       <w:tr>
         <w:tc>
           <w:tcPr>
-            <w:tcW w:type="dxa" w:w="2292"/>
+            <w:tcW w:type="dxa" w:w="3467"/>
           </w:tcPr>
           <w:p>
             <w:pPr>
@@ -828,7 +902,7 @@
         </w:tc>
         <w:tc>
           <w:tcPr>
-            <w:tcW w:type="dxa" w:w="2546"/>
+            <w:tcW w:type="dxa" w:w="2311"/>
           </w:tcPr>
           <w:p>
             <w:pPr>
@@ -847,7 +921,7 @@
         </w:tc>
         <w:tc>
           <w:tcPr>
-            <w:tcW w:type="dxa" w:w="2292"/>
+            <w:tcW w:type="dxa" w:w="2080"/>
           </w:tcPr>
           <w:p>
             <w:pPr>
@@ -866,7 +940,7 @@
         </w:tc>
         <w:tc>
           <w:tcPr>
-            <w:tcW w:type="dxa" w:w="2292"/>
+            <w:tcW w:type="dxa" w:w="2080"/>
           </w:tcPr>
           <w:p>
             <w:pPr>
@@ -885,17 +959,17 @@
         </w:tc>
         <w:tc>
           <w:tcPr>
-            <w:tcW w:type="dxa" w:w="2546"/>
-          </w:tcPr>
-          <w:p>
-            <w:pPr>
-              <w:spacing w:after="20"/>
-            </w:pPr>
-          </w:p>
-        </w:tc>
-        <w:tc>
-          <w:tcPr>
-            <w:tcW w:type="dxa" w:w="3056"/>
+            <w:tcW w:type="dxa" w:w="2311"/>
+          </w:tcPr>
+          <w:p>
+            <w:pPr>
+              <w:spacing w:after="20"/>
+            </w:pPr>
+          </w:p>
+        </w:tc>
+        <w:tc>
+          <w:tcPr>
+            <w:tcW w:type="dxa" w:w="2774"/>
           </w:tcPr>
           <w:p>
             <w:pPr>
@@ -907,7 +981,7 @@
       <w:tr>
         <w:tc>
           <w:tcPr>
-            <w:tcW w:type="dxa" w:w="2292"/>
+            <w:tcW w:type="dxa" w:w="3467"/>
           </w:tcPr>
           <w:p>
             <w:pPr>
@@ -926,7 +1000,7 @@
         </w:tc>
         <w:tc>
           <w:tcPr>
-            <w:tcW w:type="dxa" w:w="2546"/>
+            <w:tcW w:type="dxa" w:w="2311"/>
           </w:tcPr>
           <w:p>
             <w:pPr>
@@ -945,7 +1019,7 @@
         </w:tc>
         <w:tc>
           <w:tcPr>
-            <w:tcW w:type="dxa" w:w="2292"/>
+            <w:tcW w:type="dxa" w:w="2080"/>
           </w:tcPr>
           <w:p>
             <w:pPr>
@@ -964,7 +1038,7 @@
         </w:tc>
         <w:tc>
           <w:tcPr>
-            <w:tcW w:type="dxa" w:w="2292"/>
+            <w:tcW w:type="dxa" w:w="2080"/>
           </w:tcPr>
           <w:p>
             <w:pPr>
@@ -983,7 +1057,7 @@
         </w:tc>
         <w:tc>
           <w:tcPr>
-            <w:tcW w:type="dxa" w:w="2546"/>
+            <w:tcW w:type="dxa" w:w="2311"/>
           </w:tcPr>
           <w:p>
             <w:pPr>
@@ -1002,7 +1076,7 @@
         </w:tc>
         <w:tc>
           <w:tcPr>
-            <w:tcW w:type="dxa" w:w="3056"/>
+            <w:tcW w:type="dxa" w:w="2774"/>
           </w:tcPr>
           <w:p>
             <w:pPr>
@@ -1017,6 +1091,104 @@
               </w:rPr>
               <w:t>1줄 (1%)</w:t>
             </w:r>
+          </w:p>
+        </w:tc>
+      </w:tr>
+      <w:tr>
+        <w:tc>
+          <w:tcPr>
+            <w:tcW w:type="dxa" w:w="3467"/>
+          </w:tcPr>
+          <w:p>
+            <w:pPr>
+              <w:spacing w:after="20"/>
+            </w:pPr>
+            <w:r>
+              <w:rPr>
+                <w:rFonts w:ascii="맑은 고딕" w:hAnsi="맑은 고딕" w:eastAsia="맑은 고딕"/>
+                <w:b w:val="0"/>
+                <w:color w:val="1A1A1A"/>
+                <w:sz w:val="19"/>
+              </w:rPr>
+              <w:t>같은 얘기라 빠져도 되는 줄</w:t>
+            </w:r>
+          </w:p>
+        </w:tc>
+        <w:tc>
+          <w:tcPr>
+            <w:tcW w:type="dxa" w:w="2311"/>
+          </w:tcPr>
+          <w:p>
+            <w:pPr>
+              <w:spacing w:after="20"/>
+            </w:pPr>
+            <w:r>
+              <w:rPr>
+                <w:rFonts w:ascii="맑은 고딕" w:hAnsi="맑은 고딕" w:eastAsia="맑은 고딕"/>
+                <w:b w:val="0"/>
+                <w:color w:val="1A1A1A"/>
+                <w:sz w:val="19"/>
+              </w:rPr>
+              <w:t>18줄 (15%)</w:t>
+            </w:r>
+          </w:p>
+        </w:tc>
+        <w:tc>
+          <w:tcPr>
+            <w:tcW w:type="dxa" w:w="2080"/>
+          </w:tcPr>
+          <w:p>
+            <w:pPr>
+              <w:spacing w:after="20"/>
+            </w:pPr>
+            <w:r>
+              <w:rPr>
+                <w:rFonts w:ascii="맑은 고딕" w:hAnsi="맑은 고딕" w:eastAsia="맑은 고딕"/>
+                <w:b w:val="0"/>
+                <w:color w:val="1A1A1A"/>
+                <w:sz w:val="19"/>
+              </w:rPr>
+              <w:t>18줄 (11%)</w:t>
+            </w:r>
+          </w:p>
+        </w:tc>
+        <w:tc>
+          <w:tcPr>
+            <w:tcW w:type="dxa" w:w="2080"/>
+          </w:tcPr>
+          <w:p>
+            <w:pPr>
+              <w:spacing w:after="20"/>
+            </w:pPr>
+            <w:r>
+              <w:rPr>
+                <w:rFonts w:ascii="맑은 고딕" w:hAnsi="맑은 고딕" w:eastAsia="맑은 고딕"/>
+                <w:b w:val="0"/>
+                <w:color w:val="1A1A1A"/>
+                <w:sz w:val="19"/>
+              </w:rPr>
+              <w:t>21줄 (14%)</w:t>
+            </w:r>
+          </w:p>
+        </w:tc>
+        <w:tc>
+          <w:tcPr>
+            <w:tcW w:type="dxa" w:w="2311"/>
+          </w:tcPr>
+          <w:p>
+            <w:pPr>
+              <w:spacing w:after="20"/>
+            </w:pPr>
+          </w:p>
+        </w:tc>
+        <w:tc>
+          <w:tcPr>
+            <w:tcW w:type="dxa" w:w="2774"/>
+          </w:tcPr>
+          <w:p>
+            <w:pPr>
+              <w:spacing w:after="20"/>
+            </w:pPr>
           </w:p>
         </w:tc>
       </w:tr>
@@ -2092,7 +2264,75 @@
           <w:color w:val="8A5A10"/>
           <w:sz w:val="25"/>
         </w:rPr>
-        <w:t>1-2. 어려운 말 → 쉬운 말 (위 표에서 안 다룬 것)</w:t>
+        <w:t>1-2. 같은 얘기로 왔다갔다 하는 턴 — 빠져도 되는 줄</w:t>
+      </w:r>
+    </w:p>
+    <w:p>
+      <w:pPr>
+        <w:spacing w:before="0" w:after="100" w:line="312" w:lineRule="auto"/>
+      </w:pPr>
+      <w:r>
+        <w:rPr>
+          <w:rFonts w:ascii="맑은 고딕" w:hAnsi="맑은 고딕" w:eastAsia="맑은 고딕"/>
+          <w:b w:val="0"/>
+          <w:color w:val="1A1A1A"/>
+          <w:sz w:val="21"/>
+        </w:rPr>
+        <w:t xml:space="preserve">이 대본은 </w:t>
+      </w:r>
+      <w:r>
+        <w:rPr>
+          <w:rFonts w:ascii="맑은 고딕" w:hAnsi="맑은 고딕" w:eastAsia="맑은 고딕"/>
+          <w:b/>
+          <w:color w:val="1A1A1A"/>
+          <w:sz w:val="21"/>
+        </w:rPr>
+        <w:t>돌림형</w:t>
+      </w:r>
+      <w:r>
+        <w:rPr>
+          <w:rFonts w:ascii="맑은 고딕" w:hAnsi="맑은 고딕" w:eastAsia="맑은 고딕"/>
+          <w:b w:val="0"/>
+          <w:color w:val="1A1A1A"/>
+          <w:sz w:val="21"/>
+        </w:rPr>
+        <w:t xml:space="preserve">이다. 한 가지 감정이나 명령을 여러 사람이 한 줄씩 돌아가며 말한다(오빠 셋이 차례로 달래고 윽박지르기, 바네사 속마음 연달아, 구경꾼 둘). 1~9화 121줄 중 18줄(15%)이 앞뒤 줄과 같은 얘기라 빠져도 이야기가 그대로 간다. 아래 6곳에 위 1-1 표 1·2·4·6번에서 빼는 줄을 더한 수다. </w:t>
+      </w:r>
+      <w:r>
+        <w:rPr>
+          <w:rFonts w:ascii="맑은 고딕" w:hAnsi="맑은 고딕" w:eastAsia="맑은 고딕"/>
+          <w:b/>
+          <w:color w:val="1A1A1A"/>
+          <w:sz w:val="21"/>
+        </w:rPr>
+        <w:t>[뺌]</w:t>
+      </w:r>
+      <w:r>
+        <w:rPr>
+          <w:rFonts w:ascii="맑은 고딕" w:hAnsi="맑은 고딕" w:eastAsia="맑은 고딕"/>
+          <w:b w:val="0"/>
+          <w:color w:val="1A1A1A"/>
+          <w:sz w:val="21"/>
+        </w:rPr>
+        <w:t xml:space="preserve"> = 지울 줄, </w:t>
+      </w:r>
+      <w:r>
+        <w:rPr>
+          <w:rFonts w:ascii="맑은 고딕" w:hAnsi="맑은 고딕" w:eastAsia="맑은 고딕"/>
+          <w:b/>
+          <w:color w:val="1A1A1A"/>
+          <w:sz w:val="21"/>
+        </w:rPr>
+        <w:t>[합침]</w:t>
+      </w:r>
+      <w:r>
+        <w:rPr>
+          <w:rFonts w:ascii="맑은 고딕" w:hAnsi="맑은 고딕" w:eastAsia="맑은 고딕"/>
+          <w:b w:val="0"/>
+          <w:color w:val="1A1A1A"/>
+          <w:sz w:val="21"/>
+        </w:rPr>
+        <w:t xml:space="preserve"> = 두 줄을 한 줄로.</w:t>
       </w:r>
     </w:p>
     <w:tbl>
@@ -2104,13 +2344,35 @@
         <w:tblLook w:firstColumn="1" w:firstRow="1" w:lastColumn="0" w:lastRow="0" w:noHBand="0" w:noVBand="1" w:val="04A0"/>
       </w:tblPr>
       <w:tblGrid>
+        <w:gridCol w:w="454"/>
         <w:gridCol w:w="1814"/>
-        <w:gridCol w:w="8348"/>
-        <w:gridCol w:w="4862"/>
+        <w:gridCol w:w="6108"/>
+        <w:gridCol w:w="3406"/>
+        <w:gridCol w:w="3242"/>
       </w:tblGrid>
       <w:tr>
         <w:tc>
           <w:tcPr>
+            <w:tcW w:type="dxa" w:w="454"/>
+            <w:shd w:val="clear" w:color="auto" w:fill="EFE6D2"/>
+          </w:tcPr>
+          <w:p>
+            <w:pPr>
+              <w:spacing w:after="20"/>
+            </w:pPr>
+            <w:r>
+              <w:rPr>
+                <w:rFonts w:ascii="맑은 고딕" w:hAnsi="맑은 고딕" w:eastAsia="맑은 고딕"/>
+                <w:b/>
+                <w:color w:val="1A1A1A"/>
+                <w:sz w:val="19"/>
+              </w:rPr>
+              <w:t>#</w:t>
+            </w:r>
+          </w:p>
+        </w:tc>
+        <w:tc>
+          <w:tcPr>
             <w:tcW w:type="dxa" w:w="1814"/>
             <w:shd w:val="clear" w:color="auto" w:fill="EFE6D2"/>
           </w:tcPr>
@@ -2131,7 +2393,7 @@
         </w:tc>
         <w:tc>
           <w:tcPr>
-            <w:tcW w:type="dxa" w:w="8348"/>
+            <w:tcW w:type="dxa" w:w="6108"/>
             <w:shd w:val="clear" w:color="auto" w:fill="EFE6D2"/>
           </w:tcPr>
           <w:p>
@@ -2145,13 +2407,13 @@
                 <w:color w:val="1A1A1A"/>
                 <w:sz w:val="19"/>
               </w:rPr>
-              <w:t>원문 (한국어)</w:t>
-            </w:r>
-          </w:p>
-        </w:tc>
-        <w:tc>
-          <w:tcPr>
-            <w:tcW w:type="dxa" w:w="4862"/>
+              <w:t>주고받기 (원문 · 한국어)</w:t>
+            </w:r>
+          </w:p>
+        </w:tc>
+        <w:tc>
+          <w:tcPr>
+            <w:tcW w:type="dxa" w:w="3406"/>
             <w:shd w:val="clear" w:color="auto" w:fill="EFE6D2"/>
           </w:tcPr>
           <w:p>
@@ -2165,7 +2427,27 @@
                 <w:color w:val="1A1A1A"/>
                 <w:sz w:val="19"/>
               </w:rPr>
-              <w:t>쉬운 말</w:t>
+              <w:t>같은 얘기</w:t>
+            </w:r>
+          </w:p>
+        </w:tc>
+        <w:tc>
+          <w:tcPr>
+            <w:tcW w:type="dxa" w:w="3242"/>
+            <w:shd w:val="clear" w:color="auto" w:fill="EFE6D2"/>
+          </w:tcPr>
+          <w:p>
+            <w:pPr>
+              <w:spacing w:after="20"/>
+            </w:pPr>
+            <w:r>
+              <w:rPr>
+                <w:rFonts w:ascii="맑은 고딕" w:hAnsi="맑은 고딕" w:eastAsia="맑은 고딕"/>
+                <w:b/>
+                <w:color w:val="1A1A1A"/>
+                <w:sz w:val="19"/>
+              </w:rPr>
+              <w:t>빼면</w:t>
             </w:r>
           </w:p>
         </w:tc>
@@ -2173,6 +2455,25 @@
       <w:tr>
         <w:tc>
           <w:tcPr>
+            <w:tcW w:type="dxa" w:w="454"/>
+          </w:tcPr>
+          <w:p>
+            <w:pPr>
+              <w:spacing w:after="20"/>
+            </w:pPr>
+            <w:r>
+              <w:rPr>
+                <w:rFonts w:ascii="맑은 고딕" w:hAnsi="맑은 고딕" w:eastAsia="맑은 고딕"/>
+                <w:b w:val="0"/>
+                <w:color w:val="1A1A1A"/>
+                <w:sz w:val="19"/>
+              </w:rPr>
+              <w:t>1</w:t>
+            </w:r>
+          </w:p>
+        </w:tc>
+        <w:tc>
+          <w:tcPr>
             <w:tcW w:type="dxa" w:w="1814"/>
           </w:tcPr>
           <w:p>
@@ -2186,45 +2487,138 @@
                 <w:color w:val="1A1A1A"/>
                 <w:sz w:val="19"/>
               </w:rPr>
-              <w:t>1화 001-3 사라</w:t>
-            </w:r>
-          </w:p>
-        </w:tc>
-        <w:tc>
-          <w:tcPr>
-            <w:tcW w:type="dxa" w:w="8348"/>
-          </w:tcPr>
-          <w:p>
-            <w:pPr>
-              <w:spacing w:after="20"/>
-            </w:pPr>
-            <w:r>
-              <w:rPr>
-                <w:rFonts w:ascii="맑은 고딕" w:hAnsi="맑은 고딕" w:eastAsia="맑은 고딕"/>
-                <w:b w:val="0"/>
-                <w:color w:val="1A1A1A"/>
-                <w:sz w:val="19"/>
-              </w:rPr>
-              <w:t>传说中蕴含无上力量……让万千巨龙为之臣服的龙戒 (끝없는 힘이 깃들어 있다는 전설 속의…… 수많은 용을 굴복시키는 용의 반지)</w:t>
-            </w:r>
-          </w:p>
-        </w:tc>
-        <w:tc>
-          <w:tcPr>
-            <w:tcW w:type="dxa" w:w="4862"/>
-          </w:tcPr>
-          <w:p>
-            <w:pPr>
-              <w:spacing w:after="20"/>
-            </w:pPr>
-            <w:r>
-              <w:rPr>
-                <w:rFonts w:ascii="맑은 고딕" w:hAnsi="맑은 고딕" w:eastAsia="맑은 고딕"/>
-                <w:b w:val="0"/>
-                <w:color w:val="1A1A1A"/>
-                <w:sz w:val="19"/>
-              </w:rPr>
-              <w:t>传说中能让所有巨龙听命的龙戒 (모든 용을 따르게 한다는 전설의 반지)</w:t>
+              <w:t>2화 002-1 (사육장)</w:t>
+            </w:r>
+          </w:p>
+        </w:tc>
+        <w:tc>
+          <w:tcPr>
+            <w:tcW w:type="dxa" w:w="6108"/>
+          </w:tcPr>
+          <w:p>
+            <w:pPr>
+              <w:spacing w:after="20"/>
+            </w:pPr>
+            <w:r>
+              <w:rPr>
+                <w:rFonts w:ascii="맑은 고딕" w:hAnsi="맑은 고딕" w:eastAsia="맑은 고딕"/>
+                <w:b w:val="0"/>
+                <w:color w:val="1A1A1A"/>
+                <w:sz w:val="19"/>
+              </w:rPr>
+              <w:t>艾薇：我能去广场看一眼吗？我保证不会惹麻烦。 (광장에 가서 한 번만 보고 와도 될까요? 절대 말썽 안 부릴게요.)</w:t>
+            </w:r>
+          </w:p>
+          <w:p>
+            <w:pPr>
+              <w:spacing w:after="20"/>
+            </w:pPr>
+            <w:r>
+              <w:rPr>
+                <w:rFonts w:ascii="맑은 고딕" w:hAnsi="맑은 고딕" w:eastAsia="맑은 고딕"/>
+                <w:b w:val="0"/>
+                <w:color w:val="1A1A1A"/>
+                <w:sz w:val="19"/>
+              </w:rPr>
+              <w:t>莎拉（厉声）：看一眼？艾薇，谁允许你有这种妄想？ (한 번만 봐? 아이비, 누가 너한테 그런 헛꿈을 꾸라고 했어?)</w:t>
+            </w:r>
+          </w:p>
+          <w:p>
+            <w:pPr>
+              <w:spacing w:after="20"/>
+            </w:pPr>
+            <w:r>
+              <w:rPr>
+                <w:rFonts w:ascii="맑은 고딕" w:hAnsi="맑은 고딕" w:eastAsia="맑은 고딕"/>
+                <w:b/>
+                <w:color w:val="1A1A1A"/>
+                <w:sz w:val="19"/>
+              </w:rPr>
+              <w:t>[뺌]</w:t>
+            </w:r>
+            <w:r>
+              <w:rPr>
+                <w:rFonts w:ascii="맑은 고딕" w:hAnsi="맑은 고딕" w:eastAsia="맑은 고딕"/>
+                <w:b w:val="0"/>
+                <w:color w:val="1A1A1A"/>
+                <w:sz w:val="19"/>
+              </w:rPr>
+              <w:t xml:space="preserve"> 艾薇：可是王城宣布，所有女孩都可以参加…… (하지만 왕성에서 여자는 누구나 갈 수 있다고 발표했는걸요……)</w:t>
+            </w:r>
+          </w:p>
+          <w:p>
+            <w:pPr>
+              <w:spacing w:after="20"/>
+            </w:pPr>
+            <w:r>
+              <w:rPr>
+                <w:rFonts w:ascii="맑은 고딕" w:hAnsi="맑은 고딕" w:eastAsia="맑은 고딕"/>
+                <w:b/>
+                <w:color w:val="1A1A1A"/>
+                <w:sz w:val="19"/>
+              </w:rPr>
+              <w:t>[뺌]</w:t>
+            </w:r>
+            <w:r>
+              <w:rPr>
+                <w:rFonts w:ascii="맑은 고딕" w:hAnsi="맑은 고딕" w:eastAsia="맑은 고딕"/>
+                <w:b w:val="0"/>
+                <w:color w:val="1A1A1A"/>
+                <w:sz w:val="19"/>
+              </w:rPr>
+              <w:t xml:space="preserve"> 莎拉：你也配把自己当成王城里的女孩？ (네가 감히 왕성의 여자 축에 낀다고 생각해?)</w:t>
+            </w:r>
+          </w:p>
+          <w:p>
+            <w:pPr>
+              <w:spacing w:after="20"/>
+            </w:pPr>
+            <w:r>
+              <w:rPr>
+                <w:rFonts w:ascii="맑은 고딕" w:hAnsi="맑은 고딕" w:eastAsia="맑은 고딕"/>
+                <w:b w:val="0"/>
+                <w:color w:val="1A1A1A"/>
+                <w:sz w:val="19"/>
+              </w:rPr>
+              <w:t>(밀침 · 속마음 뒤) 莎拉：听清楚艾薇。你生来就是铲龙粪的奴隶，别妄想踏进不属于你的世界！ (잘 들어, 아이비. 넌 태어날 때부터 용 똥이나 치우는 노예야. 네 것도 아닌 세상에 발 들일 생각은 꿈에도 하지 마!)</w:t>
+            </w:r>
+          </w:p>
+        </w:tc>
+        <w:tc>
+          <w:tcPr>
+            <w:tcW w:type="dxa" w:w="3406"/>
+          </w:tcPr>
+          <w:p>
+            <w:pPr>
+              <w:spacing w:after="20"/>
+            </w:pPr>
+            <w:r>
+              <w:rPr>
+                <w:rFonts w:ascii="맑은 고딕" w:hAnsi="맑은 고딕" w:eastAsia="맑은 고딕"/>
+                <w:b w:val="0"/>
+                <w:color w:val="1A1A1A"/>
+                <w:sz w:val="19"/>
+              </w:rPr>
+              <w:t>"보내 주세요 → 안 돼"가 두 바퀴. 아이비 둘째 부탁은 바로 앞 자기 말 "王城里每个女孩都能参加"(왕성 여자는 누구나 갈 수 있대요)를 되풀이하고, 사라는 "헛꿈 꾸지 마"를 세 번 한다.</w:t>
+            </w:r>
+          </w:p>
+        </w:tc>
+        <w:tc>
+          <w:tcPr>
+            <w:tcW w:type="dxa" w:w="3242"/>
+          </w:tcPr>
+          <w:p>
+            <w:pPr>
+              <w:spacing w:after="20"/>
+            </w:pPr>
+            <w:r>
+              <w:rPr>
+                <w:rFonts w:ascii="맑은 고딕" w:hAnsi="맑은 고딕" w:eastAsia="맑은 고딕"/>
+                <w:b w:val="0"/>
+                <w:color w:val="1A1A1A"/>
+                <w:sz w:val="19"/>
+              </w:rPr>
+              <w:t>4턴 → 2턴. 첫 거절 뒤 "△莎拉猛地推在艾薇肩膀上"(사라가 아이비 어깨를 확 민다)으로 바로 이어진다.</w:t>
             </w:r>
           </w:p>
         </w:tc>
@@ -2232,6 +2626,25 @@
       <w:tr>
         <w:tc>
           <w:tcPr>
+            <w:tcW w:type="dxa" w:w="454"/>
+          </w:tcPr>
+          <w:p>
+            <w:pPr>
+              <w:spacing w:after="20"/>
+            </w:pPr>
+            <w:r>
+              <w:rPr>
+                <w:rFonts w:ascii="맑은 고딕" w:hAnsi="맑은 고딕" w:eastAsia="맑은 고딕"/>
+                <w:b w:val="0"/>
+                <w:color w:val="1A1A1A"/>
+                <w:sz w:val="19"/>
+              </w:rPr>
+              <w:t>2</w:t>
+            </w:r>
+          </w:p>
+        </w:tc>
+        <w:tc>
+          <w:tcPr>
             <w:tcW w:type="dxa" w:w="1814"/>
           </w:tcPr>
           <w:p>
@@ -2245,45 +2658,175 @@
                 <w:color w:val="1A1A1A"/>
                 <w:sz w:val="19"/>
               </w:rPr>
-              <w:t>1화 001-3 에드워드</w:t>
-            </w:r>
-          </w:p>
-        </w:tc>
-        <w:tc>
-          <w:tcPr>
-            <w:tcW w:type="dxa" w:w="8348"/>
-          </w:tcPr>
-          <w:p>
-            <w:pPr>
-              <w:spacing w:after="20"/>
-            </w:pPr>
-            <w:r>
-              <w:rPr>
-                <w:rFonts w:ascii="맑은 고딕" w:hAnsi="맑은 고딕" w:eastAsia="맑은 고딕"/>
-                <w:b w:val="0"/>
-                <w:color w:val="1A1A1A"/>
-                <w:sz w:val="19"/>
-              </w:rPr>
-              <w:t>我，爱德华，以龙魂立下不朽誓约——从今天起，我会用生命保护我的妹妹！她的生命高于我的生命！ (…용의 혼을 걸고 영원한 맹세를 한다. … 동생의 목숨은 내 목숨보다 귀하다!)</w:t>
-            </w:r>
-          </w:p>
-        </w:tc>
-        <w:tc>
-          <w:tcPr>
-            <w:tcW w:type="dxa" w:w="4862"/>
-          </w:tcPr>
-          <w:p>
-            <w:pPr>
-              <w:spacing w:after="20"/>
-            </w:pPr>
-            <w:r>
-              <w:rPr>
-                <w:rFonts w:ascii="맑은 고딕" w:hAnsi="맑은 고딕" w:eastAsia="맑은 고딕"/>
-                <w:b w:val="0"/>
-                <w:color w:val="1A1A1A"/>
-                <w:sz w:val="19"/>
-              </w:rPr>
-              <w:t>我，爱德华，以龙魂起誓——从今天起，我用生命保护我的妹妹！ (뒤 문장은 앞 문장과 같은 말이라 삭제)</w:t>
+              <w:t>2화 002-2 → 3화 003-1 (바네사 침실)</w:t>
+            </w:r>
+          </w:p>
+        </w:tc>
+        <w:tc>
+          <w:tcPr>
+            <w:tcW w:type="dxa" w:w="6108"/>
+          </w:tcPr>
+          <w:p>
+            <w:pPr>
+              <w:spacing w:after="20"/>
+            </w:pPr>
+            <w:r>
+              <w:rPr>
+                <w:rFonts w:ascii="맑은 고딕" w:hAnsi="맑은 고딕" w:eastAsia="맑은 고딕"/>
+                <w:b w:val="0"/>
+                <w:color w:val="1A1A1A"/>
+                <w:sz w:val="19"/>
+              </w:rPr>
+              <w:t>爱德华：凡妮莎，今天整个王国都会见证你迎来十八岁的成年礼！ (바네사, 오늘 온 왕국이 네 열여덟 살 성인식을 지켜볼 거야!)</w:t>
+            </w:r>
+          </w:p>
+          <w:p>
+            <w:pPr>
+              <w:spacing w:after="20"/>
+            </w:pPr>
+            <w:r>
+              <w:rPr>
+                <w:rFonts w:ascii="맑은 고딕" w:hAnsi="맑은 고딕" w:eastAsia="맑은 고딕"/>
+                <w:b w:val="0"/>
+                <w:color w:val="1A1A1A"/>
+                <w:sz w:val="19"/>
+              </w:rPr>
+              <w:t>多米尼克：谁敢在今天让你不开心，我就把他扔进地牢。 (오늘 누구든 널 기분 나쁘게 하면, 내가 지하 감옥에 처넣어 버릴게.)</w:t>
+            </w:r>
+          </w:p>
+          <w:p>
+            <w:pPr>
+              <w:spacing w:after="20"/>
+            </w:pPr>
+            <w:r>
+              <w:rPr>
+                <w:rFonts w:ascii="맑은 고딕" w:hAnsi="맑은 고딕" w:eastAsia="맑은 고딕"/>
+                <w:b/>
+                <w:color w:val="1A1A1A"/>
+                <w:sz w:val="19"/>
+              </w:rPr>
+              <w:t>[뺌]</w:t>
+            </w:r>
+            <w:r>
+              <w:rPr>
+                <w:rFonts w:ascii="맑은 고딕" w:hAnsi="맑은 고딕" w:eastAsia="맑은 고딕"/>
+                <w:b w:val="0"/>
+                <w:color w:val="1A1A1A"/>
+                <w:sz w:val="19"/>
+              </w:rPr>
+              <w:t xml:space="preserve"> 塞巴斯蒂安：到那时，我的妹妹，你会是整个世界最耀眼的明珠！ (그때가 되면, 우리 동생, 넌 온 세상에서 가장 빛나는 보석이 될 거야!)</w:t>
+            </w:r>
+          </w:p>
+          <w:p>
+            <w:pPr>
+              <w:spacing w:after="20"/>
+            </w:pPr>
+            <w:r>
+              <w:rPr>
+                <w:rFonts w:ascii="맑은 고딕" w:hAnsi="맑은 고딕" w:eastAsia="맑은 고딕"/>
+                <w:b w:val="0"/>
+                <w:color w:val="1A1A1A"/>
+                <w:sz w:val="19"/>
+              </w:rPr>
+              <w:t>(3화) 凡妮莎：哥哥……龙戒又拒绝了我。…… (오빠…… 반지가 또 날 거부했어. …)</w:t>
+            </w:r>
+          </w:p>
+          <w:p>
+            <w:pPr>
+              <w:spacing w:after="20"/>
+            </w:pPr>
+            <w:r>
+              <w:rPr>
+                <w:rFonts w:ascii="맑은 고딕" w:hAnsi="맑은 고딕" w:eastAsia="맑은 고딕"/>
+                <w:b w:val="0"/>
+                <w:color w:val="1A1A1A"/>
+                <w:sz w:val="19"/>
+              </w:rPr>
+              <w:t>多米尼克：胡说！都是那该死的叛军！…… (헛소리! 전부 그 망할 반란군 때문이야! …)</w:t>
+            </w:r>
+          </w:p>
+          <w:p>
+            <w:pPr>
+              <w:spacing w:after="20"/>
+            </w:pPr>
+            <w:r>
+              <w:rPr>
+                <w:rFonts w:ascii="맑은 고딕" w:hAnsi="맑은 고딕" w:eastAsia="맑은 고딕"/>
+                <w:b/>
+                <w:color w:val="1A1A1A"/>
+                <w:sz w:val="19"/>
+              </w:rPr>
+              <w:t>[뺌]</w:t>
+            </w:r>
+            <w:r>
+              <w:rPr>
+                <w:rFonts w:ascii="맑은 고딕" w:hAnsi="맑은 고딕" w:eastAsia="맑은 고딕"/>
+                <w:b w:val="0"/>
+                <w:color w:val="1A1A1A"/>
+                <w:sz w:val="19"/>
+              </w:rPr>
+              <w:t xml:space="preserve"> 凡妮莎：可要是我今天无法觉醒龙魂呢？整个王国都会看我的笑话，他们会说我不配做母亲的女儿！ (근데 오늘 내가 용의 혼을 못 깨우면? 온 왕국이 날 비웃을 거야. 내가 어머니 딸 자격이 없다고 할 거라고!)</w:t>
+            </w:r>
+          </w:p>
+          <w:p>
+            <w:pPr>
+              <w:spacing w:after="20"/>
+            </w:pPr>
+            <w:r>
+              <w:rPr>
+                <w:rFonts w:ascii="맑은 고딕" w:hAnsi="맑은 고딕" w:eastAsia="맑은 고딕"/>
+                <w:b/>
+                <w:color w:val="1A1A1A"/>
+                <w:sz w:val="19"/>
+              </w:rPr>
+              <w:t>[뺌]</w:t>
+            </w:r>
+            <w:r>
+              <w:rPr>
+                <w:rFonts w:ascii="맑은 고딕" w:hAnsi="맑은 고딕" w:eastAsia="맑은 고딕"/>
+                <w:b w:val="0"/>
+                <w:color w:val="1A1A1A"/>
+                <w:sz w:val="19"/>
+              </w:rPr>
+              <w:t xml:space="preserve"> 多米尼克（狂热）：没错！谁敢质疑半句，我就亲手撕碎他！ (그렇지! 누구든 한마디라도 토를 달면, 내 손으로 찢어 버릴 거야!)</w:t>
+            </w:r>
+          </w:p>
+        </w:tc>
+        <w:tc>
+          <w:tcPr>
+            <w:tcW w:type="dxa" w:w="3406"/>
+          </w:tcPr>
+          <w:p>
+            <w:pPr>
+              <w:spacing w:after="20"/>
+            </w:pPr>
+            <w:r>
+              <w:rPr>
+                <w:rFonts w:ascii="맑은 고딕" w:hAnsi="맑은 고딕" w:eastAsia="맑은 고딕"/>
+                <w:b w:val="0"/>
+                <w:color w:val="1A1A1A"/>
+                <w:sz w:val="19"/>
+              </w:rPr>
+              <w:t>위 1-1 1번 장면을 주고받기로 다시 본 것. "축하해"(에드워드 · 세바스찬), "건드리는 놈은 혼낸다"(2화 도미닉 "扔进地牢" · 3화 도미닉 "撕碎他"), "걱정 → 달래기"(반지 거부 → 도미닉 다음에 의식 실패 → 세바스찬)가 각각 두 번씩 돈다.</w:t>
+            </w:r>
+          </w:p>
+        </w:tc>
+        <w:tc>
+          <w:tcPr>
+            <w:tcW w:type="dxa" w:w="3242"/>
+          </w:tcPr>
+          <w:p>
+            <w:pPr>
+              <w:spacing w:after="20"/>
+            </w:pPr>
+            <w:r>
+              <w:rPr>
+                <w:rFonts w:ascii="맑은 고딕" w:hAnsi="맑은 고딕" w:eastAsia="맑은 고딕"/>
+                <w:b w:val="0"/>
+                <w:color w:val="1A1A1A"/>
+                <w:sz w:val="19"/>
+              </w:rPr>
+              <w:t>15턴 → 10턴(1-1 1번 두 줄 포함). "성인식 · 혈통 의식 · 반지 거부 · 반란 탓 · 여왕 발표"는 다 남는다. 3화는 도미닉 달램 뒤 지문(세바스찬이 반지를 다시 끼워 줌 · 에드워드가 눈물을 닦아 줌)으로 이어진다.</w:t>
             </w:r>
           </w:p>
         </w:tc>
@@ -2291,6 +2834,25 @@
       <w:tr>
         <w:tc>
           <w:tcPr>
+            <w:tcW w:type="dxa" w:w="454"/>
+          </w:tcPr>
+          <w:p>
+            <w:pPr>
+              <w:spacing w:after="20"/>
+            </w:pPr>
+            <w:r>
+              <w:rPr>
+                <w:rFonts w:ascii="맑은 고딕" w:hAnsi="맑은 고딕" w:eastAsia="맑은 고딕"/>
+                <w:b w:val="0"/>
+                <w:color w:val="1A1A1A"/>
+                <w:sz w:val="19"/>
+              </w:rPr>
+              <w:t>3</w:t>
+            </w:r>
+          </w:p>
+        </w:tc>
+        <w:tc>
+          <w:tcPr>
             <w:tcW w:type="dxa" w:w="1814"/>
           </w:tcPr>
           <w:p>
@@ -2304,45 +2866,129 @@
                 <w:color w:val="1A1A1A"/>
                 <w:sz w:val="19"/>
               </w:rPr>
-              <w:t>1화 001-3 도미닉</w:t>
-            </w:r>
-          </w:p>
-        </w:tc>
-        <w:tc>
-          <w:tcPr>
-            <w:tcW w:type="dxa" w:w="8348"/>
-          </w:tcPr>
-          <w:p>
-            <w:pPr>
-              <w:spacing w:after="20"/>
-            </w:pPr>
-            <w:r>
-              <w:rPr>
-                <w:rFonts w:ascii="맑은 고딕" w:hAnsi="맑은 고딕" w:eastAsia="맑은 고딕"/>
-                <w:b w:val="0"/>
-                <w:color w:val="1A1A1A"/>
-                <w:sz w:val="19"/>
-              </w:rPr>
-              <w:t>我必用滔天龙焰，让其化为灰烬 (하늘을 뒤덮을 용의 불길로 잿더미로 만들어 주겠다)</w:t>
-            </w:r>
-          </w:p>
-        </w:tc>
-        <w:tc>
-          <w:tcPr>
-            <w:tcW w:type="dxa" w:w="4862"/>
-          </w:tcPr>
-          <w:p>
-            <w:pPr>
-              <w:spacing w:after="20"/>
-            </w:pPr>
-            <w:r>
-              <w:rPr>
-                <w:rFonts w:ascii="맑은 고딕" w:hAnsi="맑은 고딕" w:eastAsia="맑은 고딕"/>
-                <w:b w:val="0"/>
-                <w:color w:val="1A1A1A"/>
-                <w:sz w:val="19"/>
-              </w:rPr>
-              <w:t>我就用龙焰把他烧成灰 (용의 불로 재로 만들어 주겠다)</w:t>
+              <w:t>4화 004-1 끝 → 5화 005-1 첫머리 (바네사 속마음)</w:t>
+            </w:r>
+          </w:p>
+        </w:tc>
+        <w:tc>
+          <w:tcPr>
+            <w:tcW w:type="dxa" w:w="6108"/>
+          </w:tcPr>
+          <w:p>
+            <w:pPr>
+              <w:spacing w:after="20"/>
+            </w:pPr>
+            <w:r>
+              <w:rPr>
+                <w:rFonts w:ascii="맑은 고딕" w:hAnsi="맑은 고딕" w:eastAsia="맑은 고딕"/>
+                <w:b/>
+                <w:color w:val="1A1A1A"/>
+                <w:sz w:val="19"/>
+              </w:rPr>
+              <w:t>[뺌]</w:t>
+            </w:r>
+            <w:r>
+              <w:rPr>
+                <w:rFonts w:ascii="맑은 고딕" w:hAnsi="맑은 고딕" w:eastAsia="맑은 고딕"/>
+                <w:b w:val="0"/>
+                <w:color w:val="1A1A1A"/>
+                <w:sz w:val="19"/>
+              </w:rPr>
+              <w:t xml:space="preserve"> 凡妮莎VO（愤怒）：一帮蠢货，一个低贱的泥种，也配和我这个公主相提并论！ (멍청한 것들! 저런 천것 따위를 감히 공주인 나랑 견줘?!)</w:t>
+            </w:r>
+          </w:p>
+          <w:p>
+            <w:pPr>
+              <w:spacing w:after="20"/>
+            </w:pPr>
+            <w:r>
+              <w:rPr>
+                <w:rFonts w:ascii="맑은 고딕" w:hAnsi="맑은 고딕" w:eastAsia="맑은 고딕"/>
+                <w:b w:val="0"/>
+                <w:color w:val="1A1A1A"/>
+                <w:sz w:val="19"/>
+              </w:rPr>
+              <w:t>凡妮莎VO：龙戒！它居然和一个奴隶共鸣了？！ (반지가! 노예한테 공명을 하다니?!)</w:t>
+            </w:r>
+          </w:p>
+          <w:p>
+            <w:pPr>
+              <w:spacing w:after="20"/>
+            </w:pPr>
+            <w:r>
+              <w:rPr>
+                <w:rFonts w:ascii="맑은 고딕" w:hAnsi="맑은 고딕" w:eastAsia="맑은 고딕"/>
+                <w:b w:val="0"/>
+                <w:color w:val="1A1A1A"/>
+                <w:sz w:val="19"/>
+              </w:rPr>
+              <w:t>凡妮莎VO：这一定是她用了什么肮脏的黑魔法！她想窃取我的荣光，我要杀了她！ (분명 무슨 더러운 흑마법을 쓴 거야! 감히 내 영광을 훔치려 들어? 죽여 버릴 거야!)</w:t>
+            </w:r>
+          </w:p>
+          <w:p>
+            <w:pPr>
+              <w:spacing w:after="20"/>
+            </w:pPr>
+            <w:r>
+              <w:rPr>
+                <w:rFonts w:ascii="맑은 고딕" w:hAnsi="맑은 고딕" w:eastAsia="맑은 고딕"/>
+                <w:b w:val="0"/>
+                <w:color w:val="1A1A1A"/>
+                <w:sz w:val="19"/>
+              </w:rPr>
+              <w:t>(5화) 凡妮莎VO（咬牙切齿）：我绝不能让人发现龙戒的异样，这个冲撞我的泥种必须死！ (반지가 이상하다는 걸 절대 들켜선 안 돼. 감히 날 들이받은 저 천것은 죽어야 해!)</w:t>
+            </w:r>
+          </w:p>
+        </w:tc>
+        <w:tc>
+          <w:tcPr>
+            <w:tcW w:type="dxa" w:w="3406"/>
+          </w:tcPr>
+          <w:p>
+            <w:pPr>
+              <w:spacing w:after="20"/>
+            </w:pPr>
+            <w:r>
+              <w:rPr>
+                <w:rFonts w:ascii="맑은 고딕" w:hAnsi="맑은 고딕" w:eastAsia="맑은 고딕"/>
+                <w:b w:val="0"/>
+                <w:color w:val="1A1A1A"/>
+                <w:sz w:val="19"/>
+              </w:rPr>
+              <w:t>속마음 네 줄 중 "감히 날 넘봐 · 죽인다"가 세 번이다(4화 첫 줄 · 4화 끝 줄 · 5화 첫 줄). 5화 첫 속마음 뒷부분은 4화 마지막 줄을 그대로 다시 한다.</w:t>
+            </w:r>
+          </w:p>
+        </w:tc>
+        <w:tc>
+          <w:tcPr>
+            <w:tcW w:type="dxa" w:w="3242"/>
+          </w:tcPr>
+          <w:p>
+            <w:pPr>
+              <w:spacing w:after="20"/>
+            </w:pPr>
+            <w:r>
+              <w:rPr>
+                <w:rFonts w:ascii="맑은 고딕" w:hAnsi="맑은 고딕" w:eastAsia="맑은 고딕"/>
+                <w:b w:val="0"/>
+                <w:color w:val="1A1A1A"/>
+                <w:sz w:val="19"/>
+              </w:rPr>
+              <w:t>속마음 4줄 → 3줄. 4화 첫 줄을 빼도 4화 끝 줄 "她想窃取我的荣光"이 같은 화를 담는다.</w:t>
+            </w:r>
+          </w:p>
+          <w:p>
+            <w:pPr>
+              <w:spacing w:after="20"/>
+            </w:pPr>
+            <w:r>
+              <w:rPr>
+                <w:rFonts w:ascii="맑은 고딕" w:hAnsi="맑은 고딕" w:eastAsia="맑은 고딕"/>
+                <w:b w:val="0"/>
+                <w:color w:val="1A1A1A"/>
+                <w:sz w:val="19"/>
+              </w:rPr>
+              <w:t>5화 → 凡妮莎VO：绝不能让人发现龙戒的异样！ (반지가 이상하다는 걸 절대 들키면 안 돼!)</w:t>
             </w:r>
           </w:p>
         </w:tc>
@@ -2350,6 +2996,25 @@
       <w:tr>
         <w:tc>
           <w:tcPr>
+            <w:tcW w:type="dxa" w:w="454"/>
+          </w:tcPr>
+          <w:p>
+            <w:pPr>
+              <w:spacing w:after="20"/>
+            </w:pPr>
+            <w:r>
+              <w:rPr>
+                <w:rFonts w:ascii="맑은 고딕" w:hAnsi="맑은 고딕" w:eastAsia="맑은 고딕"/>
+                <w:b w:val="0"/>
+                <w:color w:val="1A1A1A"/>
+                <w:sz w:val="19"/>
+              </w:rPr>
+              <w:t>4</w:t>
+            </w:r>
+          </w:p>
+        </w:tc>
+        <w:tc>
+          <w:tcPr>
             <w:tcW w:type="dxa" w:w="1814"/>
           </w:tcPr>
           <w:p>
@@ -2363,45 +3028,87 @@
                 <w:color w:val="1A1A1A"/>
                 <w:sz w:val="19"/>
               </w:rPr>
-              <w:t>3화 003-1 도미닉</w:t>
-            </w:r>
-          </w:p>
-        </w:tc>
-        <w:tc>
-          <w:tcPr>
-            <w:tcW w:type="dxa" w:w="8348"/>
-          </w:tcPr>
-          <w:p>
-            <w:pPr>
-              <w:spacing w:after="20"/>
-            </w:pPr>
-            <w:r>
-              <w:rPr>
-                <w:rFonts w:ascii="맑은 고딕" w:hAnsi="맑은 고딕" w:eastAsia="맑은 고딕"/>
-                <w:b w:val="0"/>
-                <w:color w:val="1A1A1A"/>
-                <w:sz w:val="19"/>
-              </w:rPr>
-              <w:t>要不是那场叛乱损伤了你的龙族本源 (그 반란 때 네 용족의 근원이 다치지만 않았어도)</w:t>
-            </w:r>
-          </w:p>
-        </w:tc>
-        <w:tc>
-          <w:tcPr>
-            <w:tcW w:type="dxa" w:w="4862"/>
-          </w:tcPr>
-          <w:p>
-            <w:pPr>
-              <w:spacing w:after="20"/>
-            </w:pPr>
-            <w:r>
-              <w:rPr>
-                <w:rFonts w:ascii="맑은 고딕" w:hAnsi="맑은 고딕" w:eastAsia="맑은 고딕"/>
-                <w:b w:val="0"/>
-                <w:color w:val="1A1A1A"/>
-                <w:sz w:val="19"/>
-              </w:rPr>
-              <w:t>要不是那场叛乱伤了你的龙魂 (그 반란 때 네 용의 혼이 다치지만 않았어도)</w:t>
+              <w:t>7화 007-1 (축제 광장)</w:t>
+            </w:r>
+          </w:p>
+        </w:tc>
+        <w:tc>
+          <w:tcPr>
+            <w:tcW w:type="dxa" w:w="6108"/>
+          </w:tcPr>
+          <w:p>
+            <w:pPr>
+              <w:spacing w:after="20"/>
+            </w:pPr>
+            <w:r>
+              <w:rPr>
+                <w:rFonts w:ascii="맑은 고딕" w:hAnsi="맑은 고딕" w:eastAsia="맑은 고딕"/>
+                <w:b w:val="0"/>
+                <w:color w:val="1A1A1A"/>
+                <w:sz w:val="19"/>
+              </w:rPr>
+              <w:t>平民B：简直太美了！凡妮莎公主就是埃莉诺女王生命的延续！ (정말 아름다우셔! 바네사 공주님은 엘레노어 여왕님이 다시 살아나신 거나 다름없어!)</w:t>
+            </w:r>
+          </w:p>
+          <w:p>
+            <w:pPr>
+              <w:spacing w:after="20"/>
+            </w:pPr>
+            <w:r>
+              <w:rPr>
+                <w:rFonts w:ascii="맑은 고딕" w:hAnsi="맑은 고딕" w:eastAsia="맑은 고딕"/>
+                <w:b/>
+                <w:color w:val="1A1A1A"/>
+                <w:sz w:val="19"/>
+              </w:rPr>
+              <w:t>[뺌]</w:t>
+            </w:r>
+            <w:r>
+              <w:rPr>
+                <w:rFonts w:ascii="맑은 고딕" w:hAnsi="맑은 고딕" w:eastAsia="맑은 고딕"/>
+                <w:b w:val="0"/>
+                <w:color w:val="1A1A1A"/>
+                <w:sz w:val="19"/>
+              </w:rPr>
+              <w:t xml:space="preserve"> 多米尼克（大笑）：尽情享受吧，凡妮莎。今天，所有的欢呼和王冠都只属于你！ (마음껏 즐겨, 바네사. 오늘 모든 환호와 왕관은 오직 네 거야!)</w:t>
+            </w:r>
+          </w:p>
+        </w:tc>
+        <w:tc>
+          <w:tcPr>
+            <w:tcW w:type="dxa" w:w="3406"/>
+          </w:tcPr>
+          <w:p>
+            <w:pPr>
+              <w:spacing w:after="20"/>
+            </w:pPr>
+            <w:r>
+              <w:rPr>
+                <w:rFonts w:ascii="맑은 고딕" w:hAnsi="맑은 고딕" w:eastAsia="맑은 고딕"/>
+                <w:b w:val="0"/>
+                <w:color w:val="1A1A1A"/>
+                <w:sz w:val="19"/>
+              </w:rPr>
+              <w:t>바로 앞 평민 환호와 같은 얘기고, "왕관은 네 거"는 3화 에드워드 "由你继承母亲的王位"(네가 여왕이 된다)를 다시 말한다.</w:t>
+            </w:r>
+          </w:p>
+        </w:tc>
+        <w:tc>
+          <w:tcPr>
+            <w:tcW w:type="dxa" w:w="3242"/>
+          </w:tcPr>
+          <w:p>
+            <w:pPr>
+              <w:spacing w:after="20"/>
+            </w:pPr>
+            <w:r>
+              <w:rPr>
+                <w:rFonts w:ascii="맑은 고딕" w:hAnsi="맑은 고딕" w:eastAsia="맑은 고딕"/>
+                <w:b w:val="0"/>
+                <w:color w:val="1A1A1A"/>
+                <w:sz w:val="19"/>
+              </w:rPr>
+              <w:t>빼면 평민 환호 → "△凡妮莎高高扬起下巴"(바네사가 턱을 치켜든다) → "△塞巴斯蒂安和多米尼克一左一右护在凡妮莎身旁，满脸骄傲"(두 오빠가 양옆에서 뿌듯하게 지킨다)가 같은 걸 그림으로 보여 준다.</w:t>
             </w:r>
           </w:p>
         </w:tc>
@@ -2409,6 +3116,25 @@
       <w:tr>
         <w:tc>
           <w:tcPr>
+            <w:tcW w:type="dxa" w:w="454"/>
+          </w:tcPr>
+          <w:p>
+            <w:pPr>
+              <w:spacing w:after="20"/>
+            </w:pPr>
+            <w:r>
+              <w:rPr>
+                <w:rFonts w:ascii="맑은 고딕" w:hAnsi="맑은 고딕" w:eastAsia="맑은 고딕"/>
+                <w:b w:val="0"/>
+                <w:color w:val="1A1A1A"/>
+                <w:sz w:val="19"/>
+              </w:rPr>
+              <w:t>5</w:t>
+            </w:r>
+          </w:p>
+        </w:tc>
+        <w:tc>
+          <w:tcPr>
             <w:tcW w:type="dxa" w:w="1814"/>
           </w:tcPr>
           <w:p>
@@ -2422,45 +3148,138 @@
                 <w:color w:val="1A1A1A"/>
                 <w:sz w:val="19"/>
               </w:rPr>
-              <w:t>6화 006-1 바네사 (화자 없는 줄)</w:t>
-            </w:r>
-          </w:p>
-        </w:tc>
-        <w:tc>
-          <w:tcPr>
-            <w:tcW w:type="dxa" w:w="8348"/>
-          </w:tcPr>
-          <w:p>
-            <w:pPr>
-              <w:spacing w:after="20"/>
-            </w:pPr>
-            <w:r>
-              <w:rPr>
-                <w:rFonts w:ascii="맑은 고딕" w:hAnsi="맑은 고딕" w:eastAsia="맑은 고딕"/>
-                <w:b w:val="0"/>
-                <w:color w:val="1A1A1A"/>
-                <w:sz w:val="19"/>
-              </w:rPr>
-              <w:t>你的出现，只能是对我宴会的亵渎 (네가 나타난 것만으로도 내 연회를 더럽히는 거야)</w:t>
-            </w:r>
-          </w:p>
-        </w:tc>
-        <w:tc>
-          <w:tcPr>
-            <w:tcW w:type="dxa" w:w="4862"/>
-          </w:tcPr>
-          <w:p>
-            <w:pPr>
-              <w:spacing w:after="20"/>
-            </w:pPr>
-            <w:r>
-              <w:rPr>
-                <w:rFonts w:ascii="맑은 고딕" w:hAnsi="맑은 고딕" w:eastAsia="맑은 고딕"/>
-                <w:b w:val="0"/>
-                <w:color w:val="1A1A1A"/>
-                <w:sz w:val="19"/>
-              </w:rPr>
-              <w:t>你一来，就脏了我的宴会 (네가 온 것만으로 내 연회가 더러워져)</w:t>
+              <w:t>8화 008-1 (연회장)</w:t>
+            </w:r>
+          </w:p>
+        </w:tc>
+        <w:tc>
+          <w:tcPr>
+            <w:tcW w:type="dxa" w:w="6108"/>
+          </w:tcPr>
+          <w:p>
+            <w:pPr>
+              <w:spacing w:after="20"/>
+            </w:pPr>
+            <w:r>
+              <w:rPr>
+                <w:rFonts w:ascii="맑은 고딕" w:hAnsi="맑은 고딕" w:eastAsia="맑은 고딕"/>
+                <w:b w:val="0"/>
+                <w:color w:val="1A1A1A"/>
+                <w:sz w:val="19"/>
+              </w:rPr>
+              <w:t>凡妮莎（冷声）：你是在偷窃我庆典的食物吗，泥种！ (내 축제 음식을 훔치는 거야, 천것?)</w:t>
+            </w:r>
+          </w:p>
+          <w:p>
+            <w:pPr>
+              <w:spacing w:after="20"/>
+            </w:pPr>
+            <w:r>
+              <w:rPr>
+                <w:rFonts w:ascii="맑은 고딕" w:hAnsi="맑은 고딕" w:eastAsia="맑은 고딕"/>
+                <w:b/>
+                <w:color w:val="1A1A1A"/>
+                <w:sz w:val="19"/>
+              </w:rPr>
+              <w:t>[뺌]</w:t>
+            </w:r>
+            <w:r>
+              <w:rPr>
+                <w:rFonts w:ascii="맑은 고딕" w:hAnsi="맑은 고딕" w:eastAsia="맑은 고딕"/>
+                <w:b w:val="0"/>
+                <w:color w:val="1A1A1A"/>
+                <w:sz w:val="19"/>
+              </w:rPr>
+              <w:t xml:space="preserve"> 凡妮莎（猛地提高音量）：我在和你说话！回答我！ (내가 말하잖아! 대답해!)</w:t>
+            </w:r>
+          </w:p>
+          <w:p>
+            <w:pPr>
+              <w:spacing w:after="20"/>
+            </w:pPr>
+            <w:r>
+              <w:rPr>
+                <w:rFonts w:ascii="맑은 고딕" w:hAnsi="맑은 고딕" w:eastAsia="맑은 고딕"/>
+                <w:b w:val="0"/>
+                <w:color w:val="1A1A1A"/>
+                <w:sz w:val="19"/>
+              </w:rPr>
+              <w:t>多米尼克：发生了什么事，凡妮莎？是谁敢惹你不高兴？！ (무슨 일이야, 바네사? 누가 감히 널 기분 나쁘게 했어?!)</w:t>
+            </w:r>
+          </w:p>
+          <w:p>
+            <w:pPr>
+              <w:spacing w:after="20"/>
+            </w:pPr>
+            <w:r>
+              <w:rPr>
+                <w:rFonts w:ascii="맑은 고딕" w:hAnsi="맑은 고딕" w:eastAsia="맑은 고딕"/>
+                <w:b w:val="0"/>
+                <w:color w:val="1A1A1A"/>
+                <w:sz w:val="19"/>
+              </w:rPr>
+              <w:t>凡妮莎：哥哥！又是这个泥种！…… (오빠! 또 이 천것이야! …)</w:t>
+            </w:r>
+          </w:p>
+          <w:p>
+            <w:pPr>
+              <w:spacing w:after="20"/>
+            </w:pPr>
+            <w:r>
+              <w:rPr>
+                <w:rFonts w:ascii="맑은 고딕" w:hAnsi="맑은 고딕" w:eastAsia="맑은 고딕"/>
+                <w:b/>
+                <w:color w:val="1A1A1A"/>
+                <w:sz w:val="19"/>
+              </w:rPr>
+              <w:t>[뺌]</w:t>
+            </w:r>
+            <w:r>
+              <w:rPr>
+                <w:rFonts w:ascii="맑은 고딕" w:hAnsi="맑은 고딕" w:eastAsia="맑은 고딕"/>
+                <w:b w:val="0"/>
+                <w:color w:val="1A1A1A"/>
+                <w:sz w:val="19"/>
+              </w:rPr>
+              <w:t xml:space="preserve"> 塞巴斯蒂安（冷声）：该死的贱种，还真是活腻了！ (망할 천한 것, 정말 살기 싫은 모양이군!)</w:t>
+            </w:r>
+          </w:p>
+        </w:tc>
+        <w:tc>
+          <w:tcPr>
+            <w:tcW w:type="dxa" w:w="3406"/>
+          </w:tcPr>
+          <w:p>
+            <w:pPr>
+              <w:spacing w:after="20"/>
+            </w:pPr>
+            <w:r>
+              <w:rPr>
+                <w:rFonts w:ascii="맑은 고딕" w:hAnsi="맑은 고딕" w:eastAsia="맑은 고딕"/>
+                <w:b w:val="0"/>
+                <w:color w:val="1A1A1A"/>
+                <w:sz w:val="19"/>
+              </w:rPr>
+              <w:t>바네사가 같은 추궁을 두 번 한다(훔치냐 → 대답해). 오빠 둘이 나란히 와서 하나는 묻고 하나는 욕하는데, 욕하는 일은 9화 첫머리에 도미닉이 바로 한다.</w:t>
+            </w:r>
+          </w:p>
+        </w:tc>
+        <w:tc>
+          <w:tcPr>
+            <w:tcW w:type="dxa" w:w="3242"/>
+          </w:tcPr>
+          <w:p>
+            <w:pPr>
+              <w:spacing w:after="20"/>
+            </w:pPr>
+            <w:r>
+              <w:rPr>
+                <w:rFonts w:ascii="맑은 고딕" w:hAnsi="맑은 고딕" w:eastAsia="맑은 고딕"/>
+                <w:b w:val="0"/>
+                <w:color w:val="1A1A1A"/>
+                <w:sz w:val="19"/>
+              </w:rPr>
+              <w:t>10턴 → 7턴(1-1 6번 귀족 B 포함). 첫 줄 뒤 "△艾薇身体一僵。周围宾客齐刷刷看来。"(아이비가 굳고 손님들이 쳐다본다)가 대답 없는 침묵을 보여 준다. 세바스찬 줄을 빼면 바네사 고자질 뒤 "△艾薇身体微微发抖"(아이비가 떤다)로 이어진다.</w:t>
             </w:r>
           </w:p>
         </w:tc>
@@ -2468,6 +3287,25 @@
       <w:tr>
         <w:tc>
           <w:tcPr>
+            <w:tcW w:type="dxa" w:w="454"/>
+          </w:tcPr>
+          <w:p>
+            <w:pPr>
+              <w:spacing w:after="20"/>
+            </w:pPr>
+            <w:r>
+              <w:rPr>
+                <w:rFonts w:ascii="맑은 고딕" w:hAnsi="맑은 고딕" w:eastAsia="맑은 고딕"/>
+                <w:b w:val="0"/>
+                <w:color w:val="1A1A1A"/>
+                <w:sz w:val="19"/>
+              </w:rPr>
+              <w:t>6</w:t>
+            </w:r>
+          </w:p>
+        </w:tc>
+        <w:tc>
+          <w:tcPr>
             <w:tcW w:type="dxa" w:w="1814"/>
           </w:tcPr>
           <w:p>
@@ -2481,45 +3319,101 @@
                 <w:color w:val="1A1A1A"/>
                 <w:sz w:val="19"/>
               </w:rPr>
-              <w:t>6화 006-1 바네사</w:t>
-            </w:r>
-          </w:p>
-        </w:tc>
-        <w:tc>
-          <w:tcPr>
-            <w:tcW w:type="dxa" w:w="8348"/>
-          </w:tcPr>
-          <w:p>
-            <w:pPr>
-              <w:spacing w:after="20"/>
-            </w:pPr>
-            <w:r>
-              <w:rPr>
-                <w:rFonts w:ascii="맑은 고딕" w:hAnsi="맑은 고딕" w:eastAsia="맑은 고딕"/>
-                <w:b w:val="0"/>
-                <w:color w:val="1A1A1A"/>
-                <w:sz w:val="19"/>
-              </w:rPr>
-              <w:t>还当众蛊惑人心 (사람들 앞에서 민심까지 홀리고 있어)</w:t>
-            </w:r>
-          </w:p>
-        </w:tc>
-        <w:tc>
-          <w:tcPr>
-            <w:tcW w:type="dxa" w:w="4862"/>
-          </w:tcPr>
-          <w:p>
-            <w:pPr>
-              <w:spacing w:after="20"/>
-            </w:pPr>
-            <w:r>
-              <w:rPr>
-                <w:rFonts w:ascii="맑은 고딕" w:hAnsi="맑은 고딕" w:eastAsia="맑은 고딕"/>
-                <w:b w:val="0"/>
-                <w:color w:val="1A1A1A"/>
-                <w:sz w:val="19"/>
-              </w:rPr>
-              <w:t>还当众煽动大家 (사람들까지 부추기고 있어)</w:t>
+              <w:t>9화 009-1 (연회장)</w:t>
+            </w:r>
+          </w:p>
+        </w:tc>
+        <w:tc>
+          <w:tcPr>
+            <w:tcW w:type="dxa" w:w="6108"/>
+          </w:tcPr>
+          <w:p>
+            <w:pPr>
+              <w:spacing w:after="20"/>
+            </w:pPr>
+            <w:r>
+              <w:rPr>
+                <w:rFonts w:ascii="맑은 고딕" w:hAnsi="맑은 고딕" w:eastAsia="맑은 고딕"/>
+                <w:b w:val="0"/>
+                <w:color w:val="1A1A1A"/>
+                <w:sz w:val="19"/>
+              </w:rPr>
+              <w:t>多米尼克（暴躁）：没听见我妹妹的话吗？跪下，泥种！ (내 동생 말 못 들었어? 무릎 꿇어, 천것!)</w:t>
+            </w:r>
+          </w:p>
+          <w:p>
+            <w:pPr>
+              <w:spacing w:after="20"/>
+            </w:pPr>
+            <w:r>
+              <w:rPr>
+                <w:rFonts w:ascii="맑은 고딕" w:hAnsi="맑은 고딕" w:eastAsia="맑은 고딕"/>
+                <w:b w:val="0"/>
+                <w:color w:val="1A1A1A"/>
+                <w:sz w:val="19"/>
+              </w:rPr>
+              <w:t>(무릎 뒤를 걷어참 · 艾薇："啊！")</w:t>
+            </w:r>
+          </w:p>
+          <w:p>
+            <w:pPr>
+              <w:spacing w:after="20"/>
+            </w:pPr>
+            <w:r>
+              <w:rPr>
+                <w:rFonts w:ascii="맑은 고딕" w:hAnsi="맑은 고딕" w:eastAsia="맑은 고딕"/>
+                <w:b/>
+                <w:color w:val="1A1A1A"/>
+                <w:sz w:val="19"/>
+              </w:rPr>
+              <w:t>[뺌]</w:t>
+            </w:r>
+            <w:r>
+              <w:rPr>
+                <w:rFonts w:ascii="맑은 고딕" w:hAnsi="맑은 고딕" w:eastAsia="맑은 고딕"/>
+                <w:b w:val="0"/>
+                <w:color w:val="1A1A1A"/>
+                <w:sz w:val="19"/>
+              </w:rPr>
+              <w:t xml:space="preserve"> 多米尼克（眼神狠厉）：我妹妹让你跪着吃，你就只能跪着吃！这就是惹怒她的下场！ (내 동생이 무릎 꿇고 먹으라면, 무릎 꿇고 먹는 수밖에 없어! 그게 내 동생을 화나게 한 대가야!)</w:t>
+            </w:r>
+          </w:p>
+        </w:tc>
+        <w:tc>
+          <w:tcPr>
+            <w:tcW w:type="dxa" w:w="3406"/>
+          </w:tcPr>
+          <w:p>
+            <w:pPr>
+              <w:spacing w:after="20"/>
+            </w:pPr>
+            <w:r>
+              <w:rPr>
+                <w:rFonts w:ascii="맑은 고딕" w:hAnsi="맑은 고딕" w:eastAsia="맑은 고딕"/>
+                <w:b w:val="0"/>
+                <w:color w:val="1A1A1A"/>
+                <w:sz w:val="19"/>
+              </w:rPr>
+              <w:t>도미닉이 "동생 말대로 꿇어"를 발길질 앞뒤로 두 번 한다.</w:t>
+            </w:r>
+          </w:p>
+        </w:tc>
+        <w:tc>
+          <w:tcPr>
+            <w:tcW w:type="dxa" w:w="3242"/>
+          </w:tcPr>
+          <w:p>
+            <w:pPr>
+              <w:spacing w:after="20"/>
+            </w:pPr>
+            <w:r>
+              <w:rPr>
+                <w:rFonts w:ascii="맑은 고딕" w:hAnsi="맑은 고딕" w:eastAsia="맑은 고딕"/>
+                <w:b w:val="0"/>
+                <w:color w:val="1A1A1A"/>
+                <w:sz w:val="19"/>
+              </w:rPr>
+              <w:t>도미닉 2줄 → 1줄. "△多米尼克一只手按住艾薇肩膀，强行将她压向地上被踩烂的水果。"(어깨를 눌러 짓밟힌 과일 쪽으로 민다) 동작만으로 간다. 바네사의 "吃！"(먹어!)는 9화 끝 굴욕의 정점이라 남긴다.</w:t>
             </w:r>
           </w:p>
         </w:tc>
@@ -2541,7 +3435,456 @@
           <w:color w:val="8A5A10"/>
           <w:sz w:val="25"/>
         </w:rPr>
-        <w:t>1-3. 오류</w:t>
+        <w:t>1-3. 어려운 말 → 쉬운 말 (위 표에서 안 다룬 것)</w:t>
+      </w:r>
+    </w:p>
+    <w:tbl>
+      <w:tblPr>
+        <w:tblStyle w:val="TableGrid"/>
+        <w:tblW w:type="auto" w:w="0"/>
+        <w:jc w:val="center"/>
+        <w:tblLayout w:type="fixed"/>
+        <w:tblLook w:firstColumn="1" w:firstRow="1" w:lastColumn="0" w:lastRow="0" w:noHBand="0" w:noVBand="1" w:val="04A0"/>
+      </w:tblPr>
+      <w:tblGrid>
+        <w:gridCol w:w="1814"/>
+        <w:gridCol w:w="8348"/>
+        <w:gridCol w:w="4862"/>
+      </w:tblGrid>
+      <w:tr>
+        <w:tc>
+          <w:tcPr>
+            <w:tcW w:type="dxa" w:w="1814"/>
+            <w:shd w:val="clear" w:color="auto" w:fill="EFE6D2"/>
+          </w:tcPr>
+          <w:p>
+            <w:pPr>
+              <w:spacing w:after="20"/>
+            </w:pPr>
+            <w:r>
+              <w:rPr>
+                <w:rFonts w:ascii="맑은 고딕" w:hAnsi="맑은 고딕" w:eastAsia="맑은 고딕"/>
+                <w:b/>
+                <w:color w:val="1A1A1A"/>
+                <w:sz w:val="19"/>
+              </w:rPr>
+              <w:t>위치</w:t>
+            </w:r>
+          </w:p>
+        </w:tc>
+        <w:tc>
+          <w:tcPr>
+            <w:tcW w:type="dxa" w:w="8348"/>
+            <w:shd w:val="clear" w:color="auto" w:fill="EFE6D2"/>
+          </w:tcPr>
+          <w:p>
+            <w:pPr>
+              <w:spacing w:after="20"/>
+            </w:pPr>
+            <w:r>
+              <w:rPr>
+                <w:rFonts w:ascii="맑은 고딕" w:hAnsi="맑은 고딕" w:eastAsia="맑은 고딕"/>
+                <w:b/>
+                <w:color w:val="1A1A1A"/>
+                <w:sz w:val="19"/>
+              </w:rPr>
+              <w:t>원문 (한국어)</w:t>
+            </w:r>
+          </w:p>
+        </w:tc>
+        <w:tc>
+          <w:tcPr>
+            <w:tcW w:type="dxa" w:w="4862"/>
+            <w:shd w:val="clear" w:color="auto" w:fill="EFE6D2"/>
+          </w:tcPr>
+          <w:p>
+            <w:pPr>
+              <w:spacing w:after="20"/>
+            </w:pPr>
+            <w:r>
+              <w:rPr>
+                <w:rFonts w:ascii="맑은 고딕" w:hAnsi="맑은 고딕" w:eastAsia="맑은 고딕"/>
+                <w:b/>
+                <w:color w:val="1A1A1A"/>
+                <w:sz w:val="19"/>
+              </w:rPr>
+              <w:t>쉬운 말</w:t>
+            </w:r>
+          </w:p>
+        </w:tc>
+      </w:tr>
+      <w:tr>
+        <w:tc>
+          <w:tcPr>
+            <w:tcW w:type="dxa" w:w="1814"/>
+          </w:tcPr>
+          <w:p>
+            <w:pPr>
+              <w:spacing w:after="20"/>
+            </w:pPr>
+            <w:r>
+              <w:rPr>
+                <w:rFonts w:ascii="맑은 고딕" w:hAnsi="맑은 고딕" w:eastAsia="맑은 고딕"/>
+                <w:b w:val="0"/>
+                <w:color w:val="1A1A1A"/>
+                <w:sz w:val="19"/>
+              </w:rPr>
+              <w:t>1화 001-3 사라</w:t>
+            </w:r>
+          </w:p>
+        </w:tc>
+        <w:tc>
+          <w:tcPr>
+            <w:tcW w:type="dxa" w:w="8348"/>
+          </w:tcPr>
+          <w:p>
+            <w:pPr>
+              <w:spacing w:after="20"/>
+            </w:pPr>
+            <w:r>
+              <w:rPr>
+                <w:rFonts w:ascii="맑은 고딕" w:hAnsi="맑은 고딕" w:eastAsia="맑은 고딕"/>
+                <w:b w:val="0"/>
+                <w:color w:val="1A1A1A"/>
+                <w:sz w:val="19"/>
+              </w:rPr>
+              <w:t>传说中蕴含无上力量……让万千巨龙为之臣服的龙戒 (끝없는 힘이 깃들어 있다는 전설 속의…… 수많은 용을 굴복시키는 용의 반지)</w:t>
+            </w:r>
+          </w:p>
+        </w:tc>
+        <w:tc>
+          <w:tcPr>
+            <w:tcW w:type="dxa" w:w="4862"/>
+          </w:tcPr>
+          <w:p>
+            <w:pPr>
+              <w:spacing w:after="20"/>
+            </w:pPr>
+            <w:r>
+              <w:rPr>
+                <w:rFonts w:ascii="맑은 고딕" w:hAnsi="맑은 고딕" w:eastAsia="맑은 고딕"/>
+                <w:b w:val="0"/>
+                <w:color w:val="1A1A1A"/>
+                <w:sz w:val="19"/>
+              </w:rPr>
+              <w:t>传说中能让所有巨龙听命的龙戒 (모든 용을 따르게 한다는 전설의 반지)</w:t>
+            </w:r>
+          </w:p>
+        </w:tc>
+      </w:tr>
+      <w:tr>
+        <w:tc>
+          <w:tcPr>
+            <w:tcW w:type="dxa" w:w="1814"/>
+          </w:tcPr>
+          <w:p>
+            <w:pPr>
+              <w:spacing w:after="20"/>
+            </w:pPr>
+            <w:r>
+              <w:rPr>
+                <w:rFonts w:ascii="맑은 고딕" w:hAnsi="맑은 고딕" w:eastAsia="맑은 고딕"/>
+                <w:b w:val="0"/>
+                <w:color w:val="1A1A1A"/>
+                <w:sz w:val="19"/>
+              </w:rPr>
+              <w:t>1화 001-3 에드워드</w:t>
+            </w:r>
+          </w:p>
+        </w:tc>
+        <w:tc>
+          <w:tcPr>
+            <w:tcW w:type="dxa" w:w="8348"/>
+          </w:tcPr>
+          <w:p>
+            <w:pPr>
+              <w:spacing w:after="20"/>
+            </w:pPr>
+            <w:r>
+              <w:rPr>
+                <w:rFonts w:ascii="맑은 고딕" w:hAnsi="맑은 고딕" w:eastAsia="맑은 고딕"/>
+                <w:b w:val="0"/>
+                <w:color w:val="1A1A1A"/>
+                <w:sz w:val="19"/>
+              </w:rPr>
+              <w:t>我，爱德华，以龙魂立下不朽誓约——从今天起，我会用生命保护我的妹妹！她的生命高于我的生命！ (…용의 혼을 걸고 영원한 맹세를 한다. … 동생의 목숨은 내 목숨보다 귀하다!)</w:t>
+            </w:r>
+          </w:p>
+        </w:tc>
+        <w:tc>
+          <w:tcPr>
+            <w:tcW w:type="dxa" w:w="4862"/>
+          </w:tcPr>
+          <w:p>
+            <w:pPr>
+              <w:spacing w:after="20"/>
+            </w:pPr>
+            <w:r>
+              <w:rPr>
+                <w:rFonts w:ascii="맑은 고딕" w:hAnsi="맑은 고딕" w:eastAsia="맑은 고딕"/>
+                <w:b w:val="0"/>
+                <w:color w:val="1A1A1A"/>
+                <w:sz w:val="19"/>
+              </w:rPr>
+              <w:t>我，爱德华，以龙魂起誓——从今天起，我用生命保护我的妹妹！ (뒤 문장은 앞 문장과 같은 말이라 삭제)</w:t>
+            </w:r>
+          </w:p>
+        </w:tc>
+      </w:tr>
+      <w:tr>
+        <w:tc>
+          <w:tcPr>
+            <w:tcW w:type="dxa" w:w="1814"/>
+          </w:tcPr>
+          <w:p>
+            <w:pPr>
+              <w:spacing w:after="20"/>
+            </w:pPr>
+            <w:r>
+              <w:rPr>
+                <w:rFonts w:ascii="맑은 고딕" w:hAnsi="맑은 고딕" w:eastAsia="맑은 고딕"/>
+                <w:b w:val="0"/>
+                <w:color w:val="1A1A1A"/>
+                <w:sz w:val="19"/>
+              </w:rPr>
+              <w:t>1화 001-3 도미닉</w:t>
+            </w:r>
+          </w:p>
+        </w:tc>
+        <w:tc>
+          <w:tcPr>
+            <w:tcW w:type="dxa" w:w="8348"/>
+          </w:tcPr>
+          <w:p>
+            <w:pPr>
+              <w:spacing w:after="20"/>
+            </w:pPr>
+            <w:r>
+              <w:rPr>
+                <w:rFonts w:ascii="맑은 고딕" w:hAnsi="맑은 고딕" w:eastAsia="맑은 고딕"/>
+                <w:b w:val="0"/>
+                <w:color w:val="1A1A1A"/>
+                <w:sz w:val="19"/>
+              </w:rPr>
+              <w:t>我必用滔天龙焰，让其化为灰烬 (하늘을 뒤덮을 용의 불길로 잿더미로 만들어 주겠다)</w:t>
+            </w:r>
+          </w:p>
+        </w:tc>
+        <w:tc>
+          <w:tcPr>
+            <w:tcW w:type="dxa" w:w="4862"/>
+          </w:tcPr>
+          <w:p>
+            <w:pPr>
+              <w:spacing w:after="20"/>
+            </w:pPr>
+            <w:r>
+              <w:rPr>
+                <w:rFonts w:ascii="맑은 고딕" w:hAnsi="맑은 고딕" w:eastAsia="맑은 고딕"/>
+                <w:b w:val="0"/>
+                <w:color w:val="1A1A1A"/>
+                <w:sz w:val="19"/>
+              </w:rPr>
+              <w:t>我就用龙焰把他烧成灰 (용의 불로 재로 만들어 주겠다)</w:t>
+            </w:r>
+          </w:p>
+        </w:tc>
+      </w:tr>
+      <w:tr>
+        <w:tc>
+          <w:tcPr>
+            <w:tcW w:type="dxa" w:w="1814"/>
+          </w:tcPr>
+          <w:p>
+            <w:pPr>
+              <w:spacing w:after="20"/>
+            </w:pPr>
+            <w:r>
+              <w:rPr>
+                <w:rFonts w:ascii="맑은 고딕" w:hAnsi="맑은 고딕" w:eastAsia="맑은 고딕"/>
+                <w:b w:val="0"/>
+                <w:color w:val="1A1A1A"/>
+                <w:sz w:val="19"/>
+              </w:rPr>
+              <w:t>3화 003-1 도미닉</w:t>
+            </w:r>
+          </w:p>
+        </w:tc>
+        <w:tc>
+          <w:tcPr>
+            <w:tcW w:type="dxa" w:w="8348"/>
+          </w:tcPr>
+          <w:p>
+            <w:pPr>
+              <w:spacing w:after="20"/>
+            </w:pPr>
+            <w:r>
+              <w:rPr>
+                <w:rFonts w:ascii="맑은 고딕" w:hAnsi="맑은 고딕" w:eastAsia="맑은 고딕"/>
+                <w:b w:val="0"/>
+                <w:color w:val="1A1A1A"/>
+                <w:sz w:val="19"/>
+              </w:rPr>
+              <w:t>要不是那场叛乱损伤了你的龙族本源 (그 반란 때 네 용족의 근원이 다치지만 않았어도)</w:t>
+            </w:r>
+          </w:p>
+        </w:tc>
+        <w:tc>
+          <w:tcPr>
+            <w:tcW w:type="dxa" w:w="4862"/>
+          </w:tcPr>
+          <w:p>
+            <w:pPr>
+              <w:spacing w:after="20"/>
+            </w:pPr>
+            <w:r>
+              <w:rPr>
+                <w:rFonts w:ascii="맑은 고딕" w:hAnsi="맑은 고딕" w:eastAsia="맑은 고딕"/>
+                <w:b w:val="0"/>
+                <w:color w:val="1A1A1A"/>
+                <w:sz w:val="19"/>
+              </w:rPr>
+              <w:t>要不是那场叛乱伤了你的龙魂 (그 반란 때 네 용의 혼이 다치지만 않았어도)</w:t>
+            </w:r>
+          </w:p>
+        </w:tc>
+      </w:tr>
+      <w:tr>
+        <w:tc>
+          <w:tcPr>
+            <w:tcW w:type="dxa" w:w="1814"/>
+          </w:tcPr>
+          <w:p>
+            <w:pPr>
+              <w:spacing w:after="20"/>
+            </w:pPr>
+            <w:r>
+              <w:rPr>
+                <w:rFonts w:ascii="맑은 고딕" w:hAnsi="맑은 고딕" w:eastAsia="맑은 고딕"/>
+                <w:b w:val="0"/>
+                <w:color w:val="1A1A1A"/>
+                <w:sz w:val="19"/>
+              </w:rPr>
+              <w:t>6화 006-1 바네사 (화자 없는 줄)</w:t>
+            </w:r>
+          </w:p>
+        </w:tc>
+        <w:tc>
+          <w:tcPr>
+            <w:tcW w:type="dxa" w:w="8348"/>
+          </w:tcPr>
+          <w:p>
+            <w:pPr>
+              <w:spacing w:after="20"/>
+            </w:pPr>
+            <w:r>
+              <w:rPr>
+                <w:rFonts w:ascii="맑은 고딕" w:hAnsi="맑은 고딕" w:eastAsia="맑은 고딕"/>
+                <w:b w:val="0"/>
+                <w:color w:val="1A1A1A"/>
+                <w:sz w:val="19"/>
+              </w:rPr>
+              <w:t>你的出现，只能是对我宴会的亵渎 (네가 나타난 것만으로도 내 연회를 더럽히는 거야)</w:t>
+            </w:r>
+          </w:p>
+        </w:tc>
+        <w:tc>
+          <w:tcPr>
+            <w:tcW w:type="dxa" w:w="4862"/>
+          </w:tcPr>
+          <w:p>
+            <w:pPr>
+              <w:spacing w:after="20"/>
+            </w:pPr>
+            <w:r>
+              <w:rPr>
+                <w:rFonts w:ascii="맑은 고딕" w:hAnsi="맑은 고딕" w:eastAsia="맑은 고딕"/>
+                <w:b w:val="0"/>
+                <w:color w:val="1A1A1A"/>
+                <w:sz w:val="19"/>
+              </w:rPr>
+              <w:t>你一来，就脏了我的宴会 (네가 온 것만으로 내 연회가 더러워져)</w:t>
+            </w:r>
+          </w:p>
+        </w:tc>
+      </w:tr>
+      <w:tr>
+        <w:tc>
+          <w:tcPr>
+            <w:tcW w:type="dxa" w:w="1814"/>
+          </w:tcPr>
+          <w:p>
+            <w:pPr>
+              <w:spacing w:after="20"/>
+            </w:pPr>
+            <w:r>
+              <w:rPr>
+                <w:rFonts w:ascii="맑은 고딕" w:hAnsi="맑은 고딕" w:eastAsia="맑은 고딕"/>
+                <w:b w:val="0"/>
+                <w:color w:val="1A1A1A"/>
+                <w:sz w:val="19"/>
+              </w:rPr>
+              <w:t>6화 006-1 바네사</w:t>
+            </w:r>
+          </w:p>
+        </w:tc>
+        <w:tc>
+          <w:tcPr>
+            <w:tcW w:type="dxa" w:w="8348"/>
+          </w:tcPr>
+          <w:p>
+            <w:pPr>
+              <w:spacing w:after="20"/>
+            </w:pPr>
+            <w:r>
+              <w:rPr>
+                <w:rFonts w:ascii="맑은 고딕" w:hAnsi="맑은 고딕" w:eastAsia="맑은 고딕"/>
+                <w:b w:val="0"/>
+                <w:color w:val="1A1A1A"/>
+                <w:sz w:val="19"/>
+              </w:rPr>
+              <w:t>还当众蛊惑人心 (사람들 앞에서 민심까지 홀리고 있어)</w:t>
+            </w:r>
+          </w:p>
+        </w:tc>
+        <w:tc>
+          <w:tcPr>
+            <w:tcW w:type="dxa" w:w="4862"/>
+          </w:tcPr>
+          <w:p>
+            <w:pPr>
+              <w:spacing w:after="20"/>
+            </w:pPr>
+            <w:r>
+              <w:rPr>
+                <w:rFonts w:ascii="맑은 고딕" w:hAnsi="맑은 고딕" w:eastAsia="맑은 고딕"/>
+                <w:b w:val="0"/>
+                <w:color w:val="1A1A1A"/>
+                <w:sz w:val="19"/>
+              </w:rPr>
+              <w:t>还当众煽动大家 (사람들까지 부추기고 있어)</w:t>
+            </w:r>
+          </w:p>
+        </w:tc>
+      </w:tr>
+    </w:tbl>
+    <w:p>
+      <w:pPr>
+        <w:spacing w:before="0" w:after="80" w:line="312" w:lineRule="auto"/>
+      </w:pPr>
+    </w:p>
+    <w:p>
+      <w:pPr>
+        <w:spacing w:before="280" w:after="80" w:line="312" w:lineRule="auto"/>
+      </w:pPr>
+      <w:r>
+        <w:rPr>
+          <w:rFonts w:ascii="맑은 고딕" w:hAnsi="맑은 고딕" w:eastAsia="맑은 고딕"/>
+          <w:b/>
+          <w:color w:val="8A5A10"/>
+          <w:sz w:val="25"/>
+        </w:rPr>
+        <w:t>1-4. 오류</w:t>
       </w:r>
     </w:p>
     <w:tbl>
@@ -5602,7 +6945,7 @@
                 <w:color w:val="1A1A1A"/>
                 <w:sz w:val="19"/>
               </w:rPr>
-              <w:t>16화 → 达米安（VO）：无论如何，我都要守护她。 (무슨 일이 있어도 이 애를 지킬 거야.) — 아래 2-3 오류 표 13번 "은발 천사"도 같이 없어진다.</w:t>
+              <w:t>16화 → 达米安（VO）：无论如何，我都要守护她。 (무슨 일이 있어도 이 애를 지킬 거야.) — 아래 2-4 오류 표 13번 "은발 천사"도 같이 없어진다.</w:t>
             </w:r>
           </w:p>
         </w:tc>
@@ -5624,7 +6967,75 @@
           <w:color w:val="8A5A10"/>
           <w:sz w:val="25"/>
         </w:rPr>
-        <w:t>2-2. 어려운 말 → 쉬운 말 (위 표에서 안 다룬 것)</w:t>
+        <w:t>2-2. 같은 얘기로 왔다갔다 하는 턴 — 빠져도 되는 줄</w:t>
+      </w:r>
+    </w:p>
+    <w:p>
+      <w:pPr>
+        <w:spacing w:before="0" w:after="100" w:line="312" w:lineRule="auto"/>
+      </w:pPr>
+      <w:r>
+        <w:rPr>
+          <w:rFonts w:ascii="맑은 고딕" w:hAnsi="맑은 고딕" w:eastAsia="맑은 고딕"/>
+          <w:b w:val="0"/>
+          <w:color w:val="1A1A1A"/>
+          <w:sz w:val="21"/>
+        </w:rPr>
+        <w:t xml:space="preserve">이 대본은 </w:t>
+      </w:r>
+      <w:r>
+        <w:rPr>
+          <w:rFonts w:ascii="맑은 고딕" w:hAnsi="맑은 고딕" w:eastAsia="맑은 고딕"/>
+          <w:b/>
+          <w:color w:val="1A1A1A"/>
+          <w:sz w:val="21"/>
+        </w:rPr>
+        <w:t>두 바퀴형</w:t>
+      </w:r>
+      <w:r>
+        <w:rPr>
+          <w:rFonts w:ascii="맑은 고딕" w:hAnsi="맑은 고딕" w:eastAsia="맑은 고딕"/>
+          <w:b w:val="0"/>
+          <w:color w:val="1A1A1A"/>
+          <w:sz w:val="21"/>
+        </w:rPr>
+        <w:t xml:space="preserve">이다. 한 줄 한 줄은 짧은데, 두 사람이 "요구 → 거절"이나 "아파 → 내가 있잖아"를 한 장면에서 두 번 돈다. 거기에 구경꾼·하인이 바로 앞 말을 한 번 더 따라 한다. 1~20화 315줄 중 39줄(12%)이 빠져도 되고, 무료 1~9화에만 18줄(11%)이다. 대사 길이로는 무료가 짧지만, 같은 얘기 되풀이는 무료에도 용의 공주만큼 있다. 아래 19곳에 위 2-1 표 1~5번에서 빼는 줄을 더한 수다. </w:t>
+      </w:r>
+      <w:r>
+        <w:rPr>
+          <w:rFonts w:ascii="맑은 고딕" w:hAnsi="맑은 고딕" w:eastAsia="맑은 고딕"/>
+          <w:b/>
+          <w:color w:val="1A1A1A"/>
+          <w:sz w:val="21"/>
+        </w:rPr>
+        <w:t>[뺌]</w:t>
+      </w:r>
+      <w:r>
+        <w:rPr>
+          <w:rFonts w:ascii="맑은 고딕" w:hAnsi="맑은 고딕" w:eastAsia="맑은 고딕"/>
+          <w:b w:val="0"/>
+          <w:color w:val="1A1A1A"/>
+          <w:sz w:val="21"/>
+        </w:rPr>
+        <w:t xml:space="preserve"> = 지울 줄, </w:t>
+      </w:r>
+      <w:r>
+        <w:rPr>
+          <w:rFonts w:ascii="맑은 고딕" w:hAnsi="맑은 고딕" w:eastAsia="맑은 고딕"/>
+          <w:b/>
+          <w:color w:val="1A1A1A"/>
+          <w:sz w:val="21"/>
+        </w:rPr>
+        <w:t>[합침]</w:t>
+      </w:r>
+      <w:r>
+        <w:rPr>
+          <w:rFonts w:ascii="맑은 고딕" w:hAnsi="맑은 고딕" w:eastAsia="맑은 고딕"/>
+          <w:b w:val="0"/>
+          <w:color w:val="1A1A1A"/>
+          <w:sz w:val="21"/>
+        </w:rPr>
+        <w:t xml:space="preserve"> = 두 줄을 한 줄로.</w:t>
       </w:r>
     </w:p>
     <w:tbl>
@@ -5636,13 +7047,35 @@
         <w:tblLook w:firstColumn="1" w:firstRow="1" w:lastColumn="0" w:lastRow="0" w:noHBand="0" w:noVBand="1" w:val="04A0"/>
       </w:tblPr>
       <w:tblGrid>
+        <w:gridCol w:w="454"/>
         <w:gridCol w:w="1814"/>
-        <w:gridCol w:w="8393"/>
-        <w:gridCol w:w="4817"/>
+        <w:gridCol w:w="7148"/>
+        <w:gridCol w:w="2309"/>
+        <w:gridCol w:w="3299"/>
       </w:tblGrid>
       <w:tr>
         <w:tc>
           <w:tcPr>
+            <w:tcW w:type="dxa" w:w="454"/>
+            <w:shd w:val="clear" w:color="auto" w:fill="EFE6D2"/>
+          </w:tcPr>
+          <w:p>
+            <w:pPr>
+              <w:spacing w:after="20"/>
+            </w:pPr>
+            <w:r>
+              <w:rPr>
+                <w:rFonts w:ascii="맑은 고딕" w:hAnsi="맑은 고딕" w:eastAsia="맑은 고딕"/>
+                <w:b/>
+                <w:color w:val="1A1A1A"/>
+                <w:sz w:val="19"/>
+              </w:rPr>
+              <w:t>#</w:t>
+            </w:r>
+          </w:p>
+        </w:tc>
+        <w:tc>
+          <w:tcPr>
             <w:tcW w:type="dxa" w:w="1814"/>
             <w:shd w:val="clear" w:color="auto" w:fill="EFE6D2"/>
           </w:tcPr>
@@ -5663,7 +7096,7 @@
         </w:tc>
         <w:tc>
           <w:tcPr>
-            <w:tcW w:type="dxa" w:w="8393"/>
+            <w:tcW w:type="dxa" w:w="7148"/>
             <w:shd w:val="clear" w:color="auto" w:fill="EFE6D2"/>
           </w:tcPr>
           <w:p>
@@ -5677,13 +7110,13 @@
                 <w:color w:val="1A1A1A"/>
                 <w:sz w:val="19"/>
               </w:rPr>
-              <w:t>원문 (한국어)</w:t>
-            </w:r>
-          </w:p>
-        </w:tc>
-        <w:tc>
-          <w:tcPr>
-            <w:tcW w:type="dxa" w:w="4817"/>
+              <w:t>주고받기 (원문 · 한국어)</w:t>
+            </w:r>
+          </w:p>
+        </w:tc>
+        <w:tc>
+          <w:tcPr>
+            <w:tcW w:type="dxa" w:w="2309"/>
             <w:shd w:val="clear" w:color="auto" w:fill="EFE6D2"/>
           </w:tcPr>
           <w:p>
@@ -5697,7 +7130,27 @@
                 <w:color w:val="1A1A1A"/>
                 <w:sz w:val="19"/>
               </w:rPr>
-              <w:t>쉬운 말</w:t>
+              <w:t>같은 얘기</w:t>
+            </w:r>
+          </w:p>
+        </w:tc>
+        <w:tc>
+          <w:tcPr>
+            <w:tcW w:type="dxa" w:w="3299"/>
+            <w:shd w:val="clear" w:color="auto" w:fill="EFE6D2"/>
+          </w:tcPr>
+          <w:p>
+            <w:pPr>
+              <w:spacing w:after="20"/>
+            </w:pPr>
+            <w:r>
+              <w:rPr>
+                <w:rFonts w:ascii="맑은 고딕" w:hAnsi="맑은 고딕" w:eastAsia="맑은 고딕"/>
+                <w:b/>
+                <w:color w:val="1A1A1A"/>
+                <w:sz w:val="19"/>
+              </w:rPr>
+              <w:t>빼면</w:t>
             </w:r>
           </w:p>
         </w:tc>
@@ -5705,6 +7158,25 @@
       <w:tr>
         <w:tc>
           <w:tcPr>
+            <w:tcW w:type="dxa" w:w="454"/>
+          </w:tcPr>
+          <w:p>
+            <w:pPr>
+              <w:spacing w:after="20"/>
+            </w:pPr>
+            <w:r>
+              <w:rPr>
+                <w:rFonts w:ascii="맑은 고딕" w:hAnsi="맑은 고딕" w:eastAsia="맑은 고딕"/>
+                <w:b w:val="0"/>
+                <w:color w:val="1A1A1A"/>
+                <w:sz w:val="19"/>
+              </w:rPr>
+              <w:t>1</w:t>
+            </w:r>
+          </w:p>
+        </w:tc>
+        <w:tc>
+          <w:tcPr>
             <w:tcW w:type="dxa" w:w="1814"/>
           </w:tcPr>
           <w:p>
@@ -5718,45 +7190,101 @@
                 <w:color w:val="1A1A1A"/>
                 <w:sz w:val="19"/>
               </w:rPr>
-              <w:t>1화 01-1 올리비아</w:t>
-            </w:r>
-          </w:p>
-        </w:tc>
-        <w:tc>
-          <w:tcPr>
-            <w:tcW w:type="dxa" w:w="8393"/>
-          </w:tcPr>
-          <w:p>
-            <w:pPr>
-              <w:spacing w:after="20"/>
-            </w:pPr>
-            <w:r>
-              <w:rPr>
-                <w:rFonts w:ascii="맑은 고딕" w:hAnsi="맑은 고딕" w:eastAsia="맑은 고딕"/>
-                <w:b w:val="0"/>
-                <w:color w:val="1A1A1A"/>
-                <w:sz w:val="19"/>
-              </w:rPr>
-              <w:t>一个鸠占鹊巢的情妇而已 (남의 자리를 가로챈 정부일 뿐이지)</w:t>
-            </w:r>
-          </w:p>
-        </w:tc>
-        <w:tc>
-          <w:tcPr>
-            <w:tcW w:type="dxa" w:w="4817"/>
-          </w:tcPr>
-          <w:p>
-            <w:pPr>
-              <w:spacing w:after="20"/>
-            </w:pPr>
-            <w:r>
-              <w:rPr>
-                <w:rFonts w:ascii="맑은 고딕" w:hAnsi="맑은 고딕" w:eastAsia="맑은 고딕"/>
-                <w:b w:val="0"/>
-                <w:color w:val="1A1A1A"/>
-                <w:sz w:val="19"/>
-              </w:rPr>
-              <w:t>一个抢了别人位置的情妇而已</w:t>
+              <w:t>1화 01-1 (탑)</w:t>
+            </w:r>
+          </w:p>
+        </w:tc>
+        <w:tc>
+          <w:tcPr>
+            <w:tcW w:type="dxa" w:w="7148"/>
+          </w:tcPr>
+          <w:p>
+            <w:pPr>
+              <w:spacing w:after="20"/>
+            </w:pPr>
+            <w:r>
+              <w:rPr>
+                <w:rFonts w:ascii="맑은 고딕" w:hAnsi="맑은 고딕" w:eastAsia="맑은 고딕"/>
+                <w:b w:val="0"/>
+                <w:color w:val="1A1A1A"/>
+                <w:sz w:val="19"/>
+              </w:rPr>
+              <w:t>珍娜：你们再逼我和那个瞎子联姻，我宁可从这里跳下去摔死！ (자꾸 그 눈먼 놈한테 시집가라고 강요하면, 차라리 여기서 뛰어내려 죽어 버릴 거예요!)</w:t>
+            </w:r>
+          </w:p>
+          <w:p>
+            <w:pPr>
+              <w:spacing w:after="20"/>
+            </w:pPr>
+            <w:r>
+              <w:rPr>
+                <w:rFonts w:ascii="맑은 고딕" w:hAnsi="맑은 고딕" w:eastAsia="맑은 고딕"/>
+                <w:b w:val="0"/>
+                <w:color w:val="1A1A1A"/>
+                <w:sz w:val="19"/>
+              </w:rPr>
+              <w:t>(다섯 줄 뒤)</w:t>
+            </w:r>
+          </w:p>
+          <w:p>
+            <w:pPr>
+              <w:spacing w:after="20"/>
+            </w:pPr>
+            <w:r>
+              <w:rPr>
+                <w:rFonts w:ascii="맑은 고딕" w:hAnsi="맑은 고딕" w:eastAsia="맑은 고딕"/>
+                <w:b/>
+                <w:color w:val="1A1A1A"/>
+                <w:sz w:val="19"/>
+              </w:rPr>
+              <w:t>[뺌]</w:t>
+            </w:r>
+            <w:r>
+              <w:rPr>
+                <w:rFonts w:ascii="맑은 고딕" w:hAnsi="맑은 고딕" w:eastAsia="맑은 고딕"/>
+                <w:b w:val="0"/>
+                <w:color w:val="1A1A1A"/>
+                <w:sz w:val="19"/>
+              </w:rPr>
+              <w:t xml:space="preserve"> 珍娜（威胁）：父亲，你再不答应我就要跳下去了！ (아버지, 계속 허락 안 하시면 뛰어내릴 거예요!)</w:t>
+            </w:r>
+          </w:p>
+        </w:tc>
+        <w:tc>
+          <w:tcPr>
+            <w:tcW w:type="dxa" w:w="2309"/>
+          </w:tcPr>
+          <w:p>
+            <w:pPr>
+              <w:spacing w:after="20"/>
+            </w:pPr>
+            <w:r>
+              <w:rPr>
+                <w:rFonts w:ascii="맑은 고딕" w:hAnsi="맑은 고딕" w:eastAsia="맑은 고딕"/>
+                <w:b w:val="0"/>
+                <w:color w:val="1A1A1A"/>
+                <w:sz w:val="19"/>
+              </w:rPr>
+              <w:t>같은 "뛰어내린다" 협박을 두 번.</w:t>
+            </w:r>
+          </w:p>
+        </w:tc>
+        <w:tc>
+          <w:tcPr>
+            <w:tcW w:type="dxa" w:w="3299"/>
+          </w:tcPr>
+          <w:p>
+            <w:pPr>
+              <w:spacing w:after="20"/>
+            </w:pPr>
+            <w:r>
+              <w:rPr>
+                <w:rFonts w:ascii="맑은 고딕" w:hAnsi="맑은 고딕" w:eastAsia="맑은 고딕"/>
+                <w:b w:val="0"/>
+                <w:color w:val="1A1A1A"/>
+                <w:sz w:val="19"/>
+              </w:rPr>
+              <w:t>2줄 → 1줄. "△珍娜眼底掠过得意，装出决绝模样"(제나가 속으로 득의양양해하며 결연한 척한다) 다음 올리비아 "要跳就跳，哪那么多废话！"(뛸 거면 뛰어, 말이 왜 이렇게 많아!)로 바로 간다.</w:t>
             </w:r>
           </w:p>
         </w:tc>
@@ -5764,6 +7292,25 @@
       <w:tr>
         <w:tc>
           <w:tcPr>
+            <w:tcW w:type="dxa" w:w="454"/>
+          </w:tcPr>
+          <w:p>
+            <w:pPr>
+              <w:spacing w:after="20"/>
+            </w:pPr>
+            <w:r>
+              <w:rPr>
+                <w:rFonts w:ascii="맑은 고딕" w:hAnsi="맑은 고딕" w:eastAsia="맑은 고딕"/>
+                <w:b w:val="0"/>
+                <w:color w:val="1A1A1A"/>
+                <w:sz w:val="19"/>
+              </w:rPr>
+              <w:t>2</w:t>
+            </w:r>
+          </w:p>
+        </w:tc>
+        <w:tc>
+          <w:tcPr>
             <w:tcW w:type="dxa" w:w="1814"/>
           </w:tcPr>
           <w:p>
@@ -5777,45 +7324,110 @@
                 <w:color w:val="1A1A1A"/>
                 <w:sz w:val="19"/>
               </w:rPr>
-              <w:t>10화 10-1 데미안</w:t>
-            </w:r>
-          </w:p>
-        </w:tc>
-        <w:tc>
-          <w:tcPr>
-            <w:tcW w:type="dxa" w:w="8393"/>
-          </w:tcPr>
-          <w:p>
-            <w:pPr>
-              <w:spacing w:after="20"/>
-            </w:pPr>
-            <w:r>
-              <w:rPr>
-                <w:rFonts w:ascii="맑은 고딕" w:hAnsi="맑은 고딕" w:eastAsia="맑은 고딕"/>
-                <w:b w:val="0"/>
-                <w:color w:val="1A1A1A"/>
-                <w:sz w:val="19"/>
-              </w:rPr>
-              <w:t>看在两族邦交上，这件事就算了！ (두 종족의 외교 관계를 봐서, 이 일은 넘어가 주지!)</w:t>
-            </w:r>
-          </w:p>
-        </w:tc>
-        <w:tc>
-          <w:tcPr>
-            <w:tcW w:type="dxa" w:w="4817"/>
-          </w:tcPr>
-          <w:p>
-            <w:pPr>
-              <w:spacing w:after="20"/>
-            </w:pPr>
-            <w:r>
-              <w:rPr>
-                <w:rFonts w:ascii="맑은 고딕" w:hAnsi="맑은 고딕" w:eastAsia="맑은 고딕"/>
-                <w:b w:val="0"/>
-                <w:color w:val="1A1A1A"/>
-                <w:sz w:val="19"/>
-              </w:rPr>
-              <w:t>看在两族和平的份上，这件事就算了！ (두 종족 평화를 봐서…)</w:t>
+              <w:t>1화 01-1</w:t>
+            </w:r>
+          </w:p>
+        </w:tc>
+        <w:tc>
+          <w:tcPr>
+            <w:tcW w:type="dxa" w:w="7148"/>
+          </w:tcPr>
+          <w:p>
+            <w:pPr>
+              <w:spacing w:after="20"/>
+            </w:pPr>
+            <w:r>
+              <w:rPr>
+                <w:rFonts w:ascii="맑은 고딕" w:hAnsi="맑은 고딕" w:eastAsia="맑은 고딕"/>
+                <w:b w:val="0"/>
+                <w:color w:val="1A1A1A"/>
+                <w:sz w:val="19"/>
+              </w:rPr>
+              <w:t>黛安：那个恶毒的灾星！她想谋杀你的女儿！ (저 독한 재앙 덩어리가 당신 딸을 죽이려고 했어요!)</w:t>
+            </w:r>
+          </w:p>
+          <w:p>
+            <w:pPr>
+              <w:spacing w:after="20"/>
+            </w:pPr>
+            <w:r>
+              <w:rPr>
+                <w:rFonts w:ascii="맑은 고딕" w:hAnsi="맑은 고딕" w:eastAsia="맑은 고딕"/>
+                <w:b/>
+                <w:color w:val="1A1A1A"/>
+                <w:sz w:val="19"/>
+              </w:rPr>
+              <w:t>[합침]</w:t>
+            </w:r>
+            <w:r>
+              <w:rPr>
+                <w:rFonts w:ascii="맑은 고딕" w:hAnsi="맑은 고딕" w:eastAsia="맑은 고딕"/>
+                <w:b w:val="0"/>
+                <w:color w:val="1A1A1A"/>
+                <w:sz w:val="19"/>
+              </w:rPr>
+              <w:t xml:space="preserve"> 奥利维亚（OS）：谋杀？我只是好心帮忙而已。 (죽이긴요? 좋은 마음으로 도와준 것뿐인데.)</w:t>
+            </w:r>
+          </w:p>
+          <w:p>
+            <w:pPr>
+              <w:spacing w:after="20"/>
+            </w:pPr>
+            <w:r>
+              <w:rPr>
+                <w:rFonts w:ascii="맑은 고딕" w:hAnsi="맑은 고딕" w:eastAsia="맑은 고딕"/>
+                <w:b/>
+                <w:color w:val="1A1A1A"/>
+                <w:sz w:val="19"/>
+              </w:rPr>
+              <w:t>[합침]</w:t>
+            </w:r>
+            <w:r>
+              <w:rPr>
+                <w:rFonts w:ascii="맑은 고딕" w:hAnsi="맑은 고딕" w:eastAsia="맑은 고딕"/>
+                <w:b w:val="0"/>
+                <w:color w:val="1A1A1A"/>
+                <w:sz w:val="19"/>
+              </w:rPr>
+              <w:t xml:space="preserve"> 奥利维亚：她想跳下来，你们想她活着——现在大家都满意了，不是吗？ (쟤는 뛰어내리고 싶었고, 두 분은 쟤를 살리고 싶었잖아요. 이제 다들 만족하셨죠?)</w:t>
+            </w:r>
+          </w:p>
+        </w:tc>
+        <w:tc>
+          <w:tcPr>
+            <w:tcW w:type="dxa" w:w="2309"/>
+          </w:tcPr>
+          <w:p>
+            <w:pPr>
+              <w:spacing w:after="20"/>
+            </w:pPr>
+            <w:r>
+              <w:rPr>
+                <w:rFonts w:ascii="맑은 고딕" w:hAnsi="맑은 고딕" w:eastAsia="맑은 고딕"/>
+                <w:b w:val="0"/>
+                <w:color w:val="1A1A1A"/>
+                <w:sz w:val="19"/>
+              </w:rPr>
+              <w:t>올리비아가 "도와줬을 뿐"을 등장 전 화면 밖 목소리로 한 번, 등장해서 한 번 더 한다.</w:t>
+            </w:r>
+          </w:p>
+        </w:tc>
+        <w:tc>
+          <w:tcPr>
+            <w:tcW w:type="dxa" w:w="3299"/>
+          </w:tcPr>
+          <w:p>
+            <w:pPr>
+              <w:spacing w:after="20"/>
+            </w:pPr>
+            <w:r>
+              <w:rPr>
+                <w:rFonts w:ascii="맑은 고딕" w:hAnsi="맑은 고딕" w:eastAsia="맑은 고딕"/>
+                <w:b w:val="0"/>
+                <w:color w:val="1A1A1A"/>
+                <w:sz w:val="19"/>
+              </w:rPr>
+              <w:t>2줄 → 1줄. 奥利维亚（OS）：谋杀？她想跳，你们想她活——我帮了个忙，现在大家都满意了，不是吗？ (죽이긴요? 쟤는 뛰고 싶었고 두 분은 살리고 싶었죠. 도와드렸으니 다들 만족하시죠?) — 화면 밖 목소리 한 줄로 등장.</w:t>
             </w:r>
           </w:p>
         </w:tc>
@@ -5823,6 +7435,25 @@
       <w:tr>
         <w:tc>
           <w:tcPr>
+            <w:tcW w:type="dxa" w:w="454"/>
+          </w:tcPr>
+          <w:p>
+            <w:pPr>
+              <w:spacing w:after="20"/>
+            </w:pPr>
+            <w:r>
+              <w:rPr>
+                <w:rFonts w:ascii="맑은 고딕" w:hAnsi="맑은 고딕" w:eastAsia="맑은 고딕"/>
+                <w:b w:val="0"/>
+                <w:color w:val="1A1A1A"/>
+                <w:sz w:val="19"/>
+              </w:rPr>
+              <w:t>3</w:t>
+            </w:r>
+          </w:p>
+        </w:tc>
+        <w:tc>
+          <w:tcPr>
             <w:tcW w:type="dxa" w:w="1814"/>
           </w:tcPr>
           <w:p>
@@ -5836,45 +7467,110 @@
                 <w:color w:val="1A1A1A"/>
                 <w:sz w:val="19"/>
               </w:rPr>
-              <w:t>11화 11-1 올리비아</w:t>
-            </w:r>
-          </w:p>
-        </w:tc>
-        <w:tc>
-          <w:tcPr>
-            <w:tcW w:type="dxa" w:w="8393"/>
-          </w:tcPr>
-          <w:p>
-            <w:pPr>
-              <w:spacing w:after="20"/>
-            </w:pPr>
-            <w:r>
-              <w:rPr>
-                <w:rFonts w:ascii="맑은 고딕" w:hAnsi="맑은 고딕" w:eastAsia="맑은 고딕"/>
-                <w:b w:val="0"/>
-                <w:color w:val="1A1A1A"/>
-                <w:sz w:val="19"/>
-              </w:rPr>
-              <w:t>解释？我要怎么解释才能说服自己，被火焰焚烧、被人踩在脚下，不是她带给我的羞辱！ (설명이요? 불에 타고, 발에 짓밟힌 게 저 애가 준 모욕이 아니라고요? 무슨 설명을 해야 저부터 납득할 수 있을까요!)</w:t>
-            </w:r>
-          </w:p>
-        </w:tc>
-        <w:tc>
-          <w:tcPr>
-            <w:tcW w:type="dxa" w:w="4817"/>
-          </w:tcPr>
-          <w:p>
-            <w:pPr>
-              <w:spacing w:after="20"/>
-            </w:pPr>
-            <w:r>
-              <w:rPr>
-                <w:rFonts w:ascii="맑은 고딕" w:hAnsi="맑은 고딕" w:eastAsia="맑은 고딕"/>
-                <w:b w:val="0"/>
-                <w:color w:val="1A1A1A"/>
-                <w:sz w:val="19"/>
-              </w:rPr>
-              <w:t>解释？被火烧、被人踩在脚下——这还不算羞辱？ (설명이요? 불에 타고 발에 짓밟혔는데, 그게 모욕이 아니라고요?)</w:t>
+              <w:t>1화 01-1</w:t>
+            </w:r>
+          </w:p>
+        </w:tc>
+        <w:tc>
+          <w:tcPr>
+            <w:tcW w:type="dxa" w:w="7148"/>
+          </w:tcPr>
+          <w:p>
+            <w:pPr>
+              <w:spacing w:after="20"/>
+            </w:pPr>
+            <w:r>
+              <w:rPr>
+                <w:rFonts w:ascii="맑은 고딕" w:hAnsi="맑은 고딕" w:eastAsia="맑은 고딕"/>
+                <w:b w:val="0"/>
+                <w:color w:val="1A1A1A"/>
+                <w:sz w:val="19"/>
+              </w:rPr>
+              <w:t>奥利维亚：公爵夫人？一个鸠占鹊巢的情妇而已。…… (공작 부인? 남의 자리를 가로챈 정부일 뿐이지. …)</w:t>
+            </w:r>
+          </w:p>
+          <w:p>
+            <w:pPr>
+              <w:spacing w:after="20"/>
+            </w:pPr>
+            <w:r>
+              <w:rPr>
+                <w:rFonts w:ascii="맑은 고딕" w:hAnsi="맑은 고딕" w:eastAsia="맑은 고딕"/>
+                <w:b/>
+                <w:color w:val="1A1A1A"/>
+                <w:sz w:val="19"/>
+              </w:rPr>
+              <w:t>[뺌]</w:t>
+            </w:r>
+            <w:r>
+              <w:rPr>
+                <w:rFonts w:ascii="맑은 고딕" w:hAnsi="맑은 고딕" w:eastAsia="맑은 고딕"/>
+                <w:b w:val="0"/>
+                <w:color w:val="1A1A1A"/>
+                <w:sz w:val="19"/>
+              </w:rPr>
+              <w:t xml:space="preserve"> 公爵：够了！奥利维亚！再怎么说她们也是你继母和妹妹，怎么能说出这种刻薄的话！ (그만해, 올리비아! 그래도 네 새어머니와 동생이다. 어떻게 그렇게 모진 말을 하느냐!)</w:t>
+            </w:r>
+          </w:p>
+          <w:p>
+            <w:pPr>
+              <w:spacing w:after="20"/>
+            </w:pPr>
+            <w:r>
+              <w:rPr>
+                <w:rFonts w:ascii="맑은 고딕" w:hAnsi="맑은 고딕" w:eastAsia="맑은 고딕"/>
+                <w:b/>
+                <w:color w:val="1A1A1A"/>
+                <w:sz w:val="19"/>
+              </w:rPr>
+              <w:t>[뺌]</w:t>
+            </w:r>
+            <w:r>
+              <w:rPr>
+                <w:rFonts w:ascii="맑은 고딕" w:hAnsi="맑은 고딕" w:eastAsia="맑은 고딕"/>
+                <w:b w:val="0"/>
+                <w:color w:val="1A1A1A"/>
+                <w:sz w:val="19"/>
+              </w:rPr>
+              <w:t xml:space="preserve"> 奥利维亚：一个情妇生的蠢货，也配当我妹妹？ (정부가 낳은 멍청이가 내 동생이 될 자격이나 있어요?)</w:t>
+            </w:r>
+          </w:p>
+        </w:tc>
+        <w:tc>
+          <w:tcPr>
+            <w:tcW w:type="dxa" w:w="2309"/>
+          </w:tcPr>
+          <w:p>
+            <w:pPr>
+              <w:spacing w:after="20"/>
+            </w:pPr>
+            <w:r>
+              <w:rPr>
+                <w:rFonts w:ascii="맑은 고딕" w:hAnsi="맑은 고딕" w:eastAsia="맑은 고딕"/>
+                <w:b w:val="0"/>
+                <w:color w:val="1A1A1A"/>
+                <w:sz w:val="19"/>
+              </w:rPr>
+              <w:t>올리비아가 "정부" 욕을 두 번 하고, 공작 꾸중은 그 사이를 잇는 줄일 뿐이다. 1화는 제일 중요한 화라 같은 펀치는 한 번만.</w:t>
+            </w:r>
+          </w:p>
+        </w:tc>
+        <w:tc>
+          <w:tcPr>
+            <w:tcW w:type="dxa" w:w="3299"/>
+          </w:tcPr>
+          <w:p>
+            <w:pPr>
+              <w:spacing w:after="20"/>
+            </w:pPr>
+            <w:r>
+              <w:rPr>
+                <w:rFonts w:ascii="맑은 고딕" w:hAnsi="맑은 고딕" w:eastAsia="맑은 고딕"/>
+                <w:b w:val="0"/>
+                <w:color w:val="1A1A1A"/>
+                <w:sz w:val="19"/>
+              </w:rPr>
+              <w:t>3턴 → 1턴. "△珍娜满脸狰狞，正要继续争吵。奥利维亚脸色稍缓。"(제나가 일그러진 얼굴로 더 싸우려는데 올리비아 표정이 누그러진다) 다음 거래 제안으로 간다.</w:t>
             </w:r>
           </w:p>
         </w:tc>
@@ -5882,6 +7578,25 @@
       <w:tr>
         <w:tc>
           <w:tcPr>
+            <w:tcW w:type="dxa" w:w="454"/>
+          </w:tcPr>
+          <w:p>
+            <w:pPr>
+              <w:spacing w:after="20"/>
+            </w:pPr>
+            <w:r>
+              <w:rPr>
+                <w:rFonts w:ascii="맑은 고딕" w:hAnsi="맑은 고딕" w:eastAsia="맑은 고딕"/>
+                <w:b w:val="0"/>
+                <w:color w:val="1A1A1A"/>
+                <w:sz w:val="19"/>
+              </w:rPr>
+              <w:t>4</w:t>
+            </w:r>
+          </w:p>
+        </w:tc>
+        <w:tc>
+          <w:tcPr>
             <w:tcW w:type="dxa" w:w="1814"/>
           </w:tcPr>
           <w:p>
@@ -5895,45 +7610,138 @@
                 <w:color w:val="1A1A1A"/>
                 <w:sz w:val="19"/>
               </w:rPr>
-              <w:t>12화 12-1 올리비아</w:t>
-            </w:r>
-          </w:p>
-        </w:tc>
-        <w:tc>
-          <w:tcPr>
-            <w:tcW w:type="dxa" w:w="8393"/>
-          </w:tcPr>
-          <w:p>
-            <w:pPr>
-              <w:spacing w:after="20"/>
-            </w:pPr>
-            <w:r>
-              <w:rPr>
-                <w:rFonts w:ascii="맑은 고딕" w:hAnsi="맑은 고딕" w:eastAsia="맑은 고딕"/>
-                <w:b w:val="0"/>
-                <w:color w:val="1A1A1A"/>
-                <w:sz w:val="19"/>
-              </w:rPr>
-              <w:t>不，还没有。能彰显公正的，唯有真相。 (아니, 아직이야. 공정을 증명하는 건 진실뿐이지.)</w:t>
-            </w:r>
-          </w:p>
-        </w:tc>
-        <w:tc>
-          <w:tcPr>
-            <w:tcW w:type="dxa" w:w="4817"/>
-          </w:tcPr>
-          <w:p>
-            <w:pPr>
-              <w:spacing w:after="20"/>
-            </w:pPr>
-            <w:r>
-              <w:rPr>
-                <w:rFonts w:ascii="맑은 고딕" w:hAnsi="맑은 고딕" w:eastAsia="맑은 고딕"/>
-                <w:b w:val="0"/>
-                <w:color w:val="1A1A1A"/>
-                <w:sz w:val="19"/>
-              </w:rPr>
-              <w:t>不，还没有。还差一个真相。 (아니, 아직이야. 진실이 아직 안 나왔어.)</w:t>
+              <w:t>2화 02-1 (의사당)</w:t>
+            </w:r>
+          </w:p>
+        </w:tc>
+        <w:tc>
+          <w:tcPr>
+            <w:tcW w:type="dxa" w:w="7148"/>
+          </w:tcPr>
+          <w:p>
+            <w:pPr>
+              <w:spacing w:after="20"/>
+            </w:pPr>
+            <w:r>
+              <w:rPr>
+                <w:rFonts w:ascii="맑은 고딕" w:hAnsi="맑은 고딕" w:eastAsia="맑은 고딕"/>
+                <w:b/>
+                <w:color w:val="1A1A1A"/>
+                <w:sz w:val="19"/>
+              </w:rPr>
+              <w:t>[뺌]</w:t>
+            </w:r>
+            <w:r>
+              <w:rPr>
+                <w:rFonts w:ascii="맑은 고딕" w:hAnsi="맑은 고딕" w:eastAsia="맑은 고딕"/>
+                <w:b w:val="0"/>
+                <w:color w:val="1A1A1A"/>
+                <w:sz w:val="19"/>
+              </w:rPr>
+              <w:t xml:space="preserve"> 贵族A：这次联姻关乎我们与暗精灵之间的和平，绝不能出半点差错！ (이번 혼인은 우리와 다크 엘프 사이의 평화가 걸린 일입니다. 조금의 차질도 있어서는 안 됩니다!)</w:t>
+            </w:r>
+          </w:p>
+          <w:p>
+            <w:pPr>
+              <w:spacing w:after="20"/>
+            </w:pPr>
+            <w:r>
+              <w:rPr>
+                <w:rFonts w:ascii="맑은 고딕" w:hAnsi="맑은 고딕" w:eastAsia="맑은 고딕"/>
+                <w:b w:val="0"/>
+                <w:color w:val="1A1A1A"/>
+                <w:sz w:val="19"/>
+              </w:rPr>
+              <w:t>(…)</w:t>
+            </w:r>
+          </w:p>
+          <w:p>
+            <w:pPr>
+              <w:spacing w:after="20"/>
+            </w:pPr>
+            <w:r>
+              <w:rPr>
+                <w:rFonts w:ascii="맑은 고딕" w:hAnsi="맑은 고딕" w:eastAsia="맑은 고딕"/>
+                <w:b/>
+                <w:color w:val="1A1A1A"/>
+                <w:sz w:val="19"/>
+              </w:rPr>
+              <w:t>[뺌]</w:t>
+            </w:r>
+            <w:r>
+              <w:rPr>
+                <w:rFonts w:ascii="맑은 고딕" w:hAnsi="맑은 고딕" w:eastAsia="맑은 고딕"/>
+                <w:b w:val="0"/>
+                <w:color w:val="1A1A1A"/>
+                <w:sz w:val="19"/>
+              </w:rPr>
+              <w:t xml:space="preserve"> 奥利维亚：关于缔约者的问题，其实很容易解决。 (결속자 문제는 쉽게 해결할 수 있어요.)</w:t>
+            </w:r>
+          </w:p>
+          <w:p>
+            <w:pPr>
+              <w:spacing w:after="20"/>
+            </w:pPr>
+            <w:r>
+              <w:rPr>
+                <w:rFonts w:ascii="맑은 고딕" w:hAnsi="맑은 고딕" w:eastAsia="맑은 고딕"/>
+                <w:b w:val="0"/>
+                <w:color w:val="1A1A1A"/>
+                <w:sz w:val="19"/>
+              </w:rPr>
+              <w:t>奥利维亚：你们不是好奇我的缔约者是谁吗？ (다들 내 결속자가 누군지 궁금하죠?)</w:t>
+            </w:r>
+          </w:p>
+          <w:p>
+            <w:pPr>
+              <w:spacing w:after="20"/>
+            </w:pPr>
+            <w:r>
+              <w:rPr>
+                <w:rFonts w:ascii="맑은 고딕" w:hAnsi="맑은 고딕" w:eastAsia="맑은 고딕"/>
+                <w:b w:val="0"/>
+                <w:color w:val="1A1A1A"/>
+                <w:sz w:val="19"/>
+              </w:rPr>
+              <w:t>奥利维亚：其实我早就已经找到他了。 (사실 난 진작에 찾았어요.)</w:t>
+            </w:r>
+          </w:p>
+        </w:tc>
+        <w:tc>
+          <w:tcPr>
+            <w:tcW w:type="dxa" w:w="2309"/>
+          </w:tcPr>
+          <w:p>
+            <w:pPr>
+              <w:spacing w:after="20"/>
+            </w:pPr>
+            <w:r>
+              <w:rPr>
+                <w:rFonts w:ascii="맑은 고딕" w:hAnsi="맑은 고딕" w:eastAsia="맑은 고딕"/>
+                <w:b w:val="0"/>
+                <w:color w:val="1A1A1A"/>
+                <w:sz w:val="19"/>
+              </w:rPr>
+              <w:t>귀족 A 첫 줄은 1화 공작 "联姻关乎家族存亡"(혼인에 가문의 존망이 걸렸다)과 같은 말이다. 올리비아는 결속자 공개를 세 줄에 걸쳐 예고한다.</w:t>
+            </w:r>
+          </w:p>
+        </w:tc>
+        <w:tc>
+          <w:tcPr>
+            <w:tcW w:type="dxa" w:w="3299"/>
+          </w:tcPr>
+          <w:p>
+            <w:pPr>
+              <w:spacing w:after="20"/>
+            </w:pPr>
+            <w:r>
+              <w:rPr>
+                <w:rFonts w:ascii="맑은 고딕" w:hAnsi="맑은 고딕" w:eastAsia="맑은 고딕"/>
+                <w:b w:val="0"/>
+                <w:color w:val="1A1A1A"/>
+                <w:sz w:val="19"/>
+              </w:rPr>
+              <w:t>회의는 귀족 B "由她联姻最能彰显诚意"(제나를 보내야 성의가 보인다)로 연다. 공개 예고는 둘째·셋째 줄(장갑 벗기는 동작과 함께)로 충분하다.</w:t>
             </w:r>
           </w:p>
         </w:tc>
@@ -5941,6 +7749,25 @@
       <w:tr>
         <w:tc>
           <w:tcPr>
+            <w:tcW w:type="dxa" w:w="454"/>
+          </w:tcPr>
+          <w:p>
+            <w:pPr>
+              <w:spacing w:after="20"/>
+            </w:pPr>
+            <w:r>
+              <w:rPr>
+                <w:rFonts w:ascii="맑은 고딕" w:hAnsi="맑은 고딕" w:eastAsia="맑은 고딕"/>
+                <w:b w:val="0"/>
+                <w:color w:val="1A1A1A"/>
+                <w:sz w:val="19"/>
+              </w:rPr>
+              <w:t>5</w:t>
+            </w:r>
+          </w:p>
+        </w:tc>
+        <w:tc>
+          <w:tcPr>
             <w:tcW w:type="dxa" w:w="1814"/>
           </w:tcPr>
           <w:p>
@@ -5954,45 +7781,101 @@
                 <w:color w:val="1A1A1A"/>
                 <w:sz w:val="19"/>
               </w:rPr>
-              <w:t>13화 13-1 귀족 B</w:t>
-            </w:r>
-          </w:p>
-        </w:tc>
-        <w:tc>
-          <w:tcPr>
-            <w:tcW w:type="dxa" w:w="8393"/>
-          </w:tcPr>
-          <w:p>
-            <w:pPr>
-              <w:spacing w:after="20"/>
-            </w:pPr>
-            <w:r>
-              <w:rPr>
-                <w:rFonts w:ascii="맑은 고딕" w:hAnsi="맑은 고딕" w:eastAsia="맑은 고딕"/>
-                <w:b w:val="0"/>
-                <w:color w:val="1A1A1A"/>
-                <w:sz w:val="19"/>
-              </w:rPr>
-              <w:t>居然是她贼喊捉贼，诬告了奥利维亚殿下！ (범인이 도리어 소리치며 올리비아 전하께 누명을 씌운 거였군!)</w:t>
-            </w:r>
-          </w:p>
-        </w:tc>
-        <w:tc>
-          <w:tcPr>
-            <w:tcW w:type="dxa" w:w="4817"/>
-          </w:tcPr>
-          <w:p>
-            <w:pPr>
-              <w:spacing w:after="20"/>
-            </w:pPr>
-            <w:r>
-              <w:rPr>
-                <w:rFonts w:ascii="맑은 고딕" w:hAnsi="맑은 고딕" w:eastAsia="맑은 고딕"/>
-                <w:b w:val="0"/>
-                <w:color w:val="1A1A1A"/>
-                <w:sz w:val="19"/>
-              </w:rPr>
-              <w:t>原来火是她自己放的，还诬赖奥利维亚殿下！ (불은 자기가 질러 놓고 올리비아 전하께 덮어씌웠군!)</w:t>
+              <w:t>3화 03-1 (정원 · 데미안 속마음)</w:t>
+            </w:r>
+          </w:p>
+        </w:tc>
+        <w:tc>
+          <w:tcPr>
+            <w:tcW w:type="dxa" w:w="7148"/>
+          </w:tcPr>
+          <w:p>
+            <w:pPr>
+              <w:spacing w:after="20"/>
+            </w:pPr>
+            <w:r>
+              <w:rPr>
+                <w:rFonts w:ascii="맑은 고딕" w:hAnsi="맑은 고딕" w:eastAsia="맑은 고딕"/>
+                <w:b w:val="0"/>
+                <w:color w:val="1A1A1A"/>
+                <w:sz w:val="19"/>
+              </w:rPr>
+              <w:t>达米安（VO）：不过这样也好…… (하지만 차라리 잘됐어……)</w:t>
+            </w:r>
+          </w:p>
+          <w:p>
+            <w:pPr>
+              <w:spacing w:after="20"/>
+            </w:pPr>
+            <w:r>
+              <w:rPr>
+                <w:rFonts w:ascii="맑은 고딕" w:hAnsi="맑은 고딕" w:eastAsia="맑은 고딕"/>
+                <w:b w:val="0"/>
+                <w:color w:val="1A1A1A"/>
+                <w:sz w:val="19"/>
+              </w:rPr>
+              <w:t>(회상 · 3년 전 사연)</w:t>
+            </w:r>
+          </w:p>
+          <w:p>
+            <w:pPr>
+              <w:spacing w:after="20"/>
+            </w:pPr>
+            <w:r>
+              <w:rPr>
+                <w:rFonts w:ascii="맑은 고딕" w:hAnsi="맑은 고딕" w:eastAsia="맑은 고딕"/>
+                <w:b/>
+                <w:color w:val="1A1A1A"/>
+                <w:sz w:val="19"/>
+              </w:rPr>
+              <w:t>[뺌]</w:t>
+            </w:r>
+            <w:r>
+              <w:rPr>
+                <w:rFonts w:ascii="맑은 고딕" w:hAnsi="맑은 고딕" w:eastAsia="맑은 고딕"/>
+                <w:b w:val="0"/>
+                <w:color w:val="1A1A1A"/>
+                <w:sz w:val="19"/>
+              </w:rPr>
+              <w:t xml:space="preserve"> 达米安（VO）：现在一切都结束了，我也不用再被她纠缠。 (이제 다 끝났어. 더는 그 여자한테 시달릴 필요 없어.)</w:t>
+            </w:r>
+          </w:p>
+        </w:tc>
+        <w:tc>
+          <w:tcPr>
+            <w:tcW w:type="dxa" w:w="2309"/>
+          </w:tcPr>
+          <w:p>
+            <w:pPr>
+              <w:spacing w:after="20"/>
+            </w:pPr>
+            <w:r>
+              <w:rPr>
+                <w:rFonts w:ascii="맑은 고딕" w:hAnsi="맑은 고딕" w:eastAsia="맑은 고딕"/>
+                <w:b w:val="0"/>
+                <w:color w:val="1A1A1A"/>
+                <w:sz w:val="19"/>
+              </w:rPr>
+              <w:t>"잘됐다, 이제 벗어났다"를 회상 앞뒤로 두 번.</w:t>
+            </w:r>
+          </w:p>
+        </w:tc>
+        <w:tc>
+          <w:tcPr>
+            <w:tcW w:type="dxa" w:w="3299"/>
+          </w:tcPr>
+          <w:p>
+            <w:pPr>
+              <w:spacing w:after="20"/>
+            </w:pPr>
+            <w:r>
+              <w:rPr>
+                <w:rFonts w:ascii="맑은 고딕" w:hAnsi="맑은 고딕" w:eastAsia="맑은 고딕"/>
+                <w:b w:val="0"/>
+                <w:color w:val="1A1A1A"/>
+                <w:sz w:val="19"/>
+              </w:rPr>
+              <w:t>빼면 사연 → 제나 백금발 클로즈업 → "可以安心追求…"(마음 편히 좇을 수 있어)로 간다.</w:t>
             </w:r>
           </w:p>
         </w:tc>
@@ -6000,6 +7883,25 @@
       <w:tr>
         <w:tc>
           <w:tcPr>
+            <w:tcW w:type="dxa" w:w="454"/>
+          </w:tcPr>
+          <w:p>
+            <w:pPr>
+              <w:spacing w:after="20"/>
+            </w:pPr>
+            <w:r>
+              <w:rPr>
+                <w:rFonts w:ascii="맑은 고딕" w:hAnsi="맑은 고딕" w:eastAsia="맑은 고딕"/>
+                <w:b w:val="0"/>
+                <w:color w:val="1A1A1A"/>
+                <w:sz w:val="19"/>
+              </w:rPr>
+              <w:t>6</w:t>
+            </w:r>
+          </w:p>
+        </w:tc>
+        <w:tc>
+          <w:tcPr>
             <w:tcW w:type="dxa" w:w="1814"/>
           </w:tcPr>
           <w:p>
@@ -6013,45 +7915,124 @@
                 <w:color w:val="1A1A1A"/>
                 <w:sz w:val="19"/>
               </w:rPr>
-              <w:t>13화 13-1 올리비아</w:t>
-            </w:r>
-          </w:p>
-        </w:tc>
-        <w:tc>
-          <w:tcPr>
-            <w:tcW w:type="dxa" w:w="8393"/>
-          </w:tcPr>
-          <w:p>
-            <w:pPr>
-              <w:spacing w:after="20"/>
-            </w:pPr>
-            <w:r>
-              <w:rPr>
-                <w:rFonts w:ascii="맑은 고딕" w:hAnsi="맑은 고딕" w:eastAsia="맑은 고딕"/>
-                <w:b w:val="0"/>
-                <w:color w:val="1A1A1A"/>
-                <w:sz w:val="19"/>
-              </w:rPr>
-              <w:t>任性的小错？我该庆幸，对你的期望早在火场里就消散了——否则，现在只会对你这嘴脸更加失望。 (철없이 저지른 작은 실수? 널 향한 기대를 그 불 속에서 버려서 다행이야. 아니었으면, 네 그 낯짝에 지금 더 실망했겠지.)</w:t>
-            </w:r>
-          </w:p>
-        </w:tc>
-        <w:tc>
-          <w:tcPr>
-            <w:tcW w:type="dxa" w:w="4817"/>
-          </w:tcPr>
-          <w:p>
-            <w:pPr>
-              <w:spacing w:after="20"/>
-            </w:pPr>
-            <w:r>
-              <w:rPr>
-                <w:rFonts w:ascii="맑은 고딕" w:hAnsi="맑은 고딕" w:eastAsia="맑은 고딕"/>
-                <w:b w:val="0"/>
-                <w:color w:val="1A1A1A"/>
-                <w:sz w:val="19"/>
-              </w:rPr>
-              <w:t>任性的小错？还好我在火场里就对你死心了。 (작은 실수? 불 속에서 너한테 정 떼 놔서 다행이다.)</w:t>
+              <w:t>4화 04-1 (마구간)</w:t>
+            </w:r>
+          </w:p>
+        </w:tc>
+        <w:tc>
+          <w:tcPr>
+            <w:tcW w:type="dxa" w:w="7148"/>
+          </w:tcPr>
+          <w:p>
+            <w:pPr>
+              <w:spacing w:after="20"/>
+            </w:pPr>
+            <w:r>
+              <w:rPr>
+                <w:rFonts w:ascii="맑은 고딕" w:hAnsi="맑은 고딕" w:eastAsia="맑은 고딕"/>
+                <w:b w:val="0"/>
+                <w:color w:val="1A1A1A"/>
+                <w:sz w:val="19"/>
+              </w:rPr>
+              <w:t>珍娜（娇嗔）：……我们不是说好，要来为我的生日宴会挑选坐骑吗？ (…제 생일 연회에 탈 말을 고르러 가기로 했잖아요?)</w:t>
+            </w:r>
+          </w:p>
+          <w:p>
+            <w:pPr>
+              <w:spacing w:after="20"/>
+            </w:pPr>
+            <w:r>
+              <w:rPr>
+                <w:rFonts w:ascii="맑은 고딕" w:hAnsi="맑은 고딕" w:eastAsia="맑은 고딕"/>
+                <w:b/>
+                <w:color w:val="1A1A1A"/>
+                <w:sz w:val="19"/>
+              </w:rPr>
+              <w:t>[뺌]</w:t>
+            </w:r>
+            <w:r>
+              <w:rPr>
+                <w:rFonts w:ascii="맑은 고딕" w:hAnsi="맑은 고딕" w:eastAsia="맑은 고딕"/>
+                <w:b w:val="0"/>
+                <w:color w:val="1A1A1A"/>
+                <w:sz w:val="19"/>
+              </w:rPr>
+              <w:t xml:space="preserve"> 达米安（温情）：没错。公爵已经允诺过了，这马厩里的马可以由你任意挑选。 (맞아요. 공작께서 이 마구간의 말은 무엇이든 고르셔도 된다고 하셨습니다.)</w:t>
+            </w:r>
+          </w:p>
+          <w:p>
+            <w:pPr>
+              <w:spacing w:after="20"/>
+            </w:pPr>
+            <w:r>
+              <w:rPr>
+                <w:rFonts w:ascii="맑은 고딕" w:hAnsi="맑은 고딕" w:eastAsia="맑은 고딕"/>
+                <w:b w:val="0"/>
+                <w:color w:val="1A1A1A"/>
+                <w:sz w:val="19"/>
+              </w:rPr>
+              <w:t>仆人A：低贱的马夫，倒是和黑发灾星相配。 (천한 마부라. 흑발 재앙 덩어리한테 딱 맞네.)</w:t>
+            </w:r>
+          </w:p>
+          <w:p>
+            <w:pPr>
+              <w:spacing w:after="20"/>
+            </w:pPr>
+            <w:r>
+              <w:rPr>
+                <w:rFonts w:ascii="맑은 고딕" w:hAnsi="맑은 고딕" w:eastAsia="맑은 고딕"/>
+                <w:b/>
+                <w:color w:val="1A1A1A"/>
+                <w:sz w:val="19"/>
+              </w:rPr>
+              <w:t>[뺌]</w:t>
+            </w:r>
+            <w:r>
+              <w:rPr>
+                <w:rFonts w:ascii="맑은 고딕" w:hAnsi="맑은 고딕" w:eastAsia="맑은 고딕"/>
+                <w:b w:val="0"/>
+                <w:color w:val="1A1A1A"/>
+                <w:sz w:val="19"/>
+              </w:rPr>
+              <w:t xml:space="preserve"> 仆人B：说不定等嫁过去了，也就是个端茶递水的仆从。 (시집가 봤자 차나 따르는 하인 신세일지도 모르지.)</w:t>
+            </w:r>
+          </w:p>
+        </w:tc>
+        <w:tc>
+          <w:tcPr>
+            <w:tcW w:type="dxa" w:w="2309"/>
+          </w:tcPr>
+          <w:p>
+            <w:pPr>
+              <w:spacing w:after="20"/>
+            </w:pPr>
+            <w:r>
+              <w:rPr>
+                <w:rFonts w:ascii="맑은 고딕" w:hAnsi="맑은 고딕" w:eastAsia="맑은 고딕"/>
+                <w:b w:val="0"/>
+                <w:color w:val="1A1A1A"/>
+                <w:sz w:val="19"/>
+              </w:rPr>
+              <w:t>"말 고르러 왔다" 정보 하나를 둘이 주고받는다. 하인 둘은 같은 비웃음을 나눠 한다.</w:t>
+            </w:r>
+          </w:p>
+        </w:tc>
+        <w:tc>
+          <w:tcPr>
+            <w:tcW w:type="dxa" w:w="3299"/>
+          </w:tcPr>
+          <w:p>
+            <w:pPr>
+              <w:spacing w:after="20"/>
+            </w:pPr>
+            <w:r>
+              <w:rPr>
+                <w:rFonts w:ascii="맑은 고딕" w:hAnsi="맑은 고딕" w:eastAsia="맑은 고딕"/>
+                <w:b w:val="0"/>
+                <w:color w:val="1A1A1A"/>
+                <w:sz w:val="19"/>
+              </w:rPr>
+              <w:t>데미안의 다정함은 바로 위 지문 "眼神温柔地对珍娜嘘寒问暖"(다정한 눈으로 제나를 챙긴다)이 보여 준다. 하인은 A 한 줄.</w:t>
             </w:r>
           </w:p>
         </w:tc>
@@ -6059,6 +8040,25 @@
       <w:tr>
         <w:tc>
           <w:tcPr>
+            <w:tcW w:type="dxa" w:w="454"/>
+          </w:tcPr>
+          <w:p>
+            <w:pPr>
+              <w:spacing w:after="20"/>
+            </w:pPr>
+            <w:r>
+              <w:rPr>
+                <w:rFonts w:ascii="맑은 고딕" w:hAnsi="맑은 고딕" w:eastAsia="맑은 고딕"/>
+                <w:b w:val="0"/>
+                <w:color w:val="1A1A1A"/>
+                <w:sz w:val="19"/>
+              </w:rPr>
+              <w:t>7</w:t>
+            </w:r>
+          </w:p>
+        </w:tc>
+        <w:tc>
+          <w:tcPr>
             <w:tcW w:type="dxa" w:w="1814"/>
           </w:tcPr>
           <w:p>
@@ -6072,45 +8072,101 @@
                 <w:color w:val="1A1A1A"/>
                 <w:sz w:val="19"/>
               </w:rPr>
-              <w:t>14화 14-1 올리비아</w:t>
-            </w:r>
-          </w:p>
-        </w:tc>
-        <w:tc>
-          <w:tcPr>
-            <w:tcW w:type="dxa" w:w="8393"/>
-          </w:tcPr>
-          <w:p>
-            <w:pPr>
-              <w:spacing w:after="20"/>
-            </w:pPr>
-            <w:r>
-              <w:rPr>
-                <w:rFonts w:ascii="맑은 고딕" w:hAnsi="맑은 고딕" w:eastAsia="맑은 고딕"/>
-                <w:b w:val="0"/>
-                <w:color w:val="1A1A1A"/>
-                <w:sz w:val="19"/>
-              </w:rPr>
-              <w:t>我听说他在多年前的宫廷政变中双目失明…… / 一场各取所需的政治联姻 (오래전 궁정 쿠데타로 실명했다고… / 서로 필요한 걸 얻으려는 정략결혼)</w:t>
-            </w:r>
-          </w:p>
-        </w:tc>
-        <w:tc>
-          <w:tcPr>
-            <w:tcW w:type="dxa" w:w="4817"/>
-          </w:tcPr>
-          <w:p>
-            <w:pPr>
-              <w:spacing w:after="20"/>
-            </w:pPr>
-            <w:r>
-              <w:rPr>
-                <w:rFonts w:ascii="맑은 고딕" w:hAnsi="맑은 고딕" w:eastAsia="맑은 고딕"/>
-                <w:b w:val="0"/>
-                <w:color w:val="1A1A1A"/>
-                <w:sz w:val="19"/>
-              </w:rPr>
-              <w:t>听说他多年前被人弄瞎了眼…… / 只是一场政治联姻 (오래전에 누가 그의 눈을 멀게 했다던데… / 그냥 정략결혼일 뿐)</w:t>
+              <w:t>5화 05-1 (불난 마구간)</w:t>
+            </w:r>
+          </w:p>
+        </w:tc>
+        <w:tc>
+          <w:tcPr>
+            <w:tcW w:type="dxa" w:w="7148"/>
+          </w:tcPr>
+          <w:p>
+            <w:pPr>
+              <w:spacing w:after="20"/>
+            </w:pPr>
+            <w:r>
+              <w:rPr>
+                <w:rFonts w:ascii="맑은 고딕" w:hAnsi="맑은 고딕" w:eastAsia="맑은 고딕"/>
+                <w:b w:val="0"/>
+                <w:color w:val="1A1A1A"/>
+                <w:sz w:val="19"/>
+              </w:rPr>
+              <w:t>达米安：奥利维亚，你疯了吗？就算你嫉妒珍娜，也不能在这里放火！ (올리비아, 미쳤어? 아무리 제나가 질투 나도 여기다 불을 지르면 어떡해!)</w:t>
+            </w:r>
+          </w:p>
+          <w:p>
+            <w:pPr>
+              <w:spacing w:after="20"/>
+            </w:pPr>
+            <w:r>
+              <w:rPr>
+                <w:rFonts w:ascii="맑은 고딕" w:hAnsi="맑은 고딕" w:eastAsia="맑은 고딕"/>
+                <w:b w:val="0"/>
+                <w:color w:val="1A1A1A"/>
+                <w:sz w:val="19"/>
+              </w:rPr>
+              <w:t>珍娜（委屈）：奥利维亚，我知道你因为联姻的事心里有怨气，可再怎么样也不能用这种手段吧。 (올리비아, 혼인 때문에 화가 난 건 알지만, 아무리 그래도 이런 짓을 하면 안 되지.)</w:t>
+            </w:r>
+          </w:p>
+          <w:p>
+            <w:pPr>
+              <w:spacing w:after="20"/>
+            </w:pPr>
+            <w:r>
+              <w:rPr>
+                <w:rFonts w:ascii="맑은 고딕" w:hAnsi="맑은 고딕" w:eastAsia="맑은 고딕"/>
+                <w:b/>
+                <w:color w:val="1A1A1A"/>
+                <w:sz w:val="19"/>
+              </w:rPr>
+              <w:t>[뺌]</w:t>
+            </w:r>
+            <w:r>
+              <w:rPr>
+                <w:rFonts w:ascii="맑은 고딕" w:hAnsi="맑은 고딕" w:eastAsia="맑은 고딕"/>
+                <w:b w:val="0"/>
+                <w:color w:val="1A1A1A"/>
+                <w:sz w:val="19"/>
+              </w:rPr>
+              <w:t xml:space="preserve"> 仆人A：就是！奥利维亚殿下自己受了委屈，就想拉着珍娜殿下垫背，心肠太歹毒了！ (맞습니다! … 제나 전하까지 끌고 죽으려 하시다니, 너무 악독하십니다!)</w:t>
+            </w:r>
+          </w:p>
+        </w:tc>
+        <w:tc>
+          <w:tcPr>
+            <w:tcW w:type="dxa" w:w="2309"/>
+          </w:tcPr>
+          <w:p>
+            <w:pPr>
+              <w:spacing w:after="20"/>
+            </w:pPr>
+            <w:r>
+              <w:rPr>
+                <w:rFonts w:ascii="맑은 고딕" w:hAnsi="맑은 고딕" w:eastAsia="맑은 고딕"/>
+                <w:b w:val="0"/>
+                <w:color w:val="1A1A1A"/>
+                <w:sz w:val="19"/>
+              </w:rPr>
+              <w:t>"네가 불 질렀다"를 세 사람이 차례로 한다.</w:t>
+            </w:r>
+          </w:p>
+        </w:tc>
+        <w:tc>
+          <w:tcPr>
+            <w:tcW w:type="dxa" w:w="3299"/>
+          </w:tcPr>
+          <w:p>
+            <w:pPr>
+              <w:spacing w:after="20"/>
+            </w:pPr>
+            <w:r>
+              <w:rPr>
+                <w:rFonts w:ascii="맑은 고딕" w:hAnsi="맑은 고딕" w:eastAsia="맑은 고딕"/>
+                <w:b w:val="0"/>
+                <w:color w:val="1A1A1A"/>
+                <w:sz w:val="19"/>
+              </w:rPr>
+              <w:t>3턴 → 2턴. 데미안·제나 두 줄로 누명은 다 씌워진다.</w:t>
             </w:r>
           </w:p>
         </w:tc>
@@ -6118,6 +8174,25 @@
       <w:tr>
         <w:tc>
           <w:tcPr>
+            <w:tcW w:type="dxa" w:w="454"/>
+          </w:tcPr>
+          <w:p>
+            <w:pPr>
+              <w:spacing w:after="20"/>
+            </w:pPr>
+            <w:r>
+              <w:rPr>
+                <w:rFonts w:ascii="맑은 고딕" w:hAnsi="맑은 고딕" w:eastAsia="맑은 고딕"/>
+                <w:b w:val="0"/>
+                <w:color w:val="1A1A1A"/>
+                <w:sz w:val="19"/>
+              </w:rPr>
+              <w:t>8</w:t>
+            </w:r>
+          </w:p>
+        </w:tc>
+        <w:tc>
+          <w:tcPr>
             <w:tcW w:type="dxa" w:w="1814"/>
           </w:tcPr>
           <w:p>
@@ -6131,45 +8206,124 @@
                 <w:color w:val="1A1A1A"/>
                 <w:sz w:val="19"/>
               </w:rPr>
-              <w:t>15화 15-1 시종</w:t>
-            </w:r>
-          </w:p>
-        </w:tc>
-        <w:tc>
-          <w:tcPr>
-            <w:tcW w:type="dxa" w:w="8393"/>
-          </w:tcPr>
-          <w:p>
-            <w:pPr>
-              <w:spacing w:after="20"/>
-            </w:pPr>
-            <w:r>
-              <w:rPr>
-                <w:rFonts w:ascii="맑은 고딕" w:hAnsi="맑은 고딕" w:eastAsia="맑은 고딕"/>
-                <w:b w:val="0"/>
-                <w:color w:val="1A1A1A"/>
-                <w:sz w:val="19"/>
-              </w:rPr>
-              <w:t>身为一个侍卫长，居然对自己的王后如此僭越无礼 (근위대장 주제에 자기 왕의 왕비에게 저렇게 분수없이 무례하게 굴다니)</w:t>
-            </w:r>
-          </w:p>
-        </w:tc>
-        <w:tc>
-          <w:tcPr>
-            <w:tcW w:type="dxa" w:w="4817"/>
-          </w:tcPr>
-          <w:p>
-            <w:pPr>
-              <w:spacing w:after="20"/>
-            </w:pPr>
-            <w:r>
-              <w:rPr>
-                <w:rFonts w:ascii="맑은 고딕" w:hAnsi="맑은 고딕" w:eastAsia="맑은 고딕"/>
-                <w:b w:val="0"/>
-                <w:color w:val="1A1A1A"/>
-                <w:sz w:val="19"/>
-              </w:rPr>
-              <w:t>一个侍卫长，居然敢对王后动手动脚 (근위대장 주제에 왕비한테 손을 대다니)</w:t>
+              <w:t>7화 07-1 (생일 연회장)</w:t>
+            </w:r>
+          </w:p>
+        </w:tc>
+        <w:tc>
+          <w:tcPr>
+            <w:tcW w:type="dxa" w:w="7148"/>
+          </w:tcPr>
+          <w:p>
+            <w:pPr>
+              <w:spacing w:after="20"/>
+            </w:pPr>
+            <w:r>
+              <w:rPr>
+                <w:rFonts w:ascii="맑은 고딕" w:hAnsi="맑은 고딕" w:eastAsia="맑은 고딕"/>
+                <w:b/>
+                <w:color w:val="1A1A1A"/>
+                <w:sz w:val="19"/>
+              </w:rPr>
+              <w:t>[뺌]</w:t>
+            </w:r>
+            <w:r>
+              <w:rPr>
+                <w:rFonts w:ascii="맑은 고딕" w:hAnsi="맑은 고딕" w:eastAsia="맑은 고딕"/>
+                <w:b w:val="0"/>
+                <w:color w:val="1A1A1A"/>
+                <w:sz w:val="19"/>
+              </w:rPr>
+              <w:t xml:space="preserve"> 贵族A：听说之前马厩里的火就是奥利维亚殿下放的？ (전에 마구간에 난 불이 올리비아 전하 짓이라던데?)</w:t>
+            </w:r>
+          </w:p>
+          <w:p>
+            <w:pPr>
+              <w:spacing w:after="20"/>
+            </w:pPr>
+            <w:r>
+              <w:rPr>
+                <w:rFonts w:ascii="맑은 고딕" w:hAnsi="맑은 고딕" w:eastAsia="맑은 고딕"/>
+                <w:b/>
+                <w:color w:val="1A1A1A"/>
+                <w:sz w:val="19"/>
+              </w:rPr>
+              <w:t>[뺌]</w:t>
+            </w:r>
+            <w:r>
+              <w:rPr>
+                <w:rFonts w:ascii="맑은 고딕" w:hAnsi="맑은 고딕" w:eastAsia="맑은 고딕"/>
+                <w:b w:val="0"/>
+                <w:color w:val="1A1A1A"/>
+                <w:sz w:val="19"/>
+              </w:rPr>
+              <w:t xml:space="preserve"> 贵族B：姐妹间的争执就要放火，简直和暗精灵一样，恶毒又卑劣。 (자매끼리 다퉜다고 불을 지르다니, 다크 엘프처럼 독하고 비열하군.)</w:t>
+            </w:r>
+          </w:p>
+          <w:p>
+            <w:pPr>
+              <w:spacing w:after="20"/>
+            </w:pPr>
+            <w:r>
+              <w:rPr>
+                <w:rFonts w:ascii="맑은 고딕" w:hAnsi="맑은 고딕" w:eastAsia="맑은 고딕"/>
+                <w:b w:val="0"/>
+                <w:color w:val="1A1A1A"/>
+                <w:sz w:val="19"/>
+              </w:rPr>
+              <w:t>(제나 · 올리비아 두 줄 뒤)</w:t>
+            </w:r>
+          </w:p>
+          <w:p>
+            <w:pPr>
+              <w:spacing w:after="20"/>
+            </w:pPr>
+            <w:r>
+              <w:rPr>
+                <w:rFonts w:ascii="맑은 고딕" w:hAnsi="맑은 고딕" w:eastAsia="맑은 고딕"/>
+                <w:b w:val="0"/>
+                <w:color w:val="1A1A1A"/>
+                <w:sz w:val="19"/>
+              </w:rPr>
+              <w:t>公爵（严厉）：珍娜都告诉我了。你居然在马厩放火，想烧死自己的亲妹妹…… (제나에게 다 들었다. 마구간에 불을 질러 네 친동생을 태워 죽이려 했다지. …)</w:t>
+            </w:r>
+          </w:p>
+        </w:tc>
+        <w:tc>
+          <w:tcPr>
+            <w:tcW w:type="dxa" w:w="2309"/>
+          </w:tcPr>
+          <w:p>
+            <w:pPr>
+              <w:spacing w:after="20"/>
+            </w:pPr>
+            <w:r>
+              <w:rPr>
+                <w:rFonts w:ascii="맑은 고딕" w:hAnsi="맑은 고딕" w:eastAsia="맑은 고딕"/>
+                <w:b w:val="0"/>
+                <w:color w:val="1A1A1A"/>
+                <w:sz w:val="19"/>
+              </w:rPr>
+              <w:t>귀족 둘의 "불 질렀대"를 두 줄 뒤 공작이 그대로 다시 말한다.</w:t>
+            </w:r>
+          </w:p>
+        </w:tc>
+        <w:tc>
+          <w:tcPr>
+            <w:tcW w:type="dxa" w:w="3299"/>
+          </w:tcPr>
+          <w:p>
+            <w:pPr>
+              <w:spacing w:after="20"/>
+            </w:pPr>
+            <w:r>
+              <w:rPr>
+                <w:rFonts w:ascii="맑은 고딕" w:hAnsi="맑은 고딕" w:eastAsia="맑은 고딕"/>
+                <w:b w:val="0"/>
+                <w:color w:val="1A1A1A"/>
+                <w:sz w:val="19"/>
+              </w:rPr>
+              <w:t>빼면 올리비아 등장 → "△现场宾客窃窃私语，指指点点。"(손님들이 수군대며 손가락질한다) → 제나 대사로 간다.</w:t>
             </w:r>
           </w:p>
         </w:tc>
@@ -6177,6 +8331,25 @@
       <w:tr>
         <w:tc>
           <w:tcPr>
+            <w:tcW w:type="dxa" w:w="454"/>
+          </w:tcPr>
+          <w:p>
+            <w:pPr>
+              <w:spacing w:after="20"/>
+            </w:pPr>
+            <w:r>
+              <w:rPr>
+                <w:rFonts w:ascii="맑은 고딕" w:hAnsi="맑은 고딕" w:eastAsia="맑은 고딕"/>
+                <w:b w:val="0"/>
+                <w:color w:val="1A1A1A"/>
+                <w:sz w:val="19"/>
+              </w:rPr>
+              <w:t>9</w:t>
+            </w:r>
+          </w:p>
+        </w:tc>
+        <w:tc>
+          <w:tcPr>
             <w:tcW w:type="dxa" w:w="1814"/>
           </w:tcPr>
           <w:p>
@@ -6190,45 +8363,1532 @@
                 <w:color w:val="1A1A1A"/>
                 <w:sz w:val="19"/>
               </w:rPr>
-              <w:t>18화 18-1 가브리엘</w:t>
-            </w:r>
-          </w:p>
-        </w:tc>
-        <w:tc>
-          <w:tcPr>
-            <w:tcW w:type="dxa" w:w="8393"/>
-          </w:tcPr>
-          <w:p>
-            <w:pPr>
-              <w:spacing w:after="20"/>
-            </w:pPr>
-            <w:r>
-              <w:rPr>
-                <w:rFonts w:ascii="맑은 고딕" w:hAnsi="맑은 고딕" w:eastAsia="맑은 고딕"/>
-                <w:b w:val="0"/>
-                <w:color w:val="1A1A1A"/>
-                <w:sz w:val="19"/>
-              </w:rPr>
-              <w:t>我的王后，有独自面对一切的锋芒。成全她、做她的后盾，是我至高的荣耀。 (내 왕비께서는 무엇이든 홀로 맞설 수 있는 분이다. 그 뜻을 이루게 해 드리고 뒤를 받쳐 드리는 것, 그게 내겐 더없는 영광이지.)</w:t>
-            </w:r>
-          </w:p>
-        </w:tc>
-        <w:tc>
-          <w:tcPr>
-            <w:tcW w:type="dxa" w:w="4817"/>
-          </w:tcPr>
-          <w:p>
-            <w:pPr>
-              <w:spacing w:after="20"/>
-            </w:pPr>
-            <w:r>
-              <w:rPr>
-                <w:rFonts w:ascii="맑은 고딕" w:hAnsi="맑은 고딕" w:eastAsia="맑은 고딕"/>
-                <w:b w:val="0"/>
-                <w:color w:val="1A1A1A"/>
-                <w:sz w:val="19"/>
-              </w:rPr>
-              <w:t>我的王后不需要躲在谁身后。我站在她身后就够了。 (내 왕비는 누구 뒤에 숨을 필요가 없다. 나는 그 뒤에 서 있으면 된다.)</w:t>
+              <w:t>7화 07-1 (공작 ↔ 올리비아)</w:t>
+            </w:r>
+          </w:p>
+        </w:tc>
+        <w:tc>
+          <w:tcPr>
+            <w:tcW w:type="dxa" w:w="7148"/>
+          </w:tcPr>
+          <w:p>
+            <w:pPr>
+              <w:spacing w:after="20"/>
+            </w:pPr>
+            <w:r>
+              <w:rPr>
+                <w:rFonts w:ascii="맑은 고딕" w:hAnsi="맑은 고딕" w:eastAsia="맑은 고딕"/>
+                <w:b/>
+                <w:color w:val="1A1A1A"/>
+                <w:sz w:val="19"/>
+              </w:rPr>
+              <w:t>[뺌]</w:t>
+            </w:r>
+            <w:r>
+              <w:rPr>
+                <w:rFonts w:ascii="맑은 고딕" w:hAnsi="맑은 고딕" w:eastAsia="맑은 고딕"/>
+                <w:b w:val="0"/>
+                <w:color w:val="1A1A1A"/>
+                <w:sz w:val="19"/>
+              </w:rPr>
+              <w:t xml:space="preserve"> 公爵（命令）：立刻向你妹妹道歉！否则今晚绝不轻饶你。 (당장 네 동생에게 사과해라! 안 그러면 오늘 밤은 절대 그냥 넘어가지 않겠다.)</w:t>
+            </w:r>
+          </w:p>
+          <w:p>
+            <w:pPr>
+              <w:spacing w:after="20"/>
+            </w:pPr>
+            <w:r>
+              <w:rPr>
+                <w:rFonts w:ascii="맑은 고딕" w:hAnsi="맑은 고딕" w:eastAsia="맑은 고딕"/>
+                <w:b/>
+                <w:color w:val="1A1A1A"/>
+                <w:sz w:val="19"/>
+              </w:rPr>
+              <w:t>[뺌]</w:t>
+            </w:r>
+            <w:r>
+              <w:rPr>
+                <w:rFonts w:ascii="맑은 고딕" w:hAnsi="맑은 고딕" w:eastAsia="맑은 고딕"/>
+                <w:b w:val="0"/>
+                <w:color w:val="1A1A1A"/>
+                <w:sz w:val="19"/>
+              </w:rPr>
+              <w:t xml:space="preserve"> 奥利维亚（冷硬）：我没做过的事，绝不认错。 (하지도 않은 일로 잘못했다고는 절대 안 해요.)</w:t>
+            </w:r>
+          </w:p>
+          <w:p>
+            <w:pPr>
+              <w:spacing w:after="20"/>
+            </w:pPr>
+            <w:r>
+              <w:rPr>
+                <w:rFonts w:ascii="맑은 고딕" w:hAnsi="맑은 고딕" w:eastAsia="맑은 고딕"/>
+                <w:b w:val="0"/>
+                <w:color w:val="1A1A1A"/>
+                <w:sz w:val="19"/>
+              </w:rPr>
+              <w:t>(정령수 병이 나온다)</w:t>
+            </w:r>
+          </w:p>
+          <w:p>
+            <w:pPr>
+              <w:spacing w:after="20"/>
+            </w:pPr>
+            <w:r>
+              <w:rPr>
+                <w:rFonts w:ascii="맑은 고딕" w:hAnsi="맑은 고딕" w:eastAsia="맑은 고딕"/>
+                <w:b w:val="0"/>
+                <w:color w:val="1A1A1A"/>
+                <w:sz w:val="19"/>
+              </w:rPr>
+              <w:t>公爵（冷酷）：你必须先向你妹妹道歉。 (먼저 네 동생에게 사과해라.)</w:t>
+            </w:r>
+          </w:p>
+          <w:p>
+            <w:pPr>
+              <w:spacing w:after="20"/>
+            </w:pPr>
+            <w:r>
+              <w:rPr>
+                <w:rFonts w:ascii="맑은 고딕" w:hAnsi="맑은 고딕" w:eastAsia="맑은 고딕"/>
+                <w:b w:val="0"/>
+                <w:color w:val="1A1A1A"/>
+                <w:sz w:val="19"/>
+              </w:rPr>
+              <w:t>奥利维亚（咬牙）：休想。 (어림없어요.)</w:t>
+            </w:r>
+          </w:p>
+        </w:tc>
+        <w:tc>
+          <w:tcPr>
+            <w:tcW w:type="dxa" w:w="2309"/>
+          </w:tcPr>
+          <w:p>
+            <w:pPr>
+              <w:spacing w:after="20"/>
+            </w:pPr>
+            <w:r>
+              <w:rPr>
+                <w:rFonts w:ascii="맑은 고딕" w:hAnsi="맑은 고딕" w:eastAsia="맑은 고딕"/>
+                <w:b w:val="0"/>
+                <w:color w:val="1A1A1A"/>
+                <w:sz w:val="19"/>
+              </w:rPr>
+              <w:t>"사과해라 → 못 해"가 병이 나오기 전과 후로 두 바퀴. 진짜 판은 병을 걸고 하는 두 번째다.</w:t>
+            </w:r>
+          </w:p>
+        </w:tc>
+        <w:tc>
+          <w:tcPr>
+            <w:tcW w:type="dxa" w:w="3299"/>
+          </w:tcPr>
+          <w:p>
+            <w:pPr>
+              <w:spacing w:after="20"/>
+            </w:pPr>
+            <w:r>
+              <w:rPr>
+                <w:rFonts w:ascii="맑은 고딕" w:hAnsi="맑은 고딕" w:eastAsia="맑은 고딕"/>
+                <w:b w:val="0"/>
+                <w:color w:val="1A1A1A"/>
+                <w:sz w:val="19"/>
+              </w:rPr>
+              <w:t>공작↔올리비아 10턴 → 8턴. 올리비아 반박 뒤 "△奥利维亚刚想转身离开，公爵忽然拍了拍手。"(돌아서려는데 공작이 손뼉을 친다)로 이어지고, 병을 건 요구가 처음이자 마지막 요구가 된다.</w:t>
+            </w:r>
+          </w:p>
+        </w:tc>
+      </w:tr>
+      <w:tr>
+        <w:tc>
+          <w:tcPr>
+            <w:tcW w:type="dxa" w:w="454"/>
+          </w:tcPr>
+          <w:p>
+            <w:pPr>
+              <w:spacing w:after="20"/>
+            </w:pPr>
+            <w:r>
+              <w:rPr>
+                <w:rFonts w:ascii="맑은 고딕" w:hAnsi="맑은 고딕" w:eastAsia="맑은 고딕"/>
+                <w:b w:val="0"/>
+                <w:color w:val="1A1A1A"/>
+                <w:sz w:val="19"/>
+              </w:rPr>
+              <w:t>10</w:t>
+            </w:r>
+          </w:p>
+        </w:tc>
+        <w:tc>
+          <w:tcPr>
+            <w:tcW w:type="dxa" w:w="1814"/>
+          </w:tcPr>
+          <w:p>
+            <w:pPr>
+              <w:spacing w:after="20"/>
+            </w:pPr>
+            <w:r>
+              <w:rPr>
+                <w:rFonts w:ascii="맑은 고딕" w:hAnsi="맑은 고딕" w:eastAsia="맑은 고딕"/>
+                <w:b w:val="0"/>
+                <w:color w:val="1A1A1A"/>
+                <w:sz w:val="19"/>
+              </w:rPr>
+              <w:t>7화 07-1 끝</w:t>
+            </w:r>
+          </w:p>
+        </w:tc>
+        <w:tc>
+          <w:tcPr>
+            <w:tcW w:type="dxa" w:w="7148"/>
+          </w:tcPr>
+          <w:p>
+            <w:pPr>
+              <w:spacing w:after="20"/>
+            </w:pPr>
+            <w:r>
+              <w:rPr>
+                <w:rFonts w:ascii="맑은 고딕" w:hAnsi="맑은 고딕" w:eastAsia="맑은 고딕"/>
+                <w:b w:val="0"/>
+                <w:color w:val="1A1A1A"/>
+                <w:sz w:val="19"/>
+              </w:rPr>
+              <w:t>珍娜：父亲，算了吧。我觉得姐姐用不着道歉。 (아버지, 그냥 넘어가 주세요. 언니는 사과할 필요 없을 것 같아요.)</w:t>
+            </w:r>
+          </w:p>
+          <w:p>
+            <w:pPr>
+              <w:spacing w:after="20"/>
+            </w:pPr>
+            <w:r>
+              <w:rPr>
+                <w:rFonts w:ascii="맑은 고딕" w:hAnsi="맑은 고딕" w:eastAsia="맑은 고딕"/>
+                <w:b/>
+                <w:color w:val="1A1A1A"/>
+                <w:sz w:val="19"/>
+              </w:rPr>
+              <w:t>[뺌]</w:t>
+            </w:r>
+            <w:r>
+              <w:rPr>
+                <w:rFonts w:ascii="맑은 고딕" w:hAnsi="맑은 고딕" w:eastAsia="맑은 고딕"/>
+                <w:b w:val="0"/>
+                <w:color w:val="1A1A1A"/>
+                <w:sz w:val="19"/>
+              </w:rPr>
+              <w:t xml:space="preserve"> 珍娜（假惺惺）：既然姐姐咬死不是她干的，强迫她道歉也没意思，不如我来帮姐姐证明。 (언니가 끝까지 자기가 한 짓이 아니라고 우기는데, … 차라리 제가 언니가 증명할 수 있게 도와줄게요.)</w:t>
+            </w:r>
+          </w:p>
+          <w:p>
+            <w:pPr>
+              <w:spacing w:after="20"/>
+            </w:pPr>
+            <w:r>
+              <w:rPr>
+                <w:rFonts w:ascii="맑은 고딕" w:hAnsi="맑은 고딕" w:eastAsia="맑은 고딕"/>
+                <w:b w:val="0"/>
+                <w:color w:val="1A1A1A"/>
+                <w:sz w:val="19"/>
+              </w:rPr>
+              <w:t>珍娜（恶毒微笑）：姐姐，你就像那些犯了错的仆人一样，用这个来自证清白吧。 (언니, 잘못한 하인들처럼 이걸로 결백을 증명해 봐.)</w:t>
+            </w:r>
+          </w:p>
+        </w:tc>
+        <w:tc>
+          <w:tcPr>
+            <w:tcW w:type="dxa" w:w="2309"/>
+          </w:tcPr>
+          <w:p>
+            <w:pPr>
+              <w:spacing w:after="20"/>
+            </w:pPr>
+            <w:r>
+              <w:rPr>
+                <w:rFonts w:ascii="맑은 고딕" w:hAnsi="맑은 고딕" w:eastAsia="맑은 고딕"/>
+                <w:b w:val="0"/>
+                <w:color w:val="1A1A1A"/>
+                <w:sz w:val="19"/>
+              </w:rPr>
+              <w:t>구슬 시험 제안을 세 줄에 걸쳐 한다. 가운데 줄은 마지막 줄을 미리 말한다.</w:t>
+            </w:r>
+          </w:p>
+        </w:tc>
+        <w:tc>
+          <w:tcPr>
+            <w:tcW w:type="dxa" w:w="3299"/>
+          </w:tcPr>
+          <w:p>
+            <w:pPr>
+              <w:spacing w:after="20"/>
+            </w:pPr>
+            <w:r>
+              <w:rPr>
+                <w:rFonts w:ascii="맑은 고딕" w:hAnsi="맑은 고딕" w:eastAsia="맑은 고딕"/>
+                <w:b w:val="0"/>
+                <w:color w:val="1A1A1A"/>
+                <w:sz w:val="19"/>
+              </w:rPr>
+              <w:t>3줄 → 2줄. "사과 필요 없어 → 구슬로 증명해"로 7화 끝이 바로 온다.</w:t>
+            </w:r>
+          </w:p>
+        </w:tc>
+      </w:tr>
+      <w:tr>
+        <w:tc>
+          <w:tcPr>
+            <w:tcW w:type="dxa" w:w="454"/>
+          </w:tcPr>
+          <w:p>
+            <w:pPr>
+              <w:spacing w:after="20"/>
+            </w:pPr>
+            <w:r>
+              <w:rPr>
+                <w:rFonts w:ascii="맑은 고딕" w:hAnsi="맑은 고딕" w:eastAsia="맑은 고딕"/>
+                <w:b w:val="0"/>
+                <w:color w:val="1A1A1A"/>
+                <w:sz w:val="19"/>
+              </w:rPr>
+              <w:t>11</w:t>
+            </w:r>
+          </w:p>
+        </w:tc>
+        <w:tc>
+          <w:tcPr>
+            <w:tcW w:type="dxa" w:w="1814"/>
+          </w:tcPr>
+          <w:p>
+            <w:pPr>
+              <w:spacing w:after="20"/>
+            </w:pPr>
+            <w:r>
+              <w:rPr>
+                <w:rFonts w:ascii="맑은 고딕" w:hAnsi="맑은 고딕" w:eastAsia="맑은 고딕"/>
+                <w:b w:val="0"/>
+                <w:color w:val="1A1A1A"/>
+                <w:sz w:val="19"/>
+              </w:rPr>
+              <w:t>8화 08-1 (연회장)</w:t>
+            </w:r>
+          </w:p>
+        </w:tc>
+        <w:tc>
+          <w:tcPr>
+            <w:tcW w:type="dxa" w:w="7148"/>
+          </w:tcPr>
+          <w:p>
+            <w:pPr>
+              <w:spacing w:after="20"/>
+            </w:pPr>
+            <w:r>
+              <w:rPr>
+                <w:rFonts w:ascii="맑은 고딕" w:hAnsi="맑은 고딕" w:eastAsia="맑은 고딕"/>
+                <w:b w:val="0"/>
+                <w:color w:val="1A1A1A"/>
+                <w:sz w:val="19"/>
+              </w:rPr>
+              <w:t>贵族A（讥笑）：审判法球不是用来对付下贱仆人的吗？ (심판의 구슬은 천한 하인들한테나 쓰는 것 아닌가?)</w:t>
+            </w:r>
+          </w:p>
+          <w:p>
+            <w:pPr>
+              <w:spacing w:after="20"/>
+            </w:pPr>
+            <w:r>
+              <w:rPr>
+                <w:rFonts w:ascii="맑은 고딕" w:hAnsi="맑은 고딕" w:eastAsia="맑은 고딕"/>
+                <w:b/>
+                <w:color w:val="1A1A1A"/>
+                <w:sz w:val="19"/>
+              </w:rPr>
+              <w:t>[뺌]</w:t>
+            </w:r>
+            <w:r>
+              <w:rPr>
+                <w:rFonts w:ascii="맑은 고딕" w:hAnsi="맑은 고딕" w:eastAsia="맑은 고딕"/>
+                <w:b w:val="0"/>
+                <w:color w:val="1A1A1A"/>
+                <w:sz w:val="19"/>
+              </w:rPr>
+              <w:t xml:space="preserve"> 贵族B（鄙夷）：黑发灾星嘛，用这种手段也差不多，正好让她长长记性。 (흑발 재앙 덩어리니 그런 취급을 받아도 되지. 이번에 정신 좀 차리겠군.)</w:t>
+            </w:r>
+          </w:p>
+        </w:tc>
+        <w:tc>
+          <w:tcPr>
+            <w:tcW w:type="dxa" w:w="2309"/>
+          </w:tcPr>
+          <w:p>
+            <w:pPr>
+              <w:spacing w:after="20"/>
+            </w:pPr>
+            <w:r>
+              <w:rPr>
+                <w:rFonts w:ascii="맑은 고딕" w:hAnsi="맑은 고딕" w:eastAsia="맑은 고딕"/>
+                <w:b w:val="0"/>
+                <w:color w:val="1A1A1A"/>
+                <w:sz w:val="19"/>
+              </w:rPr>
+              <w:t>7화 끝 제나 "像那些犯了错的仆人一样"(하인들처럼)을 귀족 A가 받고, 귀족 B가 한 번 더.</w:t>
+            </w:r>
+          </w:p>
+        </w:tc>
+        <w:tc>
+          <w:tcPr>
+            <w:tcW w:type="dxa" w:w="3299"/>
+          </w:tcPr>
+          <w:p>
+            <w:pPr>
+              <w:spacing w:after="20"/>
+            </w:pPr>
+            <w:r>
+              <w:rPr>
+                <w:rFonts w:ascii="맑은 고딕" w:hAnsi="맑은 고딕" w:eastAsia="맑은 고딕"/>
+                <w:b w:val="0"/>
+                <w:color w:val="1A1A1A"/>
+                <w:sz w:val="19"/>
+              </w:rPr>
+              <w:t>귀족 A 한 줄.</w:t>
+            </w:r>
+          </w:p>
+        </w:tc>
+      </w:tr>
+      <w:tr>
+        <w:tc>
+          <w:tcPr>
+            <w:tcW w:type="dxa" w:w="454"/>
+          </w:tcPr>
+          <w:p>
+            <w:pPr>
+              <w:spacing w:after="20"/>
+            </w:pPr>
+            <w:r>
+              <w:rPr>
+                <w:rFonts w:ascii="맑은 고딕" w:hAnsi="맑은 고딕" w:eastAsia="맑은 고딕"/>
+                <w:b w:val="0"/>
+                <w:color w:val="1A1A1A"/>
+                <w:sz w:val="19"/>
+              </w:rPr>
+              <w:t>12</w:t>
+            </w:r>
+          </w:p>
+        </w:tc>
+        <w:tc>
+          <w:tcPr>
+            <w:tcW w:type="dxa" w:w="1814"/>
+          </w:tcPr>
+          <w:p>
+            <w:pPr>
+              <w:spacing w:after="20"/>
+            </w:pPr>
+            <w:r>
+              <w:rPr>
+                <w:rFonts w:ascii="맑은 고딕" w:hAnsi="맑은 고딕" w:eastAsia="맑은 고딕"/>
+                <w:b w:val="0"/>
+                <w:color w:val="1A1A1A"/>
+                <w:sz w:val="19"/>
+              </w:rPr>
+              <w:t>11화 11-1 (연회장)</w:t>
+            </w:r>
+          </w:p>
+        </w:tc>
+        <w:tc>
+          <w:tcPr>
+            <w:tcW w:type="dxa" w:w="7148"/>
+          </w:tcPr>
+          <w:p>
+            <w:pPr>
+              <w:spacing w:after="20"/>
+            </w:pPr>
+            <w:r>
+              <w:rPr>
+                <w:rFonts w:ascii="맑은 고딕" w:hAnsi="맑은 고딕" w:eastAsia="맑은 고딕"/>
+                <w:b w:val="0"/>
+                <w:color w:val="1A1A1A"/>
+                <w:sz w:val="19"/>
+              </w:rPr>
+              <w:t>黛安：这只是姐妹间闹了点小矛盾，和暗精灵有什么关系？ (자매끼리 사소하게 다툰 것뿐인데, 다크 엘프가 무슨 상관이에요?)</w:t>
+            </w:r>
+          </w:p>
+          <w:p>
+            <w:pPr>
+              <w:spacing w:after="20"/>
+            </w:pPr>
+            <w:r>
+              <w:rPr>
+                <w:rFonts w:ascii="맑은 고딕" w:hAnsi="맑은 고딕" w:eastAsia="맑은 고딕"/>
+                <w:b/>
+                <w:color w:val="1A1A1A"/>
+                <w:sz w:val="19"/>
+              </w:rPr>
+              <w:t>[뺌]</w:t>
+            </w:r>
+            <w:r>
+              <w:rPr>
+                <w:rFonts w:ascii="맑은 고딕" w:hAnsi="맑은 고딕" w:eastAsia="맑은 고딕"/>
+                <w:b w:val="0"/>
+                <w:color w:val="1A1A1A"/>
+                <w:sz w:val="19"/>
+              </w:rPr>
+              <w:t xml:space="preserve"> 公爵：就、就是，小孩子之间的冲突，怎么能算是羞辱呢？ (그, 그렇습니다. 아이들끼리 다툰 걸 어찌 모욕이라 하십니까?)</w:t>
+            </w:r>
+          </w:p>
+        </w:tc>
+        <w:tc>
+          <w:tcPr>
+            <w:tcW w:type="dxa" w:w="2309"/>
+          </w:tcPr>
+          <w:p>
+            <w:pPr>
+              <w:spacing w:after="20"/>
+            </w:pPr>
+            <w:r>
+              <w:rPr>
+                <w:rFonts w:ascii="맑은 고딕" w:hAnsi="맑은 고딕" w:eastAsia="맑은 고딕"/>
+                <w:b w:val="0"/>
+                <w:color w:val="1A1A1A"/>
+                <w:sz w:val="19"/>
+              </w:rPr>
+              <w:t>공작이 다이앤 변명을 따라 한다.</w:t>
+            </w:r>
+          </w:p>
+        </w:tc>
+        <w:tc>
+          <w:tcPr>
+            <w:tcW w:type="dxa" w:w="3299"/>
+          </w:tcPr>
+          <w:p>
+            <w:pPr>
+              <w:spacing w:after="20"/>
+            </w:pPr>
+            <w:r>
+              <w:rPr>
+                <w:rFonts w:ascii="맑은 고딕" w:hAnsi="맑은 고딕" w:eastAsia="맑은 고딕"/>
+                <w:b w:val="0"/>
+                <w:color w:val="1A1A1A"/>
+                <w:sz w:val="19"/>
+              </w:rPr>
+              <w:t>빼면 "△公爵扭头哀求地看向奥利维亚。"(공작이 애원하듯 올리비아를 본다) → 공작 "奥利维亚，你快帮我们解释一下！"(올리비아, 네가 좀 설명해 보거라!)로 간다.</w:t>
+            </w:r>
+          </w:p>
+        </w:tc>
+      </w:tr>
+      <w:tr>
+        <w:tc>
+          <w:tcPr>
+            <w:tcW w:type="dxa" w:w="454"/>
+          </w:tcPr>
+          <w:p>
+            <w:pPr>
+              <w:spacing w:after="20"/>
+            </w:pPr>
+            <w:r>
+              <w:rPr>
+                <w:rFonts w:ascii="맑은 고딕" w:hAnsi="맑은 고딕" w:eastAsia="맑은 고딕"/>
+                <w:b w:val="0"/>
+                <w:color w:val="1A1A1A"/>
+                <w:sz w:val="19"/>
+              </w:rPr>
+              <w:t>13</w:t>
+            </w:r>
+          </w:p>
+        </w:tc>
+        <w:tc>
+          <w:tcPr>
+            <w:tcW w:type="dxa" w:w="1814"/>
+          </w:tcPr>
+          <w:p>
+            <w:pPr>
+              <w:spacing w:after="20"/>
+            </w:pPr>
+            <w:r>
+              <w:rPr>
+                <w:rFonts w:ascii="맑은 고딕" w:hAnsi="맑은 고딕" w:eastAsia="맑은 고딕"/>
+                <w:b w:val="0"/>
+                <w:color w:val="1A1A1A"/>
+                <w:sz w:val="19"/>
+              </w:rPr>
+              <w:t>13화 13-1 (연회장)</w:t>
+            </w:r>
+          </w:p>
+        </w:tc>
+        <w:tc>
+          <w:tcPr>
+            <w:tcW w:type="dxa" w:w="7148"/>
+          </w:tcPr>
+          <w:p>
+            <w:pPr>
+              <w:spacing w:after="20"/>
+            </w:pPr>
+            <w:r>
+              <w:rPr>
+                <w:rFonts w:ascii="맑은 고딕" w:hAnsi="맑은 고딕" w:eastAsia="맑은 고딕"/>
+                <w:b/>
+                <w:color w:val="1A1A1A"/>
+                <w:sz w:val="19"/>
+              </w:rPr>
+              <w:t>[뺌]</w:t>
+            </w:r>
+            <w:r>
+              <w:rPr>
+                <w:rFonts w:ascii="맑은 고딕" w:hAnsi="맑은 고딕" w:eastAsia="맑은 고딕"/>
+                <w:b w:val="0"/>
+                <w:color w:val="1A1A1A"/>
+                <w:sz w:val="19"/>
+              </w:rPr>
+              <w:t xml:space="preserve"> 贵族A（震惊）：火……真的是珍娜殿下放的？！ (불을…… 정말 제나 전하께서 지르셨다고?!)</w:t>
+            </w:r>
+          </w:p>
+          <w:p>
+            <w:pPr>
+              <w:spacing w:after="20"/>
+            </w:pPr>
+            <w:r>
+              <w:rPr>
+                <w:rFonts w:ascii="맑은 고딕" w:hAnsi="맑은 고딕" w:eastAsia="맑은 고딕"/>
+                <w:b w:val="0"/>
+                <w:color w:val="1A1A1A"/>
+                <w:sz w:val="19"/>
+              </w:rPr>
+              <w:t>贵族B（哗然）：审判法球从不出错，居然是她贼喊捉贼，诬告了奥利维亚殿下！ (심판의 구슬은 절대 틀리지 않아. 범인이 도리어 소리치며 올리비아 전하께 누명을 씌운 거였군!)</w:t>
+            </w:r>
+          </w:p>
+        </w:tc>
+        <w:tc>
+          <w:tcPr>
+            <w:tcW w:type="dxa" w:w="2309"/>
+          </w:tcPr>
+          <w:p>
+            <w:pPr>
+              <w:spacing w:after="20"/>
+            </w:pPr>
+            <w:r>
+              <w:rPr>
+                <w:rFonts w:ascii="맑은 고딕" w:hAnsi="맑은 고딕" w:eastAsia="맑은 고딕"/>
+                <w:b w:val="0"/>
+                <w:color w:val="1A1A1A"/>
+                <w:sz w:val="19"/>
+              </w:rPr>
+              <w:t>둘 다 "제나가 범인이었다".</w:t>
+            </w:r>
+          </w:p>
+        </w:tc>
+        <w:tc>
+          <w:tcPr>
+            <w:tcW w:type="dxa" w:w="3299"/>
+          </w:tcPr>
+          <w:p>
+            <w:pPr>
+              <w:spacing w:after="20"/>
+            </w:pPr>
+            <w:r>
+              <w:rPr>
+                <w:rFonts w:ascii="맑은 고딕" w:hAnsi="맑은 고딕" w:eastAsia="맑은 고딕"/>
+                <w:b w:val="0"/>
+                <w:color w:val="1A1A1A"/>
+                <w:sz w:val="19"/>
+              </w:rPr>
+              <w:t>귀족 B 한 줄(쉬운 말은 아래 2-3 표).</w:t>
+            </w:r>
+          </w:p>
+        </w:tc>
+      </w:tr>
+      <w:tr>
+        <w:tc>
+          <w:tcPr>
+            <w:tcW w:type="dxa" w:w="454"/>
+          </w:tcPr>
+          <w:p>
+            <w:pPr>
+              <w:spacing w:after="20"/>
+            </w:pPr>
+            <w:r>
+              <w:rPr>
+                <w:rFonts w:ascii="맑은 고딕" w:hAnsi="맑은 고딕" w:eastAsia="맑은 고딕"/>
+                <w:b w:val="0"/>
+                <w:color w:val="1A1A1A"/>
+                <w:sz w:val="19"/>
+              </w:rPr>
+              <w:t>14</w:t>
+            </w:r>
+          </w:p>
+        </w:tc>
+        <w:tc>
+          <w:tcPr>
+            <w:tcW w:type="dxa" w:w="1814"/>
+          </w:tcPr>
+          <w:p>
+            <w:pPr>
+              <w:spacing w:after="20"/>
+            </w:pPr>
+            <w:r>
+              <w:rPr>
+                <w:rFonts w:ascii="맑은 고딕" w:hAnsi="맑은 고딕" w:eastAsia="맑은 고딕"/>
+                <w:b w:val="0"/>
+                <w:color w:val="1A1A1A"/>
+                <w:sz w:val="19"/>
+              </w:rPr>
+              <w:t>14화 14-1 (테라스)</w:t>
+            </w:r>
+          </w:p>
+        </w:tc>
+        <w:tc>
+          <w:tcPr>
+            <w:tcW w:type="dxa" w:w="7148"/>
+          </w:tcPr>
+          <w:p>
+            <w:pPr>
+              <w:spacing w:after="20"/>
+            </w:pPr>
+            <w:r>
+              <w:rPr>
+                <w:rFonts w:ascii="맑은 고딕" w:hAnsi="맑은 고딕" w:eastAsia="맑은 고딕"/>
+                <w:b/>
+                <w:color w:val="1A1A1A"/>
+                <w:sz w:val="19"/>
+              </w:rPr>
+              <w:t>[합침]</w:t>
+            </w:r>
+            <w:r>
+              <w:rPr>
+                <w:rFonts w:ascii="맑은 고딕" w:hAnsi="맑은 고딕" w:eastAsia="맑은 고딕"/>
+                <w:b w:val="0"/>
+                <w:color w:val="1A1A1A"/>
+                <w:sz w:val="19"/>
+              </w:rPr>
+              <w:t xml:space="preserve"> 奥利维亚（VO）：这伤口受藤纹誓约影响，只能靠自己愈合…… (이 상처는 덩굴 서약의 영향을 받아서, 저절로 아물기를 기다릴 수밖에 없어……)</w:t>
+            </w:r>
+          </w:p>
+          <w:p>
+            <w:pPr>
+              <w:spacing w:after="20"/>
+            </w:pPr>
+            <w:r>
+              <w:rPr>
+                <w:rFonts w:ascii="맑은 고딕" w:hAnsi="맑은 고딕" w:eastAsia="맑은 고딕"/>
+                <w:b/>
+                <w:color w:val="1A1A1A"/>
+                <w:sz w:val="19"/>
+              </w:rPr>
+              <w:t>[합침]</w:t>
+            </w:r>
+            <w:r>
+              <w:rPr>
+                <w:rFonts w:ascii="맑은 고딕" w:hAnsi="맑은 고딕" w:eastAsia="맑은 고딕"/>
+                <w:b w:val="0"/>
+                <w:color w:val="1A1A1A"/>
+                <w:sz w:val="19"/>
+              </w:rPr>
+              <w:t xml:space="preserve"> 奥利维亚：不必了。治愈法术多半无法生效。 (괜찮아. 치유 마법은 아마 안 통할 거야.)</w:t>
+            </w:r>
+          </w:p>
+        </w:tc>
+        <w:tc>
+          <w:tcPr>
+            <w:tcW w:type="dxa" w:w="2309"/>
+          </w:tcPr>
+          <w:p>
+            <w:pPr>
+              <w:spacing w:after="20"/>
+            </w:pPr>
+            <w:r>
+              <w:rPr>
+                <w:rFonts w:ascii="맑은 고딕" w:hAnsi="맑은 고딕" w:eastAsia="맑은 고딕"/>
+                <w:b w:val="0"/>
+                <w:color w:val="1A1A1A"/>
+                <w:sz w:val="19"/>
+              </w:rPr>
+              <w:t>속마음과 바로 뒤 대사가 같은 말.</w:t>
+            </w:r>
+          </w:p>
+        </w:tc>
+        <w:tc>
+          <w:tcPr>
+            <w:tcW w:type="dxa" w:w="3299"/>
+          </w:tcPr>
+          <w:p>
+            <w:pPr>
+              <w:spacing w:after="20"/>
+            </w:pPr>
+            <w:r>
+              <w:rPr>
+                <w:rFonts w:ascii="맑은 고딕" w:hAnsi="맑은 고딕" w:eastAsia="맑은 고딕"/>
+                <w:b w:val="0"/>
+                <w:color w:val="1A1A1A"/>
+                <w:sz w:val="19"/>
+              </w:rPr>
+              <w:t>2줄 → 1줄. 奥利维亚：不必了。这伤口受誓约影响，治愈法术没用的。 (괜찮아. 서약 때문에 생긴 상처라 치유 마법은 안 통해.)</w:t>
+            </w:r>
+          </w:p>
+        </w:tc>
+      </w:tr>
+      <w:tr>
+        <w:tc>
+          <w:tcPr>
+            <w:tcW w:type="dxa" w:w="454"/>
+          </w:tcPr>
+          <w:p>
+            <w:pPr>
+              <w:spacing w:after="20"/>
+            </w:pPr>
+            <w:r>
+              <w:rPr>
+                <w:rFonts w:ascii="맑은 고딕" w:hAnsi="맑은 고딕" w:eastAsia="맑은 고딕"/>
+                <w:b w:val="0"/>
+                <w:color w:val="1A1A1A"/>
+                <w:sz w:val="19"/>
+              </w:rPr>
+              <w:t>15</w:t>
+            </w:r>
+          </w:p>
+        </w:tc>
+        <w:tc>
+          <w:tcPr>
+            <w:tcW w:type="dxa" w:w="1814"/>
+          </w:tcPr>
+          <w:p>
+            <w:pPr>
+              <w:spacing w:after="20"/>
+            </w:pPr>
+            <w:r>
+              <w:rPr>
+                <w:rFonts w:ascii="맑은 고딕" w:hAnsi="맑은 고딕" w:eastAsia="맑은 고딕"/>
+                <w:b w:val="0"/>
+                <w:color w:val="1A1A1A"/>
+                <w:sz w:val="19"/>
+              </w:rPr>
+              <w:t>15화 15-3 (제나 침실)</w:t>
+            </w:r>
+          </w:p>
+        </w:tc>
+        <w:tc>
+          <w:tcPr>
+            <w:tcW w:type="dxa" w:w="7148"/>
+          </w:tcPr>
+          <w:p>
+            <w:pPr>
+              <w:spacing w:after="20"/>
+            </w:pPr>
+            <w:r>
+              <w:rPr>
+                <w:rFonts w:ascii="맑은 고딕" w:hAnsi="맑은 고딕" w:eastAsia="맑은 고딕"/>
+                <w:b/>
+                <w:color w:val="1A1A1A"/>
+                <w:sz w:val="19"/>
+              </w:rPr>
+              <w:t>[합침]</w:t>
+            </w:r>
+            <w:r>
+              <w:rPr>
+                <w:rFonts w:ascii="맑은 고딕" w:hAnsi="맑은 고딕" w:eastAsia="맑은 고딕"/>
+                <w:b w:val="0"/>
+                <w:color w:val="1A1A1A"/>
+                <w:sz w:val="19"/>
+              </w:rPr>
+              <w:t xml:space="preserve"> 珍娜（龇牙）：疼死我了！那个下贱的灾星，我非把她碎尸万段不可！ (아파 죽겠어! 그 천한 재앙 덩어리, 갈기갈기 찢어 죽일 거야!)</w:t>
+            </w:r>
+          </w:p>
+          <w:p>
+            <w:pPr>
+              <w:spacing w:after="20"/>
+            </w:pPr>
+            <w:r>
+              <w:rPr>
+                <w:rFonts w:ascii="맑은 고딕" w:hAnsi="맑은 고딕" w:eastAsia="맑은 고딕"/>
+                <w:b/>
+                <w:color w:val="1A1A1A"/>
+                <w:sz w:val="19"/>
+              </w:rPr>
+              <w:t>[합침]</w:t>
+            </w:r>
+            <w:r>
+              <w:rPr>
+                <w:rFonts w:ascii="맑은 고딕" w:hAnsi="맑은 고딕" w:eastAsia="맑은 고딕"/>
+                <w:b w:val="0"/>
+                <w:color w:val="1A1A1A"/>
+                <w:sz w:val="19"/>
+              </w:rPr>
+              <w:t xml:space="preserve"> 珍娜（怨毒）：她要是直接死在马厩那场大火里就好了！都怪你找的杀手没用，连个残废都杀不死！ (마구간 불에 그냥 죽어 버렸으면 좋았을 텐데! 어머니가 고용한 암살자가 무능한 탓이야. …)</w:t>
+            </w:r>
+          </w:p>
+        </w:tc>
+        <w:tc>
+          <w:tcPr>
+            <w:tcW w:type="dxa" w:w="2309"/>
+          </w:tcPr>
+          <w:p>
+            <w:pPr>
+              <w:spacing w:after="20"/>
+            </w:pPr>
+            <w:r>
+              <w:rPr>
+                <w:rFonts w:ascii="맑은 고딕" w:hAnsi="맑은 고딕" w:eastAsia="맑은 고딕"/>
+                <w:b w:val="0"/>
+                <w:color w:val="1A1A1A"/>
+                <w:sz w:val="19"/>
+              </w:rPr>
+              <w:t>"죽었어야/죽이겠다" 두 줄. 새 정보(암살자는 다이앤이 보냈다)는 둘째 줄에만 있다.</w:t>
+            </w:r>
+          </w:p>
+        </w:tc>
+        <w:tc>
+          <w:tcPr>
+            <w:tcW w:type="dxa" w:w="3299"/>
+          </w:tcPr>
+          <w:p>
+            <w:pPr>
+              <w:spacing w:after="20"/>
+            </w:pPr>
+            <w:r>
+              <w:rPr>
+                <w:rFonts w:ascii="맑은 고딕" w:hAnsi="맑은 고딕" w:eastAsia="맑은 고딕"/>
+                <w:b w:val="0"/>
+                <w:color w:val="1A1A1A"/>
+                <w:sz w:val="19"/>
+              </w:rPr>
+              <w:t>2줄 → 1줄. 珍娜：疼死我了！那个灾星要是死在马厩里就好了！都怪你找的杀手没用！ (아파 죽겠어! 그년이 마구간에서 죽었어야 했는데! 어머니가 보낸 암살자가 무능해서야!)</w:t>
+            </w:r>
+          </w:p>
+        </w:tc>
+      </w:tr>
+      <w:tr>
+        <w:tc>
+          <w:tcPr>
+            <w:tcW w:type="dxa" w:w="454"/>
+          </w:tcPr>
+          <w:p>
+            <w:pPr>
+              <w:spacing w:after="20"/>
+            </w:pPr>
+            <w:r>
+              <w:rPr>
+                <w:rFonts w:ascii="맑은 고딕" w:hAnsi="맑은 고딕" w:eastAsia="맑은 고딕"/>
+                <w:b w:val="0"/>
+                <w:color w:val="1A1A1A"/>
+                <w:sz w:val="19"/>
+              </w:rPr>
+              <w:t>16</w:t>
+            </w:r>
+          </w:p>
+        </w:tc>
+        <w:tc>
+          <w:tcPr>
+            <w:tcW w:type="dxa" w:w="1814"/>
+          </w:tcPr>
+          <w:p>
+            <w:pPr>
+              <w:spacing w:after="20"/>
+            </w:pPr>
+            <w:r>
+              <w:rPr>
+                <w:rFonts w:ascii="맑은 고딕" w:hAnsi="맑은 고딕" w:eastAsia="맑은 고딕"/>
+                <w:b w:val="0"/>
+                <w:color w:val="1A1A1A"/>
+                <w:sz w:val="19"/>
+              </w:rPr>
+              <w:t>16화 16-1 (제나 침실)</w:t>
+            </w:r>
+          </w:p>
+        </w:tc>
+        <w:tc>
+          <w:tcPr>
+            <w:tcW w:type="dxa" w:w="7148"/>
+          </w:tcPr>
+          <w:p>
+            <w:pPr>
+              <w:spacing w:after="20"/>
+            </w:pPr>
+            <w:r>
+              <w:rPr>
+                <w:rFonts w:ascii="맑은 고딕" w:hAnsi="맑은 고딕" w:eastAsia="맑은 고딕"/>
+                <w:b w:val="0"/>
+                <w:color w:val="1A1A1A"/>
+                <w:sz w:val="19"/>
+              </w:rPr>
+              <w:t>达米安（心疼）：珍娜，你的伤怎么样了？ (제나, 상처는 어때요?)</w:t>
+            </w:r>
+          </w:p>
+          <w:p>
+            <w:pPr>
+              <w:spacing w:after="20"/>
+            </w:pPr>
+            <w:r>
+              <w:rPr>
+                <w:rFonts w:ascii="맑은 고딕" w:hAnsi="맑은 고딕" w:eastAsia="맑은 고딕"/>
+                <w:b/>
+                <w:color w:val="1A1A1A"/>
+                <w:sz w:val="19"/>
+              </w:rPr>
+              <w:t>[뺌]</w:t>
+            </w:r>
+            <w:r>
+              <w:rPr>
+                <w:rFonts w:ascii="맑은 고딕" w:hAnsi="맑은 고딕" w:eastAsia="맑은 고딕"/>
+                <w:b w:val="0"/>
+                <w:color w:val="1A1A1A"/>
+                <w:sz w:val="19"/>
+              </w:rPr>
+              <w:t xml:space="preserve"> 珍娜（哽咽）：达米安殿下……我的手好疼，浑身都疼。 (데미안 전하…… 손이 아파요. 온몸이 아프다고요.)</w:t>
+            </w:r>
+          </w:p>
+          <w:p>
+            <w:pPr>
+              <w:spacing w:after="20"/>
+            </w:pPr>
+            <w:r>
+              <w:rPr>
+                <w:rFonts w:ascii="맑은 고딕" w:hAnsi="맑은 고딕" w:eastAsia="맑은 고딕"/>
+                <w:b/>
+                <w:color w:val="1A1A1A"/>
+                <w:sz w:val="19"/>
+              </w:rPr>
+              <w:t>[뺌]</w:t>
+            </w:r>
+            <w:r>
+              <w:rPr>
+                <w:rFonts w:ascii="맑은 고딕" w:hAnsi="맑은 고딕" w:eastAsia="맑은 고딕"/>
+                <w:b w:val="0"/>
+                <w:color w:val="1A1A1A"/>
+                <w:sz w:val="19"/>
+              </w:rPr>
+              <w:t xml:space="preserve"> 达米安（温柔）：别哭，有我在，不会再让你疼了。 (울지 마요. 내가 있는 한 다시는 아프게 두지 않겠어요.)</w:t>
+            </w:r>
+          </w:p>
+          <w:p>
+            <w:pPr>
+              <w:spacing w:after="20"/>
+            </w:pPr>
+            <w:r>
+              <w:rPr>
+                <w:rFonts w:ascii="맑은 고딕" w:hAnsi="맑은 고딕" w:eastAsia="맑은 고딕"/>
+                <w:b w:val="0"/>
+                <w:color w:val="1A1A1A"/>
+                <w:sz w:val="19"/>
+              </w:rPr>
+              <w:t>(머리카락 · 회상 뒤)</w:t>
+            </w:r>
+          </w:p>
+          <w:p>
+            <w:pPr>
+              <w:spacing w:after="20"/>
+            </w:pPr>
+            <w:r>
+              <w:rPr>
+                <w:rFonts w:ascii="맑은 고딕" w:hAnsi="맑은 고딕" w:eastAsia="맑은 고딕"/>
+                <w:b w:val="0"/>
+                <w:color w:val="1A1A1A"/>
+                <w:sz w:val="19"/>
+              </w:rPr>
+              <w:t>珍娜（颤抖）：我好怕，达米安殿下。…… (무서워요, 데미안 전하. …)</w:t>
+            </w:r>
+          </w:p>
+          <w:p>
+            <w:pPr>
+              <w:spacing w:after="20"/>
+            </w:pPr>
+            <w:r>
+              <w:rPr>
+                <w:rFonts w:ascii="맑은 고딕" w:hAnsi="맑은 고딕" w:eastAsia="맑은 고딕"/>
+                <w:b w:val="0"/>
+                <w:color w:val="1A1A1A"/>
+                <w:sz w:val="19"/>
+              </w:rPr>
+              <w:t>达米安（坚定）：别怕，有我在。谁敢再动你一根头发，我定让他付出代价。 (무서워하지 마요. 내가 있어요. …)</w:t>
+            </w:r>
+          </w:p>
+        </w:tc>
+        <w:tc>
+          <w:tcPr>
+            <w:tcW w:type="dxa" w:w="2309"/>
+          </w:tcPr>
+          <w:p>
+            <w:pPr>
+              <w:spacing w:after="20"/>
+            </w:pPr>
+            <w:r>
+              <w:rPr>
+                <w:rFonts w:ascii="맑은 고딕" w:hAnsi="맑은 고딕" w:eastAsia="맑은 고딕"/>
+                <w:b w:val="0"/>
+                <w:color w:val="1A1A1A"/>
+                <w:sz w:val="19"/>
+              </w:rPr>
+              <w:t>"아파요/무서워요 → 내가 있잖아"가 회상 앞뒤로 두 바퀴.</w:t>
+            </w:r>
+          </w:p>
+        </w:tc>
+        <w:tc>
+          <w:tcPr>
+            <w:tcW w:type="dxa" w:w="3299"/>
+          </w:tcPr>
+          <w:p>
+            <w:pPr>
+              <w:spacing w:after="20"/>
+            </w:pPr>
+            <w:r>
+              <w:rPr>
+                <w:rFonts w:ascii="맑은 고딕" w:hAnsi="맑은 고딕" w:eastAsia="맑은 고딕"/>
+                <w:b w:val="0"/>
+                <w:color w:val="1A1A1A"/>
+                <w:sz w:val="19"/>
+              </w:rPr>
+              <w:t>데미안↔제나 8턴 → 6턴. 데미안 첫 줄 → 제나가 품에 안기는 지문 → 제나 "我的铂金发有没有被火烧坏？"(백금발이 불에 상하지 않았는지)로 간다.</w:t>
+            </w:r>
+          </w:p>
+        </w:tc>
+      </w:tr>
+      <w:tr>
+        <w:tc>
+          <w:tcPr>
+            <w:tcW w:type="dxa" w:w="454"/>
+          </w:tcPr>
+          <w:p>
+            <w:pPr>
+              <w:spacing w:after="20"/>
+            </w:pPr>
+            <w:r>
+              <w:rPr>
+                <w:rFonts w:ascii="맑은 고딕" w:hAnsi="맑은 고딕" w:eastAsia="맑은 고딕"/>
+                <w:b w:val="0"/>
+                <w:color w:val="1A1A1A"/>
+                <w:sz w:val="19"/>
+              </w:rPr>
+              <w:t>17</w:t>
+            </w:r>
+          </w:p>
+        </w:tc>
+        <w:tc>
+          <w:tcPr>
+            <w:tcW w:type="dxa" w:w="1814"/>
+          </w:tcPr>
+          <w:p>
+            <w:pPr>
+              <w:spacing w:after="20"/>
+            </w:pPr>
+            <w:r>
+              <w:rPr>
+                <w:rFonts w:ascii="맑은 고딕" w:hAnsi="맑은 고딕" w:eastAsia="맑은 고딕"/>
+                <w:b w:val="0"/>
+                <w:color w:val="1A1A1A"/>
+                <w:sz w:val="19"/>
+              </w:rPr>
+              <w:t>17화 17-1 (의사당)</w:t>
+            </w:r>
+          </w:p>
+        </w:tc>
+        <w:tc>
+          <w:tcPr>
+            <w:tcW w:type="dxa" w:w="7148"/>
+          </w:tcPr>
+          <w:p>
+            <w:pPr>
+              <w:spacing w:after="20"/>
+            </w:pPr>
+            <w:r>
+              <w:rPr>
+                <w:rFonts w:ascii="맑은 고딕" w:hAnsi="맑은 고딕" w:eastAsia="맑은 고딕"/>
+                <w:b w:val="0"/>
+                <w:color w:val="1A1A1A"/>
+                <w:sz w:val="19"/>
+              </w:rPr>
+              <w:t>珍娜（煽动）：姐姐，你还没嫁过去，就急着掏空娘家去讨好暗精灵王？你安的什么心！ (언니, 아직 시집도 안 갔는데 친정을 털어서 다크 엘프 왕한테 아첨하려는 거야? …)</w:t>
+            </w:r>
+          </w:p>
+          <w:p>
+            <w:pPr>
+              <w:spacing w:after="20"/>
+            </w:pPr>
+            <w:r>
+              <w:rPr>
+                <w:rFonts w:ascii="맑은 고딕" w:hAnsi="맑은 고딕" w:eastAsia="맑은 고딕"/>
+                <w:b/>
+                <w:color w:val="1A1A1A"/>
+                <w:sz w:val="19"/>
+              </w:rPr>
+              <w:t>[뺌]</w:t>
+            </w:r>
+            <w:r>
+              <w:rPr>
+                <w:rFonts w:ascii="맑은 고딕" w:hAnsi="맑은 고딕" w:eastAsia="맑은 고딕"/>
+                <w:b w:val="0"/>
+                <w:color w:val="1A1A1A"/>
+                <w:sz w:val="19"/>
+              </w:rPr>
+              <w:t xml:space="preserve"> 贵族A（愤慨）：把最富饶的土地送给外族，这和吃里扒外的叛徒有什么两样！ (가장 비옥한 땅을 이종족에게 넘긴다니! 집안 것을 빼돌리는 배신자와 뭐가 달라!)</w:t>
+            </w:r>
+          </w:p>
+          <w:p>
+            <w:pPr>
+              <w:spacing w:after="20"/>
+            </w:pPr>
+            <w:r>
+              <w:rPr>
+                <w:rFonts w:ascii="맑은 고딕" w:hAnsi="맑은 고딕" w:eastAsia="맑은 고딕"/>
+                <w:b/>
+                <w:color w:val="1A1A1A"/>
+                <w:sz w:val="19"/>
+              </w:rPr>
+              <w:t>[뺌]</w:t>
+            </w:r>
+            <w:r>
+              <w:rPr>
+                <w:rFonts w:ascii="맑은 고딕" w:hAnsi="맑은 고딕" w:eastAsia="맑은 고딕"/>
+                <w:b w:val="0"/>
+                <w:color w:val="1A1A1A"/>
+                <w:sz w:val="19"/>
+              </w:rPr>
+              <w:t xml:space="preserve"> 贵族B（恶毒）：养不熟的黑发白眼狼！就该把她净身赶出去，半寸土地都不给！ (흑발 짐승은 길러 봐야 소용없어! … 땅은 한 뼘도 주면 안 돼!)</w:t>
+            </w:r>
+          </w:p>
+        </w:tc>
+        <w:tc>
+          <w:tcPr>
+            <w:tcW w:type="dxa" w:w="2309"/>
+          </w:tcPr>
+          <w:p>
+            <w:pPr>
+              <w:spacing w:after="20"/>
+            </w:pPr>
+            <w:r>
+              <w:rPr>
+                <w:rFonts w:ascii="맑은 고딕" w:hAnsi="맑은 고딕" w:eastAsia="맑은 고딕"/>
+                <w:b w:val="0"/>
+                <w:color w:val="1A1A1A"/>
+                <w:sz w:val="19"/>
+              </w:rPr>
+              <w:t>"적에게 땅을 넘기는 배신자"를 제나 · 귀족 A · 귀족 B가 차례로.</w:t>
+            </w:r>
+          </w:p>
+        </w:tc>
+        <w:tc>
+          <w:tcPr>
+            <w:tcW w:type="dxa" w:w="3299"/>
+          </w:tcPr>
+          <w:p>
+            <w:pPr>
+              <w:spacing w:after="20"/>
+            </w:pPr>
+            <w:r>
+              <w:rPr>
+                <w:rFonts w:ascii="맑은 고딕" w:hAnsi="맑은 고딕" w:eastAsia="맑은 고딕"/>
+                <w:b w:val="0"/>
+                <w:color w:val="1A1A1A"/>
+                <w:sz w:val="19"/>
+              </w:rPr>
+              <w:t>3줄 → 1줄. 바로 위 지문 "△贵族被挑动，群情激愤。"(귀족들이 들끓는다)이 남고, 가브리엘 "谁敢反对？"(누가 감히 반대하지?)로 이어진다.</w:t>
+            </w:r>
+          </w:p>
+        </w:tc>
+      </w:tr>
+      <w:tr>
+        <w:tc>
+          <w:tcPr>
+            <w:tcW w:type="dxa" w:w="454"/>
+          </w:tcPr>
+          <w:p>
+            <w:pPr>
+              <w:spacing w:after="20"/>
+            </w:pPr>
+            <w:r>
+              <w:rPr>
+                <w:rFonts w:ascii="맑은 고딕" w:hAnsi="맑은 고딕" w:eastAsia="맑은 고딕"/>
+                <w:b w:val="0"/>
+                <w:color w:val="1A1A1A"/>
+                <w:sz w:val="19"/>
+              </w:rPr>
+              <w:t>18</w:t>
+            </w:r>
+          </w:p>
+        </w:tc>
+        <w:tc>
+          <w:tcPr>
+            <w:tcW w:type="dxa" w:w="1814"/>
+          </w:tcPr>
+          <w:p>
+            <w:pPr>
+              <w:spacing w:after="20"/>
+            </w:pPr>
+            <w:r>
+              <w:rPr>
+                <w:rFonts w:ascii="맑은 고딕" w:hAnsi="맑은 고딕" w:eastAsia="맑은 고딕"/>
+                <w:b w:val="0"/>
+                <w:color w:val="1A1A1A"/>
+                <w:sz w:val="19"/>
+              </w:rPr>
+              <w:t>18화 18-3 → 19화 19-1 (결투장)</w:t>
+            </w:r>
+          </w:p>
+        </w:tc>
+        <w:tc>
+          <w:tcPr>
+            <w:tcW w:type="dxa" w:w="7148"/>
+          </w:tcPr>
+          <w:p>
+            <w:pPr>
+              <w:spacing w:after="20"/>
+            </w:pPr>
+            <w:r>
+              <w:rPr>
+                <w:rFonts w:ascii="맑은 고딕" w:hAnsi="맑은 고딕" w:eastAsia="맑은 고딕"/>
+                <w:b w:val="0"/>
+                <w:color w:val="1A1A1A"/>
+                <w:sz w:val="19"/>
+              </w:rPr>
+              <w:t>(18화) 达米安（傲慢）：奥利维亚，你那点微末伎俩……真上了战阵，根本不够看。 (… 진짜 전투에서는 어림없어.)</w:t>
+            </w:r>
+          </w:p>
+          <w:p>
+            <w:pPr>
+              <w:spacing w:after="20"/>
+            </w:pPr>
+            <w:r>
+              <w:rPr>
+                <w:rFonts w:ascii="맑은 고딕" w:hAnsi="맑은 고딕" w:eastAsia="맑은 고딕"/>
+                <w:b/>
+                <w:color w:val="1A1A1A"/>
+                <w:sz w:val="19"/>
+              </w:rPr>
+              <w:t>[뺌]</w:t>
+            </w:r>
+            <w:r>
+              <w:rPr>
+                <w:rFonts w:ascii="맑은 고딕" w:hAnsi="맑은 고딕" w:eastAsia="맑은 고딕"/>
+                <w:b w:val="0"/>
+                <w:color w:val="1A1A1A"/>
+                <w:sz w:val="19"/>
+              </w:rPr>
+              <w:t xml:space="preserve"> (18화) 达米安（讥嘲）：就这点程度？慢得连我的衣角都碰不到。 (고작 이 정도야? 느려서 옷자락도 못 건드리겠네.)</w:t>
+            </w:r>
+          </w:p>
+          <w:p>
+            <w:pPr>
+              <w:spacing w:after="20"/>
+            </w:pPr>
+            <w:r>
+              <w:rPr>
+                <w:rFonts w:ascii="맑은 고딕" w:hAnsi="맑은 고딕" w:eastAsia="맑은 고딕"/>
+                <w:b w:val="0"/>
+                <w:color w:val="1A1A1A"/>
+                <w:sz w:val="19"/>
+              </w:rPr>
+              <w:t>(18화) 达米安（傲慢）：你赢不了。现在认个错…… (넌 못 이겨. 지금 잘못했다고 하고 …)</w:t>
+            </w:r>
+          </w:p>
+          <w:p>
+            <w:pPr>
+              <w:spacing w:after="20"/>
+            </w:pPr>
+            <w:r>
+              <w:rPr>
+                <w:rFonts w:ascii="맑은 고딕" w:hAnsi="맑은 고딕" w:eastAsia="맑은 고딕"/>
+                <w:b/>
+                <w:color w:val="1A1A1A"/>
+                <w:sz w:val="19"/>
+              </w:rPr>
+              <w:t>[뺌]</w:t>
+            </w:r>
+            <w:r>
+              <w:rPr>
+                <w:rFonts w:ascii="맑은 고딕" w:hAnsi="맑은 고딕" w:eastAsia="맑은 고딕"/>
+                <w:b w:val="0"/>
+                <w:color w:val="1A1A1A"/>
+                <w:sz w:val="19"/>
+              </w:rPr>
+              <w:t xml:space="preserve"> (19화) 达米安（傲慢）：怎么，才这点伤就站不起来了？刚才不是很有骨气吗？ (왜, 고작 그 정도 다쳤다고 못 일어나? 아까는 그렇게 기개가 넘치더니?)</w:t>
+            </w:r>
+          </w:p>
+          <w:p>
+            <w:pPr>
+              <w:spacing w:after="20"/>
+            </w:pPr>
+            <w:r>
+              <w:rPr>
+                <w:rFonts w:ascii="맑은 고딕" w:hAnsi="맑은 고딕" w:eastAsia="맑은 고딕"/>
+                <w:b/>
+                <w:color w:val="1A1A1A"/>
+                <w:sz w:val="19"/>
+              </w:rPr>
+              <w:t>[뺌]</w:t>
+            </w:r>
+            <w:r>
+              <w:rPr>
+                <w:rFonts w:ascii="맑은 고딕" w:hAnsi="맑은 고딕" w:eastAsia="맑은 고딕"/>
+                <w:b w:val="0"/>
+                <w:color w:val="1A1A1A"/>
+                <w:sz w:val="19"/>
+              </w:rPr>
+              <w:t xml:space="preserve"> (19화) 奥利维亚（喘息）：还没完。 (아직 안 끝났어.)</w:t>
+            </w:r>
+          </w:p>
+          <w:p>
+            <w:pPr>
+              <w:spacing w:after="20"/>
+            </w:pPr>
+            <w:r>
+              <w:rPr>
+                <w:rFonts w:ascii="맑은 고딕" w:hAnsi="맑은 고딕" w:eastAsia="맑은 고딕"/>
+                <w:b w:val="0"/>
+                <w:color w:val="1A1A1A"/>
+                <w:sz w:val="19"/>
+              </w:rPr>
+              <w:t>(19화) 达米安（冷酷）：到此为止了，奥利维亚。跪下，认输。 (여기까지야, 올리비아. 무릎 꿇고 패배를 인정해.)</w:t>
+            </w:r>
+          </w:p>
+        </w:tc>
+        <w:tc>
+          <w:tcPr>
+            <w:tcW w:type="dxa" w:w="2309"/>
+          </w:tcPr>
+          <w:p>
+            <w:pPr>
+              <w:spacing w:after="20"/>
+            </w:pPr>
+            <w:r>
+              <w:rPr>
+                <w:rFonts w:ascii="맑은 고딕" w:hAnsi="맑은 고딕" w:eastAsia="맑은 고딕"/>
+                <w:b w:val="0"/>
+                <w:color w:val="1A1A1A"/>
+                <w:sz w:val="19"/>
+              </w:rPr>
+              <w:t>데미안의 "넌 약하다 → 항복해"가 두 화에 걸쳐 다섯 번이다. 19화는 "항복해 → 안 끝났어"가 두 바퀴 돈다.</w:t>
+            </w:r>
+          </w:p>
+        </w:tc>
+        <w:tc>
+          <w:tcPr>
+            <w:tcW w:type="dxa" w:w="3299"/>
+          </w:tcPr>
+          <w:p>
+            <w:pPr>
+              <w:spacing w:after="20"/>
+            </w:pPr>
+            <w:r>
+              <w:rPr>
+                <w:rFonts w:ascii="맑은 고딕" w:hAnsi="맑은 고딕" w:eastAsia="맑은 고딕"/>
+                <w:b w:val="0"/>
+                <w:color w:val="1A1A1A"/>
+                <w:sz w:val="19"/>
+              </w:rPr>
+              <w:t>9턴 → 6턴. "약하다(18화) → 체면은 지켜 줄게(18화) → 무릎 꿇어(19화) → 너한테만은 안 져(19화 각성 직전)"로 한 계단씩 올라간다.</w:t>
+            </w:r>
+          </w:p>
+        </w:tc>
+      </w:tr>
+      <w:tr>
+        <w:tc>
+          <w:tcPr>
+            <w:tcW w:type="dxa" w:w="454"/>
+          </w:tcPr>
+          <w:p>
+            <w:pPr>
+              <w:spacing w:after="20"/>
+            </w:pPr>
+            <w:r>
+              <w:rPr>
+                <w:rFonts w:ascii="맑은 고딕" w:hAnsi="맑은 고딕" w:eastAsia="맑은 고딕"/>
+                <w:b w:val="0"/>
+                <w:color w:val="1A1A1A"/>
+                <w:sz w:val="19"/>
+              </w:rPr>
+              <w:t>19</w:t>
+            </w:r>
+          </w:p>
+        </w:tc>
+        <w:tc>
+          <w:tcPr>
+            <w:tcW w:type="dxa" w:w="1814"/>
+          </w:tcPr>
+          <w:p>
+            <w:pPr>
+              <w:spacing w:after="20"/>
+            </w:pPr>
+            <w:r>
+              <w:rPr>
+                <w:rFonts w:ascii="맑은 고딕" w:hAnsi="맑은 고딕" w:eastAsia="맑은 고딕"/>
+                <w:b w:val="0"/>
+                <w:color w:val="1A1A1A"/>
+                <w:sz w:val="19"/>
+              </w:rPr>
+              <w:t>20화 20-1 (결투장)</w:t>
+            </w:r>
+          </w:p>
+        </w:tc>
+        <w:tc>
+          <w:tcPr>
+            <w:tcW w:type="dxa" w:w="7148"/>
+          </w:tcPr>
+          <w:p>
+            <w:pPr>
+              <w:spacing w:after="20"/>
+            </w:pPr>
+            <w:r>
+              <w:rPr>
+                <w:rFonts w:ascii="맑은 고딕" w:hAnsi="맑은 고딕" w:eastAsia="맑은 고딕"/>
+                <w:b/>
+                <w:color w:val="1A1A1A"/>
+                <w:sz w:val="19"/>
+              </w:rPr>
+              <w:t>[뺌]</w:t>
+            </w:r>
+            <w:r>
+              <w:rPr>
+                <w:rFonts w:ascii="맑은 고딕" w:hAnsi="맑은 고딕" w:eastAsia="맑은 고딕"/>
+                <w:b w:val="0"/>
+                <w:color w:val="1A1A1A"/>
+                <w:sz w:val="19"/>
+              </w:rPr>
+              <w:t xml:space="preserve"> 贵族A：怎么可能？达米安殿下竟被打得毫无还手之力！ (어떻게 저럴 수가? 데미안 전하께서 손도 못 쓰고 당하시다니!)</w:t>
+            </w:r>
+          </w:p>
+          <w:p>
+            <w:pPr>
+              <w:spacing w:after="20"/>
+            </w:pPr>
+            <w:r>
+              <w:rPr>
+                <w:rFonts w:ascii="맑은 고딕" w:hAnsi="맑은 고딕" w:eastAsia="맑은 고딕"/>
+                <w:b w:val="0"/>
+                <w:color w:val="1A1A1A"/>
+                <w:sz w:val="19"/>
+              </w:rPr>
+              <w:t>贵族B：这力量跟圣木一模一样！一个黑发的贱种，凭什么能用这种神术！ (성목과 똑같은 힘이야! …)</w:t>
+            </w:r>
+          </w:p>
+        </w:tc>
+        <w:tc>
+          <w:tcPr>
+            <w:tcW w:type="dxa" w:w="2309"/>
+          </w:tcPr>
+          <w:p>
+            <w:pPr>
+              <w:spacing w:after="20"/>
+            </w:pPr>
+            <w:r>
+              <w:rPr>
+                <w:rFonts w:ascii="맑은 고딕" w:hAnsi="맑은 고딕" w:eastAsia="맑은 고딕"/>
+                <w:b w:val="0"/>
+                <w:color w:val="1A1A1A"/>
+                <w:sz w:val="19"/>
+              </w:rPr>
+              <w:t>둘 다 놀라는 말인데, 새 정보(성목과 같은 힘)는 귀족 B에만 있다. 밀리는 건 바로 위 지문 "达米安节节败退"(데미안이 계속 밀린다)가 보여 준다.</w:t>
+            </w:r>
+          </w:p>
+        </w:tc>
+        <w:tc>
+          <w:tcPr>
+            <w:tcW w:type="dxa" w:w="3299"/>
+          </w:tcPr>
+          <w:p>
+            <w:pPr>
+              <w:spacing w:after="20"/>
+            </w:pPr>
+            <w:r>
+              <w:rPr>
+                <w:rFonts w:ascii="맑은 고딕" w:hAnsi="맑은 고딕" w:eastAsia="맑은 고딕"/>
+                <w:b w:val="0"/>
+                <w:color w:val="1A1A1A"/>
+                <w:sz w:val="19"/>
+              </w:rPr>
+              <w:t>귀족 B 한 줄.</w:t>
             </w:r>
           </w:p>
         </w:tc>
@@ -6250,7 +9910,633 @@
           <w:color w:val="8A5A10"/>
           <w:sz w:val="25"/>
         </w:rPr>
-        <w:t>2-3. 오류</w:t>
+        <w:t>2-3. 어려운 말 → 쉬운 말 (위 표에서 안 다룬 것)</w:t>
+      </w:r>
+    </w:p>
+    <w:tbl>
+      <w:tblPr>
+        <w:tblStyle w:val="TableGrid"/>
+        <w:tblW w:type="auto" w:w="0"/>
+        <w:jc w:val="center"/>
+        <w:tblLayout w:type="fixed"/>
+        <w:tblLook w:firstColumn="1" w:firstRow="1" w:lastColumn="0" w:lastRow="0" w:noHBand="0" w:noVBand="1" w:val="04A0"/>
+      </w:tblPr>
+      <w:tblGrid>
+        <w:gridCol w:w="1814"/>
+        <w:gridCol w:w="8393"/>
+        <w:gridCol w:w="4817"/>
+      </w:tblGrid>
+      <w:tr>
+        <w:tc>
+          <w:tcPr>
+            <w:tcW w:type="dxa" w:w="1814"/>
+            <w:shd w:val="clear" w:color="auto" w:fill="EFE6D2"/>
+          </w:tcPr>
+          <w:p>
+            <w:pPr>
+              <w:spacing w:after="20"/>
+            </w:pPr>
+            <w:r>
+              <w:rPr>
+                <w:rFonts w:ascii="맑은 고딕" w:hAnsi="맑은 고딕" w:eastAsia="맑은 고딕"/>
+                <w:b/>
+                <w:color w:val="1A1A1A"/>
+                <w:sz w:val="19"/>
+              </w:rPr>
+              <w:t>위치</w:t>
+            </w:r>
+          </w:p>
+        </w:tc>
+        <w:tc>
+          <w:tcPr>
+            <w:tcW w:type="dxa" w:w="8393"/>
+            <w:shd w:val="clear" w:color="auto" w:fill="EFE6D2"/>
+          </w:tcPr>
+          <w:p>
+            <w:pPr>
+              <w:spacing w:after="20"/>
+            </w:pPr>
+            <w:r>
+              <w:rPr>
+                <w:rFonts w:ascii="맑은 고딕" w:hAnsi="맑은 고딕" w:eastAsia="맑은 고딕"/>
+                <w:b/>
+                <w:color w:val="1A1A1A"/>
+                <w:sz w:val="19"/>
+              </w:rPr>
+              <w:t>원문 (한국어)</w:t>
+            </w:r>
+          </w:p>
+        </w:tc>
+        <w:tc>
+          <w:tcPr>
+            <w:tcW w:type="dxa" w:w="4817"/>
+            <w:shd w:val="clear" w:color="auto" w:fill="EFE6D2"/>
+          </w:tcPr>
+          <w:p>
+            <w:pPr>
+              <w:spacing w:after="20"/>
+            </w:pPr>
+            <w:r>
+              <w:rPr>
+                <w:rFonts w:ascii="맑은 고딕" w:hAnsi="맑은 고딕" w:eastAsia="맑은 고딕"/>
+                <w:b/>
+                <w:color w:val="1A1A1A"/>
+                <w:sz w:val="19"/>
+              </w:rPr>
+              <w:t>쉬운 말</w:t>
+            </w:r>
+          </w:p>
+        </w:tc>
+      </w:tr>
+      <w:tr>
+        <w:tc>
+          <w:tcPr>
+            <w:tcW w:type="dxa" w:w="1814"/>
+          </w:tcPr>
+          <w:p>
+            <w:pPr>
+              <w:spacing w:after="20"/>
+            </w:pPr>
+            <w:r>
+              <w:rPr>
+                <w:rFonts w:ascii="맑은 고딕" w:hAnsi="맑은 고딕" w:eastAsia="맑은 고딕"/>
+                <w:b w:val="0"/>
+                <w:color w:val="1A1A1A"/>
+                <w:sz w:val="19"/>
+              </w:rPr>
+              <w:t>1화 01-1 올리비아</w:t>
+            </w:r>
+          </w:p>
+        </w:tc>
+        <w:tc>
+          <w:tcPr>
+            <w:tcW w:type="dxa" w:w="8393"/>
+          </w:tcPr>
+          <w:p>
+            <w:pPr>
+              <w:spacing w:after="20"/>
+            </w:pPr>
+            <w:r>
+              <w:rPr>
+                <w:rFonts w:ascii="맑은 고딕" w:hAnsi="맑은 고딕" w:eastAsia="맑은 고딕"/>
+                <w:b w:val="0"/>
+                <w:color w:val="1A1A1A"/>
+                <w:sz w:val="19"/>
+              </w:rPr>
+              <w:t>一个鸠占鹊巢的情妇而已 (남의 자리를 가로챈 정부일 뿐이지)</w:t>
+            </w:r>
+          </w:p>
+        </w:tc>
+        <w:tc>
+          <w:tcPr>
+            <w:tcW w:type="dxa" w:w="4817"/>
+          </w:tcPr>
+          <w:p>
+            <w:pPr>
+              <w:spacing w:after="20"/>
+            </w:pPr>
+            <w:r>
+              <w:rPr>
+                <w:rFonts w:ascii="맑은 고딕" w:hAnsi="맑은 고딕" w:eastAsia="맑은 고딕"/>
+                <w:b w:val="0"/>
+                <w:color w:val="1A1A1A"/>
+                <w:sz w:val="19"/>
+              </w:rPr>
+              <w:t>一个抢了别人位置的情妇而已</w:t>
+            </w:r>
+          </w:p>
+        </w:tc>
+      </w:tr>
+      <w:tr>
+        <w:tc>
+          <w:tcPr>
+            <w:tcW w:type="dxa" w:w="1814"/>
+          </w:tcPr>
+          <w:p>
+            <w:pPr>
+              <w:spacing w:after="20"/>
+            </w:pPr>
+            <w:r>
+              <w:rPr>
+                <w:rFonts w:ascii="맑은 고딕" w:hAnsi="맑은 고딕" w:eastAsia="맑은 고딕"/>
+                <w:b w:val="0"/>
+                <w:color w:val="1A1A1A"/>
+                <w:sz w:val="19"/>
+              </w:rPr>
+              <w:t>10화 10-1 데미안</w:t>
+            </w:r>
+          </w:p>
+        </w:tc>
+        <w:tc>
+          <w:tcPr>
+            <w:tcW w:type="dxa" w:w="8393"/>
+          </w:tcPr>
+          <w:p>
+            <w:pPr>
+              <w:spacing w:after="20"/>
+            </w:pPr>
+            <w:r>
+              <w:rPr>
+                <w:rFonts w:ascii="맑은 고딕" w:hAnsi="맑은 고딕" w:eastAsia="맑은 고딕"/>
+                <w:b w:val="0"/>
+                <w:color w:val="1A1A1A"/>
+                <w:sz w:val="19"/>
+              </w:rPr>
+              <w:t>看在两族邦交上，这件事就算了！ (두 종족의 외교 관계를 봐서, 이 일은 넘어가 주지!)</w:t>
+            </w:r>
+          </w:p>
+        </w:tc>
+        <w:tc>
+          <w:tcPr>
+            <w:tcW w:type="dxa" w:w="4817"/>
+          </w:tcPr>
+          <w:p>
+            <w:pPr>
+              <w:spacing w:after="20"/>
+            </w:pPr>
+            <w:r>
+              <w:rPr>
+                <w:rFonts w:ascii="맑은 고딕" w:hAnsi="맑은 고딕" w:eastAsia="맑은 고딕"/>
+                <w:b w:val="0"/>
+                <w:color w:val="1A1A1A"/>
+                <w:sz w:val="19"/>
+              </w:rPr>
+              <w:t>看在两族和平的份上，这件事就算了！ (두 종족 평화를 봐서…)</w:t>
+            </w:r>
+          </w:p>
+        </w:tc>
+      </w:tr>
+      <w:tr>
+        <w:tc>
+          <w:tcPr>
+            <w:tcW w:type="dxa" w:w="1814"/>
+          </w:tcPr>
+          <w:p>
+            <w:pPr>
+              <w:spacing w:after="20"/>
+            </w:pPr>
+            <w:r>
+              <w:rPr>
+                <w:rFonts w:ascii="맑은 고딕" w:hAnsi="맑은 고딕" w:eastAsia="맑은 고딕"/>
+                <w:b w:val="0"/>
+                <w:color w:val="1A1A1A"/>
+                <w:sz w:val="19"/>
+              </w:rPr>
+              <w:t>11화 11-1 올리비아</w:t>
+            </w:r>
+          </w:p>
+        </w:tc>
+        <w:tc>
+          <w:tcPr>
+            <w:tcW w:type="dxa" w:w="8393"/>
+          </w:tcPr>
+          <w:p>
+            <w:pPr>
+              <w:spacing w:after="20"/>
+            </w:pPr>
+            <w:r>
+              <w:rPr>
+                <w:rFonts w:ascii="맑은 고딕" w:hAnsi="맑은 고딕" w:eastAsia="맑은 고딕"/>
+                <w:b w:val="0"/>
+                <w:color w:val="1A1A1A"/>
+                <w:sz w:val="19"/>
+              </w:rPr>
+              <w:t>解释？我要怎么解释才能说服自己，被火焰焚烧、被人踩在脚下，不是她带给我的羞辱！ (설명이요? 불에 타고, 발에 짓밟힌 게 저 애가 준 모욕이 아니라고요? 무슨 설명을 해야 저부터 납득할 수 있을까요!)</w:t>
+            </w:r>
+          </w:p>
+        </w:tc>
+        <w:tc>
+          <w:tcPr>
+            <w:tcW w:type="dxa" w:w="4817"/>
+          </w:tcPr>
+          <w:p>
+            <w:pPr>
+              <w:spacing w:after="20"/>
+            </w:pPr>
+            <w:r>
+              <w:rPr>
+                <w:rFonts w:ascii="맑은 고딕" w:hAnsi="맑은 고딕" w:eastAsia="맑은 고딕"/>
+                <w:b w:val="0"/>
+                <w:color w:val="1A1A1A"/>
+                <w:sz w:val="19"/>
+              </w:rPr>
+              <w:t>解释？被火烧、被人踩在脚下——这还不算羞辱？ (설명이요? 불에 타고 발에 짓밟혔는데, 그게 모욕이 아니라고요?)</w:t>
+            </w:r>
+          </w:p>
+        </w:tc>
+      </w:tr>
+      <w:tr>
+        <w:tc>
+          <w:tcPr>
+            <w:tcW w:type="dxa" w:w="1814"/>
+          </w:tcPr>
+          <w:p>
+            <w:pPr>
+              <w:spacing w:after="20"/>
+            </w:pPr>
+            <w:r>
+              <w:rPr>
+                <w:rFonts w:ascii="맑은 고딕" w:hAnsi="맑은 고딕" w:eastAsia="맑은 고딕"/>
+                <w:b w:val="0"/>
+                <w:color w:val="1A1A1A"/>
+                <w:sz w:val="19"/>
+              </w:rPr>
+              <w:t>12화 12-1 올리비아</w:t>
+            </w:r>
+          </w:p>
+        </w:tc>
+        <w:tc>
+          <w:tcPr>
+            <w:tcW w:type="dxa" w:w="8393"/>
+          </w:tcPr>
+          <w:p>
+            <w:pPr>
+              <w:spacing w:after="20"/>
+            </w:pPr>
+            <w:r>
+              <w:rPr>
+                <w:rFonts w:ascii="맑은 고딕" w:hAnsi="맑은 고딕" w:eastAsia="맑은 고딕"/>
+                <w:b w:val="0"/>
+                <w:color w:val="1A1A1A"/>
+                <w:sz w:val="19"/>
+              </w:rPr>
+              <w:t>不，还没有。能彰显公正的，唯有真相。 (아니, 아직이야. 공정을 증명하는 건 진실뿐이지.)</w:t>
+            </w:r>
+          </w:p>
+        </w:tc>
+        <w:tc>
+          <w:tcPr>
+            <w:tcW w:type="dxa" w:w="4817"/>
+          </w:tcPr>
+          <w:p>
+            <w:pPr>
+              <w:spacing w:after="20"/>
+            </w:pPr>
+            <w:r>
+              <w:rPr>
+                <w:rFonts w:ascii="맑은 고딕" w:hAnsi="맑은 고딕" w:eastAsia="맑은 고딕"/>
+                <w:b w:val="0"/>
+                <w:color w:val="1A1A1A"/>
+                <w:sz w:val="19"/>
+              </w:rPr>
+              <w:t>不，还没有。还差一个真相。 (아니, 아직이야. 진실이 아직 안 나왔어.)</w:t>
+            </w:r>
+          </w:p>
+        </w:tc>
+      </w:tr>
+      <w:tr>
+        <w:tc>
+          <w:tcPr>
+            <w:tcW w:type="dxa" w:w="1814"/>
+          </w:tcPr>
+          <w:p>
+            <w:pPr>
+              <w:spacing w:after="20"/>
+            </w:pPr>
+            <w:r>
+              <w:rPr>
+                <w:rFonts w:ascii="맑은 고딕" w:hAnsi="맑은 고딕" w:eastAsia="맑은 고딕"/>
+                <w:b w:val="0"/>
+                <w:color w:val="1A1A1A"/>
+                <w:sz w:val="19"/>
+              </w:rPr>
+              <w:t>13화 13-1 귀족 B</w:t>
+            </w:r>
+          </w:p>
+        </w:tc>
+        <w:tc>
+          <w:tcPr>
+            <w:tcW w:type="dxa" w:w="8393"/>
+          </w:tcPr>
+          <w:p>
+            <w:pPr>
+              <w:spacing w:after="20"/>
+            </w:pPr>
+            <w:r>
+              <w:rPr>
+                <w:rFonts w:ascii="맑은 고딕" w:hAnsi="맑은 고딕" w:eastAsia="맑은 고딕"/>
+                <w:b w:val="0"/>
+                <w:color w:val="1A1A1A"/>
+                <w:sz w:val="19"/>
+              </w:rPr>
+              <w:t>居然是她贼喊捉贼，诬告了奥利维亚殿下！ (범인이 도리어 소리치며 올리비아 전하께 누명을 씌운 거였군!)</w:t>
+            </w:r>
+          </w:p>
+        </w:tc>
+        <w:tc>
+          <w:tcPr>
+            <w:tcW w:type="dxa" w:w="4817"/>
+          </w:tcPr>
+          <w:p>
+            <w:pPr>
+              <w:spacing w:after="20"/>
+            </w:pPr>
+            <w:r>
+              <w:rPr>
+                <w:rFonts w:ascii="맑은 고딕" w:hAnsi="맑은 고딕" w:eastAsia="맑은 고딕"/>
+                <w:b w:val="0"/>
+                <w:color w:val="1A1A1A"/>
+                <w:sz w:val="19"/>
+              </w:rPr>
+              <w:t>原来火是她自己放的，还诬赖奥利维亚殿下！ (불은 자기가 질러 놓고 올리비아 전하께 덮어씌웠군!)</w:t>
+            </w:r>
+          </w:p>
+        </w:tc>
+      </w:tr>
+      <w:tr>
+        <w:tc>
+          <w:tcPr>
+            <w:tcW w:type="dxa" w:w="1814"/>
+          </w:tcPr>
+          <w:p>
+            <w:pPr>
+              <w:spacing w:after="20"/>
+            </w:pPr>
+            <w:r>
+              <w:rPr>
+                <w:rFonts w:ascii="맑은 고딕" w:hAnsi="맑은 고딕" w:eastAsia="맑은 고딕"/>
+                <w:b w:val="0"/>
+                <w:color w:val="1A1A1A"/>
+                <w:sz w:val="19"/>
+              </w:rPr>
+              <w:t>13화 13-1 올리비아</w:t>
+            </w:r>
+          </w:p>
+        </w:tc>
+        <w:tc>
+          <w:tcPr>
+            <w:tcW w:type="dxa" w:w="8393"/>
+          </w:tcPr>
+          <w:p>
+            <w:pPr>
+              <w:spacing w:after="20"/>
+            </w:pPr>
+            <w:r>
+              <w:rPr>
+                <w:rFonts w:ascii="맑은 고딕" w:hAnsi="맑은 고딕" w:eastAsia="맑은 고딕"/>
+                <w:b w:val="0"/>
+                <w:color w:val="1A1A1A"/>
+                <w:sz w:val="19"/>
+              </w:rPr>
+              <w:t>任性的小错？我该庆幸，对你的期望早在火场里就消散了——否则，现在只会对你这嘴脸更加失望。 (철없이 저지른 작은 실수? 널 향한 기대를 그 불 속에서 버려서 다행이야. 아니었으면, 네 그 낯짝에 지금 더 실망했겠지.)</w:t>
+            </w:r>
+          </w:p>
+        </w:tc>
+        <w:tc>
+          <w:tcPr>
+            <w:tcW w:type="dxa" w:w="4817"/>
+          </w:tcPr>
+          <w:p>
+            <w:pPr>
+              <w:spacing w:after="20"/>
+            </w:pPr>
+            <w:r>
+              <w:rPr>
+                <w:rFonts w:ascii="맑은 고딕" w:hAnsi="맑은 고딕" w:eastAsia="맑은 고딕"/>
+                <w:b w:val="0"/>
+                <w:color w:val="1A1A1A"/>
+                <w:sz w:val="19"/>
+              </w:rPr>
+              <w:t>任性的小错？还好我在火场里就对你死心了。 (작은 실수? 불 속에서 너한테 정 떼 놔서 다행이다.)</w:t>
+            </w:r>
+          </w:p>
+        </w:tc>
+      </w:tr>
+      <w:tr>
+        <w:tc>
+          <w:tcPr>
+            <w:tcW w:type="dxa" w:w="1814"/>
+          </w:tcPr>
+          <w:p>
+            <w:pPr>
+              <w:spacing w:after="20"/>
+            </w:pPr>
+            <w:r>
+              <w:rPr>
+                <w:rFonts w:ascii="맑은 고딕" w:hAnsi="맑은 고딕" w:eastAsia="맑은 고딕"/>
+                <w:b w:val="0"/>
+                <w:color w:val="1A1A1A"/>
+                <w:sz w:val="19"/>
+              </w:rPr>
+              <w:t>14화 14-1 올리비아</w:t>
+            </w:r>
+          </w:p>
+        </w:tc>
+        <w:tc>
+          <w:tcPr>
+            <w:tcW w:type="dxa" w:w="8393"/>
+          </w:tcPr>
+          <w:p>
+            <w:pPr>
+              <w:spacing w:after="20"/>
+            </w:pPr>
+            <w:r>
+              <w:rPr>
+                <w:rFonts w:ascii="맑은 고딕" w:hAnsi="맑은 고딕" w:eastAsia="맑은 고딕"/>
+                <w:b w:val="0"/>
+                <w:color w:val="1A1A1A"/>
+                <w:sz w:val="19"/>
+              </w:rPr>
+              <w:t>我听说他在多年前的宫廷政变中双目失明…… / 一场各取所需的政治联姻 (오래전 궁정 쿠데타로 실명했다고… / 서로 필요한 걸 얻으려는 정략결혼)</w:t>
+            </w:r>
+          </w:p>
+        </w:tc>
+        <w:tc>
+          <w:tcPr>
+            <w:tcW w:type="dxa" w:w="4817"/>
+          </w:tcPr>
+          <w:p>
+            <w:pPr>
+              <w:spacing w:after="20"/>
+            </w:pPr>
+            <w:r>
+              <w:rPr>
+                <w:rFonts w:ascii="맑은 고딕" w:hAnsi="맑은 고딕" w:eastAsia="맑은 고딕"/>
+                <w:b w:val="0"/>
+                <w:color w:val="1A1A1A"/>
+                <w:sz w:val="19"/>
+              </w:rPr>
+              <w:t>听说他多年前被人弄瞎了眼…… / 只是一场政治联姻 (오래전에 누가 그의 눈을 멀게 했다던데… / 그냥 정략결혼일 뿐)</w:t>
+            </w:r>
+          </w:p>
+        </w:tc>
+      </w:tr>
+      <w:tr>
+        <w:tc>
+          <w:tcPr>
+            <w:tcW w:type="dxa" w:w="1814"/>
+          </w:tcPr>
+          <w:p>
+            <w:pPr>
+              <w:spacing w:after="20"/>
+            </w:pPr>
+            <w:r>
+              <w:rPr>
+                <w:rFonts w:ascii="맑은 고딕" w:hAnsi="맑은 고딕" w:eastAsia="맑은 고딕"/>
+                <w:b w:val="0"/>
+                <w:color w:val="1A1A1A"/>
+                <w:sz w:val="19"/>
+              </w:rPr>
+              <w:t>15화 15-1 시종</w:t>
+            </w:r>
+          </w:p>
+        </w:tc>
+        <w:tc>
+          <w:tcPr>
+            <w:tcW w:type="dxa" w:w="8393"/>
+          </w:tcPr>
+          <w:p>
+            <w:pPr>
+              <w:spacing w:after="20"/>
+            </w:pPr>
+            <w:r>
+              <w:rPr>
+                <w:rFonts w:ascii="맑은 고딕" w:hAnsi="맑은 고딕" w:eastAsia="맑은 고딕"/>
+                <w:b w:val="0"/>
+                <w:color w:val="1A1A1A"/>
+                <w:sz w:val="19"/>
+              </w:rPr>
+              <w:t>身为一个侍卫长，居然对自己的王后如此僭越无礼 (근위대장 주제에 자기 왕의 왕비에게 저렇게 분수없이 무례하게 굴다니)</w:t>
+            </w:r>
+          </w:p>
+        </w:tc>
+        <w:tc>
+          <w:tcPr>
+            <w:tcW w:type="dxa" w:w="4817"/>
+          </w:tcPr>
+          <w:p>
+            <w:pPr>
+              <w:spacing w:after="20"/>
+            </w:pPr>
+            <w:r>
+              <w:rPr>
+                <w:rFonts w:ascii="맑은 고딕" w:hAnsi="맑은 고딕" w:eastAsia="맑은 고딕"/>
+                <w:b w:val="0"/>
+                <w:color w:val="1A1A1A"/>
+                <w:sz w:val="19"/>
+              </w:rPr>
+              <w:t>一个侍卫长，居然敢对王后动手动脚 (근위대장 주제에 왕비한테 손을 대다니)</w:t>
+            </w:r>
+          </w:p>
+        </w:tc>
+      </w:tr>
+      <w:tr>
+        <w:tc>
+          <w:tcPr>
+            <w:tcW w:type="dxa" w:w="1814"/>
+          </w:tcPr>
+          <w:p>
+            <w:pPr>
+              <w:spacing w:after="20"/>
+            </w:pPr>
+            <w:r>
+              <w:rPr>
+                <w:rFonts w:ascii="맑은 고딕" w:hAnsi="맑은 고딕" w:eastAsia="맑은 고딕"/>
+                <w:b w:val="0"/>
+                <w:color w:val="1A1A1A"/>
+                <w:sz w:val="19"/>
+              </w:rPr>
+              <w:t>18화 18-1 가브리엘</w:t>
+            </w:r>
+          </w:p>
+        </w:tc>
+        <w:tc>
+          <w:tcPr>
+            <w:tcW w:type="dxa" w:w="8393"/>
+          </w:tcPr>
+          <w:p>
+            <w:pPr>
+              <w:spacing w:after="20"/>
+            </w:pPr>
+            <w:r>
+              <w:rPr>
+                <w:rFonts w:ascii="맑은 고딕" w:hAnsi="맑은 고딕" w:eastAsia="맑은 고딕"/>
+                <w:b w:val="0"/>
+                <w:color w:val="1A1A1A"/>
+                <w:sz w:val="19"/>
+              </w:rPr>
+              <w:t>我的王后，有独自面对一切的锋芒。成全她、做她的后盾，是我至高的荣耀。 (내 왕비께서는 무엇이든 홀로 맞설 수 있는 분이다. 그 뜻을 이루게 해 드리고 뒤를 받쳐 드리는 것, 그게 내겐 더없는 영광이지.)</w:t>
+            </w:r>
+          </w:p>
+        </w:tc>
+        <w:tc>
+          <w:tcPr>
+            <w:tcW w:type="dxa" w:w="4817"/>
+          </w:tcPr>
+          <w:p>
+            <w:pPr>
+              <w:spacing w:after="20"/>
+            </w:pPr>
+            <w:r>
+              <w:rPr>
+                <w:rFonts w:ascii="맑은 고딕" w:hAnsi="맑은 고딕" w:eastAsia="맑은 고딕"/>
+                <w:b w:val="0"/>
+                <w:color w:val="1A1A1A"/>
+                <w:sz w:val="19"/>
+              </w:rPr>
+              <w:t>我的王后不需要躲在谁身后。我站在她身后就够了。 (내 왕비는 누구 뒤에 숨을 필요가 없다. 나는 그 뒤에 서 있으면 된다.)</w:t>
+            </w:r>
+          </w:p>
+        </w:tc>
+      </w:tr>
+    </w:tbl>
+    <w:p>
+      <w:pPr>
+        <w:spacing w:before="0" w:after="80" w:line="312" w:lineRule="auto"/>
+      </w:pPr>
+    </w:p>
+    <w:p>
+      <w:pPr>
+        <w:spacing w:before="280" w:after="80" w:line="312" w:lineRule="auto"/>
+      </w:pPr>
+      <w:r>
+        <w:rPr>
+          <w:rFonts w:ascii="맑은 고딕" w:hAnsi="맑은 고딕" w:eastAsia="맑은 고딕"/>
+          <w:b/>
+          <w:color w:val="8A5A10"/>
+          <w:sz w:val="25"/>
+        </w:rPr>
+        <w:t>2-4. 오류</w:t>
       </w:r>
     </w:p>
     <w:tbl>
